--- a/reference/RFC7348_VXLAN_Implementation_Status.docx
+++ b/reference/RFC7348_VXLAN_Implementation_Status.docx
@@ -59,12 +59,13 @@
         <w:tblLook w:val="04A0" w:firstRow="1" w:lastRow="0" w:firstColumn="1" w:lastColumn="0" w:noHBand="0" w:noVBand="1"/>
       </w:tblPr>
       <w:tblGrid>
-        <w:gridCol w:w="562"/>
-        <w:gridCol w:w="2750"/>
+        <w:gridCol w:w="482"/>
+        <w:gridCol w:w="616"/>
+        <w:gridCol w:w="3083"/>
         <w:gridCol w:w="1667"/>
-        <w:gridCol w:w="1083"/>
+        <w:gridCol w:w="794"/>
         <w:gridCol w:w="1127"/>
-        <w:gridCol w:w="1827"/>
+        <w:gridCol w:w="1247"/>
       </w:tblGrid>
       <w:tr>
         <w:trPr>
@@ -72,7 +73,7 @@
         </w:trPr>
         <w:tc>
           <w:tcPr>
-            <w:tcW w:w="562" w:type="dxa"/>
+            <w:tcW w:w="483" w:type="dxa"/>
             <w:shd w:val="clear" w:color="auto" w:fill="DAE9F7" w:themeFill="text2" w:themeFillTint="1A"/>
           </w:tcPr>
           <w:p>
@@ -94,13 +95,13 @@
                 <w:sz w:val="16"/>
                 <w:szCs w:val="16"/>
               </w:rPr>
-              <w:t>#</w:t>
-            </w:r>
-          </w:p>
-        </w:tc>
-        <w:tc>
-          <w:tcPr>
-            <w:tcW w:w="2750" w:type="dxa"/>
+              <w:t>Sl. No.</w:t>
+            </w:r>
+          </w:p>
+        </w:tc>
+        <w:tc>
+          <w:tcPr>
+            <w:tcW w:w="646" w:type="dxa"/>
             <w:shd w:val="clear" w:color="auto" w:fill="DAE9F7" w:themeFill="text2" w:themeFillTint="1A"/>
           </w:tcPr>
           <w:p>
@@ -122,13 +123,13 @@
                 <w:sz w:val="16"/>
                 <w:szCs w:val="16"/>
               </w:rPr>
-              <w:t>Requirement</w:t>
-            </w:r>
-          </w:p>
-        </w:tc>
-        <w:tc>
-          <w:tcPr>
-            <w:tcW w:w="1667" w:type="dxa"/>
+              <w:t>#</w:t>
+            </w:r>
+          </w:p>
+        </w:tc>
+        <w:tc>
+          <w:tcPr>
+            <w:tcW w:w="3364" w:type="dxa"/>
             <w:shd w:val="clear" w:color="auto" w:fill="DAE9F7" w:themeFill="text2" w:themeFillTint="1A"/>
           </w:tcPr>
           <w:p>
@@ -150,13 +151,13 @@
                 <w:sz w:val="16"/>
                 <w:szCs w:val="16"/>
               </w:rPr>
-              <w:t>Type</w:t>
-            </w:r>
-          </w:p>
-        </w:tc>
-        <w:tc>
-          <w:tcPr>
-            <w:tcW w:w="1083" w:type="dxa"/>
+              <w:t>Requirement</w:t>
+            </w:r>
+          </w:p>
+        </w:tc>
+        <w:tc>
+          <w:tcPr>
+            <w:tcW w:w="1570" w:type="dxa"/>
             <w:shd w:val="clear" w:color="auto" w:fill="DAE9F7" w:themeFill="text2" w:themeFillTint="1A"/>
           </w:tcPr>
           <w:p>
@@ -178,9 +179,15 @@
                 <w:sz w:val="16"/>
                 <w:szCs w:val="16"/>
               </w:rPr>
-              <w:t xml:space="preserve">RFC </w:t>
-            </w:r>
-          </w:p>
+              <w:t>Type</w:t>
+            </w:r>
+          </w:p>
+        </w:tc>
+        <w:tc>
+          <w:tcPr>
+            <w:tcW w:w="794" w:type="dxa"/>
+            <w:shd w:val="clear" w:color="auto" w:fill="DAE9F7" w:themeFill="text2" w:themeFillTint="1A"/>
+          </w:tcPr>
           <w:p>
             <w:pPr>
               <w:jc w:val="center"/>
@@ -200,15 +207,9 @@
                 <w:sz w:val="16"/>
                 <w:szCs w:val="16"/>
               </w:rPr>
-              <w:t>Section</w:t>
-            </w:r>
-          </w:p>
-        </w:tc>
-        <w:tc>
-          <w:tcPr>
-            <w:tcW w:w="1127" w:type="dxa"/>
-            <w:shd w:val="clear" w:color="auto" w:fill="DAE9F7" w:themeFill="text2" w:themeFillTint="1A"/>
-          </w:tcPr>
+              <w:t xml:space="preserve">RFC </w:t>
+            </w:r>
+          </w:p>
           <w:p>
             <w:pPr>
               <w:jc w:val="center"/>
@@ -228,13 +229,41 @@
                 <w:sz w:val="16"/>
                 <w:szCs w:val="16"/>
               </w:rPr>
+              <w:t>Section</w:t>
+            </w:r>
+          </w:p>
+        </w:tc>
+        <w:tc>
+          <w:tcPr>
+            <w:tcW w:w="1026" w:type="dxa"/>
+            <w:shd w:val="clear" w:color="auto" w:fill="DAE9F7" w:themeFill="text2" w:themeFillTint="1A"/>
+          </w:tcPr>
+          <w:p>
+            <w:pPr>
+              <w:jc w:val="center"/>
+              <w:rPr>
+                <w:rFonts w:ascii="Arial" w:hAnsi="Arial" w:cs="Arial"/>
+                <w:b/>
+                <w:bCs/>
+                <w:sz w:val="16"/>
+                <w:szCs w:val="16"/>
+              </w:rPr>
+            </w:pPr>
+            <w:r>
+              <w:rPr>
+                <w:rFonts w:ascii="Arial" w:hAnsi="Arial" w:cs="Arial"/>
+                <w:b/>
+                <w:bCs/>
+                <w:sz w:val="16"/>
+                <w:szCs w:val="16"/>
+              </w:rPr>
               <w:t>Status</w:t>
             </w:r>
           </w:p>
         </w:tc>
         <w:tc>
           <w:tcPr>
-            <w:tcW w:w="1827" w:type="dxa"/>
+            <w:tcW w:w="1133" w:type="dxa"/>
             <w:shd w:val="clear" w:color="auto" w:fill="DAE9F7" w:themeFill="text2" w:themeFillTint="1A"/>
           </w:tcPr>
           <w:p>
@@ -268,7 +297,7 @@
         <w:tc>
           <w:tcPr>
             <w:tcW w:w="9016" w:type="dxa"/>
-            <w:gridSpan w:val="6"/>
+            <w:gridSpan w:val="7"/>
             <w:shd w:val="clear" w:color="auto" w:fill="FFFF00"/>
           </w:tcPr>
           <w:p>
@@ -278,8 +307,8 @@
                 <w:rFonts w:ascii="Arial" w:hAnsi="Arial" w:cs="Arial"/>
                 <w:b/>
                 <w:bCs/>
-                <w:sz w:val="16"/>
-                <w:szCs w:val="16"/>
+                <w:sz w:val="18"/>
+                <w:szCs w:val="18"/>
               </w:rPr>
             </w:pPr>
             <w:r>
@@ -287,8 +316,8 @@
                 <w:rFonts w:ascii="Arial" w:hAnsi="Arial" w:cs="Arial"/>
                 <w:b/>
                 <w:bCs/>
-                <w:sz w:val="16"/>
-                <w:szCs w:val="16"/>
+                <w:sz w:val="18"/>
+                <w:szCs w:val="18"/>
               </w:rPr>
               <w:t>VXLAN HEADER</w:t>
             </w:r>
@@ -301,7 +330,7 @@
         </w:trPr>
         <w:tc>
           <w:tcPr>
-            <w:tcW w:w="562" w:type="dxa"/>
+            <w:tcW w:w="483" w:type="dxa"/>
             <w:shd w:val="clear" w:color="auto" w:fill="auto"/>
             <w:vAlign w:val="center"/>
           </w:tcPr>
@@ -312,15 +341,38 @@
                 <w:rFonts w:ascii="Arial" w:hAnsi="Arial" w:cs="Arial"/>
                 <w:b/>
                 <w:bCs/>
-                <w:sz w:val="16"/>
-                <w:szCs w:val="16"/>
-              </w:rPr>
-            </w:pPr>
-            <w:r>
-              <w:rPr>
-                <w:rFonts w:ascii="Arial" w:hAnsi="Arial" w:cs="Arial"/>
-                <w:sz w:val="16"/>
-                <w:szCs w:val="16"/>
+                <w:sz w:val="18"/>
+                <w:szCs w:val="18"/>
+              </w:rPr>
+            </w:pPr>
+            <w:r>
+              <w:rPr>
+                <w:rFonts w:ascii="Arial" w:hAnsi="Arial" w:cs="Arial"/>
+                <w:sz w:val="18"/>
+                <w:szCs w:val="18"/>
+              </w:rPr>
+              <w:t>1</w:t>
+            </w:r>
+          </w:p>
+        </w:tc>
+        <w:tc>
+          <w:tcPr>
+            <w:tcW w:w="646" w:type="dxa"/>
+          </w:tcPr>
+          <w:p>
+            <w:pPr>
+              <w:jc w:val="center"/>
+              <w:rPr>
+                <w:rFonts w:ascii="Arial" w:hAnsi="Arial" w:cs="Arial"/>
+                <w:sz w:val="18"/>
+                <w:szCs w:val="18"/>
+              </w:rPr>
+            </w:pPr>
+            <w:r>
+              <w:rPr>
+                <w:rFonts w:ascii="Arial" w:hAnsi="Arial" w:cs="Arial"/>
+                <w:sz w:val="18"/>
+                <w:szCs w:val="18"/>
               </w:rPr>
               <w:t>1.1</w:t>
             </w:r>
@@ -328,26 +380,25 @@
         </w:tc>
         <w:tc>
           <w:tcPr>
-            <w:tcW w:w="2750" w:type="dxa"/>
-            <w:shd w:val="clear" w:color="auto" w:fill="auto"/>
-            <w:vAlign w:val="center"/>
-          </w:tcPr>
-          <w:p>
-            <w:pPr>
-              <w:jc w:val="center"/>
+            <w:tcW w:w="3364" w:type="dxa"/>
+            <w:shd w:val="clear" w:color="auto" w:fill="auto"/>
+            <w:vAlign w:val="center"/>
+          </w:tcPr>
+          <w:p>
+            <w:pPr>
               <w:rPr>
                 <w:rFonts w:ascii="Arial" w:hAnsi="Arial" w:cs="Arial"/>
                 <w:b/>
                 <w:bCs/>
-                <w:sz w:val="16"/>
-                <w:szCs w:val="16"/>
-              </w:rPr>
-            </w:pPr>
-            <w:r>
-              <w:rPr>
-                <w:rFonts w:ascii="Arial" w:hAnsi="Arial" w:cs="Arial"/>
-                <w:sz w:val="16"/>
-                <w:szCs w:val="16"/>
+                <w:sz w:val="18"/>
+                <w:szCs w:val="18"/>
+              </w:rPr>
+            </w:pPr>
+            <w:r>
+              <w:rPr>
+                <w:rFonts w:ascii="Arial" w:hAnsi="Arial" w:cs="Arial"/>
+                <w:sz w:val="18"/>
+                <w:szCs w:val="18"/>
               </w:rPr>
               <w:t>I-flag MUST be set to 1 for valid VNI</w:t>
             </w:r>
@@ -355,7 +406,7 @@
         </w:tc>
         <w:tc>
           <w:tcPr>
-            <w:tcW w:w="1667" w:type="dxa"/>
+            <w:tcW w:w="1570" w:type="dxa"/>
             <w:shd w:val="clear" w:color="auto" w:fill="auto"/>
             <w:vAlign w:val="center"/>
           </w:tcPr>
@@ -366,15 +417,15 @@
                 <w:rFonts w:ascii="Arial" w:hAnsi="Arial" w:cs="Arial"/>
                 <w:b/>
                 <w:bCs/>
-                <w:sz w:val="16"/>
-                <w:szCs w:val="16"/>
-              </w:rPr>
-            </w:pPr>
-            <w:r>
-              <w:rPr>
-                <w:rFonts w:ascii="Arial" w:hAnsi="Arial" w:cs="Arial"/>
-                <w:sz w:val="16"/>
-                <w:szCs w:val="16"/>
+                <w:sz w:val="18"/>
+                <w:szCs w:val="18"/>
+              </w:rPr>
+            </w:pPr>
+            <w:r>
+              <w:rPr>
+                <w:rFonts w:ascii="Arial" w:hAnsi="Arial" w:cs="Arial"/>
+                <w:sz w:val="18"/>
+                <w:szCs w:val="18"/>
               </w:rPr>
               <w:t>MUST</w:t>
             </w:r>
@@ -382,7 +433,7 @@
         </w:tc>
         <w:tc>
           <w:tcPr>
-            <w:tcW w:w="1083" w:type="dxa"/>
+            <w:tcW w:w="794" w:type="dxa"/>
             <w:shd w:val="clear" w:color="auto" w:fill="auto"/>
             <w:vAlign w:val="center"/>
           </w:tcPr>
@@ -393,15 +444,15 @@
                 <w:rFonts w:ascii="Arial" w:hAnsi="Arial" w:cs="Arial"/>
                 <w:b/>
                 <w:bCs/>
-                <w:sz w:val="16"/>
-                <w:szCs w:val="16"/>
-              </w:rPr>
-            </w:pPr>
-            <w:r>
-              <w:rPr>
-                <w:rFonts w:ascii="Arial" w:hAnsi="Arial" w:cs="Arial"/>
-                <w:sz w:val="16"/>
-                <w:szCs w:val="16"/>
+                <w:sz w:val="18"/>
+                <w:szCs w:val="18"/>
+              </w:rPr>
+            </w:pPr>
+            <w:r>
+              <w:rPr>
+                <w:rFonts w:ascii="Arial" w:hAnsi="Arial" w:cs="Arial"/>
+                <w:sz w:val="18"/>
+                <w:szCs w:val="18"/>
               </w:rPr>
               <w:t>5</w:t>
             </w:r>
@@ -409,7 +460,7 @@
         </w:tc>
         <w:tc>
           <w:tcPr>
-            <w:tcW w:w="1127" w:type="dxa"/>
+            <w:tcW w:w="1026" w:type="dxa"/>
             <w:shd w:val="clear" w:color="auto" w:fill="auto"/>
             <w:vAlign w:val="center"/>
           </w:tcPr>
@@ -420,15 +471,15 @@
                 <w:rFonts w:ascii="Arial" w:hAnsi="Arial" w:cs="Arial"/>
                 <w:b/>
                 <w:bCs/>
-                <w:sz w:val="16"/>
-                <w:szCs w:val="16"/>
-              </w:rPr>
-            </w:pPr>
-            <w:r>
-              <w:rPr>
-                <w:rFonts w:ascii="Arial" w:hAnsi="Arial" w:cs="Arial"/>
-                <w:sz w:val="16"/>
-                <w:szCs w:val="16"/>
+                <w:sz w:val="18"/>
+                <w:szCs w:val="18"/>
+              </w:rPr>
+            </w:pPr>
+            <w:r>
+              <w:rPr>
+                <w:rFonts w:ascii="Arial" w:hAnsi="Arial" w:cs="Arial"/>
+                <w:sz w:val="18"/>
+                <w:szCs w:val="18"/>
               </w:rPr>
               <w:t>YES</w:t>
             </w:r>
@@ -436,7 +487,7 @@
         </w:tc>
         <w:tc>
           <w:tcPr>
-            <w:tcW w:w="1827" w:type="dxa"/>
+            <w:tcW w:w="1133" w:type="dxa"/>
             <w:shd w:val="clear" w:color="auto" w:fill="auto"/>
             <w:vAlign w:val="center"/>
           </w:tcPr>
@@ -447,18 +498,10 @@
                 <w:rFonts w:ascii="Arial" w:hAnsi="Arial" w:cs="Arial"/>
                 <w:b/>
                 <w:bCs/>
-                <w:sz w:val="16"/>
-                <w:szCs w:val="16"/>
-              </w:rPr>
-            </w:pPr>
-            <w:r>
-              <w:rPr>
-                <w:rFonts w:ascii="Arial" w:hAnsi="Arial" w:cs="Arial"/>
-                <w:sz w:val="16"/>
-                <w:szCs w:val="16"/>
-              </w:rPr>
-              <w:t>1.1</w:t>
-            </w:r>
+                <w:sz w:val="18"/>
+                <w:szCs w:val="18"/>
+              </w:rPr>
+            </w:pPr>
           </w:p>
         </w:tc>
       </w:tr>
@@ -468,7 +511,7 @@
         </w:trPr>
         <w:tc>
           <w:tcPr>
-            <w:tcW w:w="562" w:type="dxa"/>
+            <w:tcW w:w="483" w:type="dxa"/>
             <w:shd w:val="clear" w:color="auto" w:fill="auto"/>
             <w:vAlign w:val="center"/>
           </w:tcPr>
@@ -479,15 +522,38 @@
                 <w:rFonts w:ascii="Arial" w:hAnsi="Arial" w:cs="Arial"/>
                 <w:b/>
                 <w:bCs/>
-                <w:sz w:val="16"/>
-                <w:szCs w:val="16"/>
-              </w:rPr>
-            </w:pPr>
-            <w:r>
-              <w:rPr>
-                <w:rFonts w:ascii="Arial" w:hAnsi="Arial" w:cs="Arial"/>
-                <w:sz w:val="16"/>
-                <w:szCs w:val="16"/>
+                <w:sz w:val="18"/>
+                <w:szCs w:val="18"/>
+              </w:rPr>
+            </w:pPr>
+            <w:r>
+              <w:rPr>
+                <w:rFonts w:ascii="Arial" w:hAnsi="Arial" w:cs="Arial"/>
+                <w:sz w:val="18"/>
+                <w:szCs w:val="18"/>
+              </w:rPr>
+              <w:t>2</w:t>
+            </w:r>
+          </w:p>
+        </w:tc>
+        <w:tc>
+          <w:tcPr>
+            <w:tcW w:w="646" w:type="dxa"/>
+          </w:tcPr>
+          <w:p>
+            <w:pPr>
+              <w:jc w:val="center"/>
+              <w:rPr>
+                <w:rFonts w:ascii="Arial" w:hAnsi="Arial" w:cs="Arial"/>
+                <w:sz w:val="18"/>
+                <w:szCs w:val="18"/>
+              </w:rPr>
+            </w:pPr>
+            <w:r>
+              <w:rPr>
+                <w:rFonts w:ascii="Arial" w:hAnsi="Arial" w:cs="Arial"/>
+                <w:sz w:val="18"/>
+                <w:szCs w:val="18"/>
               </w:rPr>
               <w:t>1.2</w:t>
             </w:r>
@@ -495,26 +561,25 @@
         </w:tc>
         <w:tc>
           <w:tcPr>
-            <w:tcW w:w="2750" w:type="dxa"/>
-            <w:shd w:val="clear" w:color="auto" w:fill="auto"/>
-            <w:vAlign w:val="center"/>
-          </w:tcPr>
-          <w:p>
-            <w:pPr>
-              <w:jc w:val="center"/>
+            <w:tcW w:w="3364" w:type="dxa"/>
+            <w:shd w:val="clear" w:color="auto" w:fill="auto"/>
+            <w:vAlign w:val="center"/>
+          </w:tcPr>
+          <w:p>
+            <w:pPr>
               <w:rPr>
                 <w:rFonts w:ascii="Arial" w:hAnsi="Arial" w:cs="Arial"/>
                 <w:b/>
                 <w:bCs/>
-                <w:sz w:val="16"/>
-                <w:szCs w:val="16"/>
-              </w:rPr>
-            </w:pPr>
-            <w:r>
-              <w:rPr>
-                <w:rFonts w:ascii="Arial" w:hAnsi="Arial" w:cs="Arial"/>
-                <w:sz w:val="16"/>
-                <w:szCs w:val="16"/>
+                <w:sz w:val="18"/>
+                <w:szCs w:val="18"/>
+              </w:rPr>
+            </w:pPr>
+            <w:r>
+              <w:rPr>
+                <w:rFonts w:ascii="Arial" w:hAnsi="Arial" w:cs="Arial"/>
+                <w:sz w:val="18"/>
+                <w:szCs w:val="18"/>
               </w:rPr>
               <w:t>Reserved bits (R) MUST be set to 0 on TX</w:t>
             </w:r>
@@ -522,7 +587,7 @@
         </w:tc>
         <w:tc>
           <w:tcPr>
-            <w:tcW w:w="1667" w:type="dxa"/>
+            <w:tcW w:w="1570" w:type="dxa"/>
             <w:shd w:val="clear" w:color="auto" w:fill="auto"/>
             <w:vAlign w:val="center"/>
           </w:tcPr>
@@ -533,15 +598,15 @@
                 <w:rFonts w:ascii="Arial" w:hAnsi="Arial" w:cs="Arial"/>
                 <w:b/>
                 <w:bCs/>
-                <w:sz w:val="16"/>
-                <w:szCs w:val="16"/>
-              </w:rPr>
-            </w:pPr>
-            <w:r>
-              <w:rPr>
-                <w:rFonts w:ascii="Arial" w:hAnsi="Arial" w:cs="Arial"/>
-                <w:sz w:val="16"/>
-                <w:szCs w:val="16"/>
+                <w:sz w:val="18"/>
+                <w:szCs w:val="18"/>
+              </w:rPr>
+            </w:pPr>
+            <w:r>
+              <w:rPr>
+                <w:rFonts w:ascii="Arial" w:hAnsi="Arial" w:cs="Arial"/>
+                <w:sz w:val="18"/>
+                <w:szCs w:val="18"/>
               </w:rPr>
               <w:t>MUST</w:t>
             </w:r>
@@ -549,7 +614,7 @@
         </w:tc>
         <w:tc>
           <w:tcPr>
-            <w:tcW w:w="1083" w:type="dxa"/>
+            <w:tcW w:w="794" w:type="dxa"/>
             <w:shd w:val="clear" w:color="auto" w:fill="auto"/>
             <w:vAlign w:val="center"/>
           </w:tcPr>
@@ -560,15 +625,15 @@
                 <w:rFonts w:ascii="Arial" w:hAnsi="Arial" w:cs="Arial"/>
                 <w:b/>
                 <w:bCs/>
-                <w:sz w:val="16"/>
-                <w:szCs w:val="16"/>
-              </w:rPr>
-            </w:pPr>
-            <w:r>
-              <w:rPr>
-                <w:rFonts w:ascii="Arial" w:hAnsi="Arial" w:cs="Arial"/>
-                <w:sz w:val="16"/>
-                <w:szCs w:val="16"/>
+                <w:sz w:val="18"/>
+                <w:szCs w:val="18"/>
+              </w:rPr>
+            </w:pPr>
+            <w:r>
+              <w:rPr>
+                <w:rFonts w:ascii="Arial" w:hAnsi="Arial" w:cs="Arial"/>
+                <w:sz w:val="18"/>
+                <w:szCs w:val="18"/>
               </w:rPr>
               <w:t>5</w:t>
             </w:r>
@@ -576,7 +641,7 @@
         </w:tc>
         <w:tc>
           <w:tcPr>
-            <w:tcW w:w="1127" w:type="dxa"/>
+            <w:tcW w:w="1026" w:type="dxa"/>
             <w:shd w:val="clear" w:color="auto" w:fill="auto"/>
             <w:vAlign w:val="center"/>
           </w:tcPr>
@@ -587,15 +652,15 @@
                 <w:rFonts w:ascii="Arial" w:hAnsi="Arial" w:cs="Arial"/>
                 <w:b/>
                 <w:bCs/>
-                <w:sz w:val="16"/>
-                <w:szCs w:val="16"/>
-              </w:rPr>
-            </w:pPr>
-            <w:r>
-              <w:rPr>
-                <w:rFonts w:ascii="Arial" w:hAnsi="Arial" w:cs="Arial"/>
-                <w:sz w:val="16"/>
-                <w:szCs w:val="16"/>
+                <w:sz w:val="18"/>
+                <w:szCs w:val="18"/>
+              </w:rPr>
+            </w:pPr>
+            <w:r>
+              <w:rPr>
+                <w:rFonts w:ascii="Arial" w:hAnsi="Arial" w:cs="Arial"/>
+                <w:sz w:val="18"/>
+                <w:szCs w:val="18"/>
               </w:rPr>
               <w:t>YES</w:t>
             </w:r>
@@ -603,7 +668,7 @@
         </w:tc>
         <w:tc>
           <w:tcPr>
-            <w:tcW w:w="1827" w:type="dxa"/>
+            <w:tcW w:w="1133" w:type="dxa"/>
             <w:shd w:val="clear" w:color="auto" w:fill="auto"/>
             <w:vAlign w:val="center"/>
           </w:tcPr>
@@ -614,18 +679,10 @@
                 <w:rFonts w:ascii="Arial" w:hAnsi="Arial" w:cs="Arial"/>
                 <w:b/>
                 <w:bCs/>
-                <w:sz w:val="16"/>
-                <w:szCs w:val="16"/>
-              </w:rPr>
-            </w:pPr>
-            <w:r>
-              <w:rPr>
-                <w:rFonts w:ascii="Arial" w:hAnsi="Arial" w:cs="Arial"/>
-                <w:sz w:val="16"/>
-                <w:szCs w:val="16"/>
-              </w:rPr>
-              <w:t>1.2</w:t>
-            </w:r>
+                <w:sz w:val="18"/>
+                <w:szCs w:val="18"/>
+              </w:rPr>
+            </w:pPr>
           </w:p>
         </w:tc>
       </w:tr>
@@ -635,7 +692,7 @@
         </w:trPr>
         <w:tc>
           <w:tcPr>
-            <w:tcW w:w="562" w:type="dxa"/>
+            <w:tcW w:w="483" w:type="dxa"/>
             <w:shd w:val="clear" w:color="auto" w:fill="auto"/>
             <w:vAlign w:val="center"/>
           </w:tcPr>
@@ -646,15 +703,38 @@
                 <w:rFonts w:ascii="Arial" w:hAnsi="Arial" w:cs="Arial"/>
                 <w:b/>
                 <w:bCs/>
-                <w:sz w:val="16"/>
-                <w:szCs w:val="16"/>
-              </w:rPr>
-            </w:pPr>
-            <w:r>
-              <w:rPr>
-                <w:rFonts w:ascii="Arial" w:hAnsi="Arial" w:cs="Arial"/>
-                <w:sz w:val="16"/>
-                <w:szCs w:val="16"/>
+                <w:sz w:val="18"/>
+                <w:szCs w:val="18"/>
+              </w:rPr>
+            </w:pPr>
+            <w:r>
+              <w:rPr>
+                <w:rFonts w:ascii="Arial" w:hAnsi="Arial" w:cs="Arial"/>
+                <w:sz w:val="18"/>
+                <w:szCs w:val="18"/>
+              </w:rPr>
+              <w:t>3</w:t>
+            </w:r>
+          </w:p>
+        </w:tc>
+        <w:tc>
+          <w:tcPr>
+            <w:tcW w:w="646" w:type="dxa"/>
+          </w:tcPr>
+          <w:p>
+            <w:pPr>
+              <w:jc w:val="center"/>
+              <w:rPr>
+                <w:rFonts w:ascii="Arial" w:hAnsi="Arial" w:cs="Arial"/>
+                <w:sz w:val="18"/>
+                <w:szCs w:val="18"/>
+              </w:rPr>
+            </w:pPr>
+            <w:r>
+              <w:rPr>
+                <w:rFonts w:ascii="Arial" w:hAnsi="Arial" w:cs="Arial"/>
+                <w:sz w:val="18"/>
+                <w:szCs w:val="18"/>
               </w:rPr>
               <w:t>1.3</w:t>
             </w:r>
@@ -662,26 +742,25 @@
         </w:tc>
         <w:tc>
           <w:tcPr>
-            <w:tcW w:w="2750" w:type="dxa"/>
-            <w:shd w:val="clear" w:color="auto" w:fill="auto"/>
-            <w:vAlign w:val="center"/>
-          </w:tcPr>
-          <w:p>
-            <w:pPr>
-              <w:jc w:val="center"/>
+            <w:tcW w:w="3364" w:type="dxa"/>
+            <w:shd w:val="clear" w:color="auto" w:fill="auto"/>
+            <w:vAlign w:val="center"/>
+          </w:tcPr>
+          <w:p>
+            <w:pPr>
               <w:rPr>
                 <w:rFonts w:ascii="Arial" w:hAnsi="Arial" w:cs="Arial"/>
                 <w:b/>
                 <w:bCs/>
-                <w:sz w:val="16"/>
-                <w:szCs w:val="16"/>
-              </w:rPr>
-            </w:pPr>
-            <w:r>
-              <w:rPr>
-                <w:rFonts w:ascii="Arial" w:hAnsi="Arial" w:cs="Arial"/>
-                <w:sz w:val="16"/>
-                <w:szCs w:val="16"/>
+                <w:sz w:val="18"/>
+                <w:szCs w:val="18"/>
+              </w:rPr>
+            </w:pPr>
+            <w:r>
+              <w:rPr>
+                <w:rFonts w:ascii="Arial" w:hAnsi="Arial" w:cs="Arial"/>
+                <w:sz w:val="18"/>
+                <w:szCs w:val="18"/>
               </w:rPr>
               <w:t>Reserved bits MUST be ignored on RX</w:t>
             </w:r>
@@ -689,7 +768,7 @@
         </w:tc>
         <w:tc>
           <w:tcPr>
-            <w:tcW w:w="1667" w:type="dxa"/>
+            <w:tcW w:w="1570" w:type="dxa"/>
             <w:shd w:val="clear" w:color="auto" w:fill="auto"/>
             <w:vAlign w:val="center"/>
           </w:tcPr>
@@ -700,15 +779,15 @@
                 <w:rFonts w:ascii="Arial" w:hAnsi="Arial" w:cs="Arial"/>
                 <w:b/>
                 <w:bCs/>
-                <w:sz w:val="16"/>
-                <w:szCs w:val="16"/>
-              </w:rPr>
-            </w:pPr>
-            <w:r>
-              <w:rPr>
-                <w:rFonts w:ascii="Arial" w:hAnsi="Arial" w:cs="Arial"/>
-                <w:sz w:val="16"/>
-                <w:szCs w:val="16"/>
+                <w:sz w:val="18"/>
+                <w:szCs w:val="18"/>
+              </w:rPr>
+            </w:pPr>
+            <w:r>
+              <w:rPr>
+                <w:rFonts w:ascii="Arial" w:hAnsi="Arial" w:cs="Arial"/>
+                <w:sz w:val="18"/>
+                <w:szCs w:val="18"/>
               </w:rPr>
               <w:t>MUST</w:t>
             </w:r>
@@ -716,7 +795,7 @@
         </w:tc>
         <w:tc>
           <w:tcPr>
-            <w:tcW w:w="1083" w:type="dxa"/>
+            <w:tcW w:w="794" w:type="dxa"/>
             <w:shd w:val="clear" w:color="auto" w:fill="auto"/>
             <w:vAlign w:val="center"/>
           </w:tcPr>
@@ -727,15 +806,15 @@
                 <w:rFonts w:ascii="Arial" w:hAnsi="Arial" w:cs="Arial"/>
                 <w:b/>
                 <w:bCs/>
-                <w:sz w:val="16"/>
-                <w:szCs w:val="16"/>
-              </w:rPr>
-            </w:pPr>
-            <w:r>
-              <w:rPr>
-                <w:rFonts w:ascii="Arial" w:hAnsi="Arial" w:cs="Arial"/>
-                <w:sz w:val="16"/>
-                <w:szCs w:val="16"/>
+                <w:sz w:val="18"/>
+                <w:szCs w:val="18"/>
+              </w:rPr>
+            </w:pPr>
+            <w:r>
+              <w:rPr>
+                <w:rFonts w:ascii="Arial" w:hAnsi="Arial" w:cs="Arial"/>
+                <w:sz w:val="18"/>
+                <w:szCs w:val="18"/>
               </w:rPr>
               <w:t>5</w:t>
             </w:r>
@@ -743,7 +822,7 @@
         </w:tc>
         <w:tc>
           <w:tcPr>
-            <w:tcW w:w="1127" w:type="dxa"/>
+            <w:tcW w:w="1026" w:type="dxa"/>
             <w:shd w:val="clear" w:color="auto" w:fill="auto"/>
             <w:vAlign w:val="center"/>
           </w:tcPr>
@@ -754,15 +833,15 @@
                 <w:rFonts w:ascii="Arial" w:hAnsi="Arial" w:cs="Arial"/>
                 <w:b/>
                 <w:bCs/>
-                <w:sz w:val="16"/>
-                <w:szCs w:val="16"/>
-              </w:rPr>
-            </w:pPr>
-            <w:r>
-              <w:rPr>
-                <w:rFonts w:ascii="Arial" w:hAnsi="Arial" w:cs="Arial"/>
-                <w:sz w:val="16"/>
-                <w:szCs w:val="16"/>
+                <w:sz w:val="18"/>
+                <w:szCs w:val="18"/>
+              </w:rPr>
+            </w:pPr>
+            <w:r>
+              <w:rPr>
+                <w:rFonts w:ascii="Arial" w:hAnsi="Arial" w:cs="Arial"/>
+                <w:sz w:val="18"/>
+                <w:szCs w:val="18"/>
               </w:rPr>
               <w:t>YES</w:t>
             </w:r>
@@ -770,7 +849,7 @@
         </w:tc>
         <w:tc>
           <w:tcPr>
-            <w:tcW w:w="1827" w:type="dxa"/>
+            <w:tcW w:w="1133" w:type="dxa"/>
             <w:shd w:val="clear" w:color="auto" w:fill="auto"/>
             <w:vAlign w:val="center"/>
           </w:tcPr>
@@ -781,18 +860,10 @@
                 <w:rFonts w:ascii="Arial" w:hAnsi="Arial" w:cs="Arial"/>
                 <w:b/>
                 <w:bCs/>
-                <w:sz w:val="16"/>
-                <w:szCs w:val="16"/>
-              </w:rPr>
-            </w:pPr>
-            <w:r>
-              <w:rPr>
-                <w:rFonts w:ascii="Arial" w:hAnsi="Arial" w:cs="Arial"/>
-                <w:sz w:val="16"/>
-                <w:szCs w:val="16"/>
-              </w:rPr>
-              <w:t>1.3</w:t>
-            </w:r>
+                <w:sz w:val="18"/>
+                <w:szCs w:val="18"/>
+              </w:rPr>
+            </w:pPr>
           </w:p>
         </w:tc>
       </w:tr>
@@ -802,7 +873,7 @@
         </w:trPr>
         <w:tc>
           <w:tcPr>
-            <w:tcW w:w="562" w:type="dxa"/>
+            <w:tcW w:w="483" w:type="dxa"/>
             <w:shd w:val="clear" w:color="auto" w:fill="auto"/>
             <w:vAlign w:val="center"/>
           </w:tcPr>
@@ -813,15 +884,38 @@
                 <w:rFonts w:ascii="Arial" w:hAnsi="Arial" w:cs="Arial"/>
                 <w:b/>
                 <w:bCs/>
-                <w:sz w:val="16"/>
-                <w:szCs w:val="16"/>
-              </w:rPr>
-            </w:pPr>
-            <w:r>
-              <w:rPr>
-                <w:rFonts w:ascii="Arial" w:hAnsi="Arial" w:cs="Arial"/>
-                <w:sz w:val="16"/>
-                <w:szCs w:val="16"/>
+                <w:sz w:val="18"/>
+                <w:szCs w:val="18"/>
+              </w:rPr>
+            </w:pPr>
+            <w:r>
+              <w:rPr>
+                <w:rFonts w:ascii="Arial" w:hAnsi="Arial" w:cs="Arial"/>
+                <w:sz w:val="18"/>
+                <w:szCs w:val="18"/>
+              </w:rPr>
+              <w:t>4</w:t>
+            </w:r>
+          </w:p>
+        </w:tc>
+        <w:tc>
+          <w:tcPr>
+            <w:tcW w:w="646" w:type="dxa"/>
+          </w:tcPr>
+          <w:p>
+            <w:pPr>
+              <w:jc w:val="center"/>
+              <w:rPr>
+                <w:rFonts w:ascii="Arial" w:hAnsi="Arial" w:cs="Arial"/>
+                <w:sz w:val="18"/>
+                <w:szCs w:val="18"/>
+              </w:rPr>
+            </w:pPr>
+            <w:r>
+              <w:rPr>
+                <w:rFonts w:ascii="Arial" w:hAnsi="Arial" w:cs="Arial"/>
+                <w:sz w:val="18"/>
+                <w:szCs w:val="18"/>
               </w:rPr>
               <w:t>1.4</w:t>
             </w:r>
@@ -829,26 +923,25 @@
         </w:tc>
         <w:tc>
           <w:tcPr>
-            <w:tcW w:w="2750" w:type="dxa"/>
-            <w:shd w:val="clear" w:color="auto" w:fill="auto"/>
-            <w:vAlign w:val="center"/>
-          </w:tcPr>
-          <w:p>
-            <w:pPr>
-              <w:jc w:val="center"/>
+            <w:tcW w:w="3364" w:type="dxa"/>
+            <w:shd w:val="clear" w:color="auto" w:fill="auto"/>
+            <w:vAlign w:val="center"/>
+          </w:tcPr>
+          <w:p>
+            <w:pPr>
               <w:rPr>
                 <w:rFonts w:ascii="Arial" w:hAnsi="Arial" w:cs="Arial"/>
                 <w:b/>
                 <w:bCs/>
-                <w:sz w:val="16"/>
-                <w:szCs w:val="16"/>
-              </w:rPr>
-            </w:pPr>
-            <w:r>
-              <w:rPr>
-                <w:rFonts w:ascii="Arial" w:hAnsi="Arial" w:cs="Arial"/>
-                <w:sz w:val="16"/>
-                <w:szCs w:val="16"/>
+                <w:sz w:val="18"/>
+                <w:szCs w:val="18"/>
+              </w:rPr>
+            </w:pPr>
+            <w:r>
+              <w:rPr>
+                <w:rFonts w:ascii="Arial" w:hAnsi="Arial" w:cs="Arial"/>
+                <w:sz w:val="18"/>
+                <w:szCs w:val="18"/>
               </w:rPr>
               <w:t>Reserved fields (24+8 bits) MUST be 0 on TX</w:t>
             </w:r>
@@ -856,7 +949,7 @@
         </w:tc>
         <w:tc>
           <w:tcPr>
-            <w:tcW w:w="1667" w:type="dxa"/>
+            <w:tcW w:w="1570" w:type="dxa"/>
             <w:shd w:val="clear" w:color="auto" w:fill="auto"/>
             <w:vAlign w:val="center"/>
           </w:tcPr>
@@ -867,15 +960,15 @@
                 <w:rFonts w:ascii="Arial" w:hAnsi="Arial" w:cs="Arial"/>
                 <w:b/>
                 <w:bCs/>
-                <w:sz w:val="16"/>
-                <w:szCs w:val="16"/>
-              </w:rPr>
-            </w:pPr>
-            <w:r>
-              <w:rPr>
-                <w:rFonts w:ascii="Arial" w:hAnsi="Arial" w:cs="Arial"/>
-                <w:sz w:val="16"/>
-                <w:szCs w:val="16"/>
+                <w:sz w:val="18"/>
+                <w:szCs w:val="18"/>
+              </w:rPr>
+            </w:pPr>
+            <w:r>
+              <w:rPr>
+                <w:rFonts w:ascii="Arial" w:hAnsi="Arial" w:cs="Arial"/>
+                <w:sz w:val="18"/>
+                <w:szCs w:val="18"/>
               </w:rPr>
               <w:t>MUST</w:t>
             </w:r>
@@ -883,7 +976,7 @@
         </w:tc>
         <w:tc>
           <w:tcPr>
-            <w:tcW w:w="1083" w:type="dxa"/>
+            <w:tcW w:w="794" w:type="dxa"/>
             <w:shd w:val="clear" w:color="auto" w:fill="auto"/>
             <w:vAlign w:val="center"/>
           </w:tcPr>
@@ -894,15 +987,15 @@
                 <w:rFonts w:ascii="Arial" w:hAnsi="Arial" w:cs="Arial"/>
                 <w:b/>
                 <w:bCs/>
-                <w:sz w:val="16"/>
-                <w:szCs w:val="16"/>
-              </w:rPr>
-            </w:pPr>
-            <w:r>
-              <w:rPr>
-                <w:rFonts w:ascii="Arial" w:hAnsi="Arial" w:cs="Arial"/>
-                <w:sz w:val="16"/>
-                <w:szCs w:val="16"/>
+                <w:sz w:val="18"/>
+                <w:szCs w:val="18"/>
+              </w:rPr>
+            </w:pPr>
+            <w:r>
+              <w:rPr>
+                <w:rFonts w:ascii="Arial" w:hAnsi="Arial" w:cs="Arial"/>
+                <w:sz w:val="18"/>
+                <w:szCs w:val="18"/>
               </w:rPr>
               <w:t>5</w:t>
             </w:r>
@@ -910,7 +1003,7 @@
         </w:tc>
         <w:tc>
           <w:tcPr>
-            <w:tcW w:w="1127" w:type="dxa"/>
+            <w:tcW w:w="1026" w:type="dxa"/>
             <w:shd w:val="clear" w:color="auto" w:fill="auto"/>
             <w:vAlign w:val="center"/>
           </w:tcPr>
@@ -921,15 +1014,15 @@
                 <w:rFonts w:ascii="Arial" w:hAnsi="Arial" w:cs="Arial"/>
                 <w:b/>
                 <w:bCs/>
-                <w:sz w:val="16"/>
-                <w:szCs w:val="16"/>
-              </w:rPr>
-            </w:pPr>
-            <w:r>
-              <w:rPr>
-                <w:rFonts w:ascii="Arial" w:hAnsi="Arial" w:cs="Arial"/>
-                <w:sz w:val="16"/>
-                <w:szCs w:val="16"/>
+                <w:sz w:val="18"/>
+                <w:szCs w:val="18"/>
+              </w:rPr>
+            </w:pPr>
+            <w:r>
+              <w:rPr>
+                <w:rFonts w:ascii="Arial" w:hAnsi="Arial" w:cs="Arial"/>
+                <w:sz w:val="18"/>
+                <w:szCs w:val="18"/>
               </w:rPr>
               <w:t>YES</w:t>
             </w:r>
@@ -937,7 +1030,7 @@
         </w:tc>
         <w:tc>
           <w:tcPr>
-            <w:tcW w:w="1827" w:type="dxa"/>
+            <w:tcW w:w="1133" w:type="dxa"/>
             <w:shd w:val="clear" w:color="auto" w:fill="auto"/>
             <w:vAlign w:val="center"/>
           </w:tcPr>
@@ -948,18 +1041,10 @@
                 <w:rFonts w:ascii="Arial" w:hAnsi="Arial" w:cs="Arial"/>
                 <w:b/>
                 <w:bCs/>
-                <w:sz w:val="16"/>
-                <w:szCs w:val="16"/>
-              </w:rPr>
-            </w:pPr>
-            <w:r>
-              <w:rPr>
-                <w:rFonts w:ascii="Arial" w:hAnsi="Arial" w:cs="Arial"/>
-                <w:sz w:val="16"/>
-                <w:szCs w:val="16"/>
-              </w:rPr>
-              <w:t>1.4</w:t>
-            </w:r>
+                <w:sz w:val="18"/>
+                <w:szCs w:val="18"/>
+              </w:rPr>
+            </w:pPr>
           </w:p>
         </w:tc>
       </w:tr>
@@ -969,7 +1054,7 @@
         </w:trPr>
         <w:tc>
           <w:tcPr>
-            <w:tcW w:w="562" w:type="dxa"/>
+            <w:tcW w:w="483" w:type="dxa"/>
             <w:shd w:val="clear" w:color="auto" w:fill="auto"/>
             <w:vAlign w:val="center"/>
           </w:tcPr>
@@ -980,15 +1065,38 @@
                 <w:rFonts w:ascii="Arial" w:hAnsi="Arial" w:cs="Arial"/>
                 <w:b/>
                 <w:bCs/>
-                <w:sz w:val="16"/>
-                <w:szCs w:val="16"/>
-              </w:rPr>
-            </w:pPr>
-            <w:r>
-              <w:rPr>
-                <w:rFonts w:ascii="Arial" w:hAnsi="Arial" w:cs="Arial"/>
-                <w:sz w:val="16"/>
-                <w:szCs w:val="16"/>
+                <w:sz w:val="18"/>
+                <w:szCs w:val="18"/>
+              </w:rPr>
+            </w:pPr>
+            <w:r>
+              <w:rPr>
+                <w:rFonts w:ascii="Arial" w:hAnsi="Arial" w:cs="Arial"/>
+                <w:sz w:val="18"/>
+                <w:szCs w:val="18"/>
+              </w:rPr>
+              <w:t>5</w:t>
+            </w:r>
+          </w:p>
+        </w:tc>
+        <w:tc>
+          <w:tcPr>
+            <w:tcW w:w="646" w:type="dxa"/>
+          </w:tcPr>
+          <w:p>
+            <w:pPr>
+              <w:jc w:val="center"/>
+              <w:rPr>
+                <w:rFonts w:ascii="Arial" w:hAnsi="Arial" w:cs="Arial"/>
+                <w:sz w:val="18"/>
+                <w:szCs w:val="18"/>
+              </w:rPr>
+            </w:pPr>
+            <w:r>
+              <w:rPr>
+                <w:rFonts w:ascii="Arial" w:hAnsi="Arial" w:cs="Arial"/>
+                <w:sz w:val="18"/>
+                <w:szCs w:val="18"/>
               </w:rPr>
               <w:t>1.5</w:t>
             </w:r>
@@ -996,26 +1104,25 @@
         </w:tc>
         <w:tc>
           <w:tcPr>
-            <w:tcW w:w="2750" w:type="dxa"/>
-            <w:shd w:val="clear" w:color="auto" w:fill="auto"/>
-            <w:vAlign w:val="center"/>
-          </w:tcPr>
-          <w:p>
-            <w:pPr>
-              <w:jc w:val="center"/>
+            <w:tcW w:w="3364" w:type="dxa"/>
+            <w:shd w:val="clear" w:color="auto" w:fill="auto"/>
+            <w:vAlign w:val="center"/>
+          </w:tcPr>
+          <w:p>
+            <w:pPr>
               <w:rPr>
                 <w:rFonts w:ascii="Arial" w:hAnsi="Arial" w:cs="Arial"/>
                 <w:b/>
                 <w:bCs/>
-                <w:sz w:val="16"/>
-                <w:szCs w:val="16"/>
-              </w:rPr>
-            </w:pPr>
-            <w:r>
-              <w:rPr>
-                <w:rFonts w:ascii="Arial" w:hAnsi="Arial" w:cs="Arial"/>
-                <w:sz w:val="16"/>
-                <w:szCs w:val="16"/>
+                <w:sz w:val="18"/>
+                <w:szCs w:val="18"/>
+              </w:rPr>
+            </w:pPr>
+            <w:r>
+              <w:rPr>
+                <w:rFonts w:ascii="Arial" w:hAnsi="Arial" w:cs="Arial"/>
+                <w:sz w:val="18"/>
+                <w:szCs w:val="18"/>
               </w:rPr>
               <w:t>Reserved fields MUST be ignored on RX</w:t>
             </w:r>
@@ -1023,7 +1130,7 @@
         </w:tc>
         <w:tc>
           <w:tcPr>
-            <w:tcW w:w="1667" w:type="dxa"/>
+            <w:tcW w:w="1570" w:type="dxa"/>
             <w:shd w:val="clear" w:color="auto" w:fill="auto"/>
             <w:vAlign w:val="center"/>
           </w:tcPr>
@@ -1034,15 +1141,15 @@
                 <w:rFonts w:ascii="Arial" w:hAnsi="Arial" w:cs="Arial"/>
                 <w:b/>
                 <w:bCs/>
-                <w:sz w:val="16"/>
-                <w:szCs w:val="16"/>
-              </w:rPr>
-            </w:pPr>
-            <w:r>
-              <w:rPr>
-                <w:rFonts w:ascii="Arial" w:hAnsi="Arial" w:cs="Arial"/>
-                <w:sz w:val="16"/>
-                <w:szCs w:val="16"/>
+                <w:sz w:val="18"/>
+                <w:szCs w:val="18"/>
+              </w:rPr>
+            </w:pPr>
+            <w:r>
+              <w:rPr>
+                <w:rFonts w:ascii="Arial" w:hAnsi="Arial" w:cs="Arial"/>
+                <w:sz w:val="18"/>
+                <w:szCs w:val="18"/>
               </w:rPr>
               <w:t>MUST</w:t>
             </w:r>
@@ -1050,7 +1157,7 @@
         </w:tc>
         <w:tc>
           <w:tcPr>
-            <w:tcW w:w="1083" w:type="dxa"/>
+            <w:tcW w:w="794" w:type="dxa"/>
             <w:shd w:val="clear" w:color="auto" w:fill="auto"/>
             <w:vAlign w:val="center"/>
           </w:tcPr>
@@ -1061,15 +1168,15 @@
                 <w:rFonts w:ascii="Arial" w:hAnsi="Arial" w:cs="Arial"/>
                 <w:b/>
                 <w:bCs/>
-                <w:sz w:val="16"/>
-                <w:szCs w:val="16"/>
-              </w:rPr>
-            </w:pPr>
-            <w:r>
-              <w:rPr>
-                <w:rFonts w:ascii="Arial" w:hAnsi="Arial" w:cs="Arial"/>
-                <w:sz w:val="16"/>
-                <w:szCs w:val="16"/>
+                <w:sz w:val="18"/>
+                <w:szCs w:val="18"/>
+              </w:rPr>
+            </w:pPr>
+            <w:r>
+              <w:rPr>
+                <w:rFonts w:ascii="Arial" w:hAnsi="Arial" w:cs="Arial"/>
+                <w:sz w:val="18"/>
+                <w:szCs w:val="18"/>
               </w:rPr>
               <w:t>5</w:t>
             </w:r>
@@ -1077,7 +1184,7 @@
         </w:tc>
         <w:tc>
           <w:tcPr>
-            <w:tcW w:w="1127" w:type="dxa"/>
+            <w:tcW w:w="1026" w:type="dxa"/>
             <w:shd w:val="clear" w:color="auto" w:fill="auto"/>
             <w:vAlign w:val="center"/>
           </w:tcPr>
@@ -1088,15 +1195,15 @@
                 <w:rFonts w:ascii="Arial" w:hAnsi="Arial" w:cs="Arial"/>
                 <w:b/>
                 <w:bCs/>
-                <w:sz w:val="16"/>
-                <w:szCs w:val="16"/>
-              </w:rPr>
-            </w:pPr>
-            <w:r>
-              <w:rPr>
-                <w:rFonts w:ascii="Arial" w:hAnsi="Arial" w:cs="Arial"/>
-                <w:sz w:val="16"/>
-                <w:szCs w:val="16"/>
+                <w:sz w:val="18"/>
+                <w:szCs w:val="18"/>
+              </w:rPr>
+            </w:pPr>
+            <w:r>
+              <w:rPr>
+                <w:rFonts w:ascii="Arial" w:hAnsi="Arial" w:cs="Arial"/>
+                <w:sz w:val="18"/>
+                <w:szCs w:val="18"/>
               </w:rPr>
               <w:t>YES</w:t>
             </w:r>
@@ -1104,7 +1211,7 @@
         </w:tc>
         <w:tc>
           <w:tcPr>
-            <w:tcW w:w="1827" w:type="dxa"/>
+            <w:tcW w:w="1133" w:type="dxa"/>
             <w:shd w:val="clear" w:color="auto" w:fill="auto"/>
             <w:vAlign w:val="center"/>
           </w:tcPr>
@@ -1115,18 +1222,10 @@
                 <w:rFonts w:ascii="Arial" w:hAnsi="Arial" w:cs="Arial"/>
                 <w:b/>
                 <w:bCs/>
-                <w:sz w:val="16"/>
-                <w:szCs w:val="16"/>
-              </w:rPr>
-            </w:pPr>
-            <w:r>
-              <w:rPr>
-                <w:rFonts w:ascii="Arial" w:hAnsi="Arial" w:cs="Arial"/>
-                <w:sz w:val="16"/>
-                <w:szCs w:val="16"/>
-              </w:rPr>
-              <w:t>1.5</w:t>
-            </w:r>
+                <w:sz w:val="18"/>
+                <w:szCs w:val="18"/>
+              </w:rPr>
+            </w:pPr>
           </w:p>
         </w:tc>
       </w:tr>
@@ -1137,7 +1236,7 @@
         <w:tc>
           <w:tcPr>
             <w:tcW w:w="9016" w:type="dxa"/>
-            <w:gridSpan w:val="6"/>
+            <w:gridSpan w:val="7"/>
             <w:shd w:val="clear" w:color="auto" w:fill="FFFF00"/>
           </w:tcPr>
           <w:p>
@@ -1147,8 +1246,8 @@
                 <w:rFonts w:ascii="Arial" w:hAnsi="Arial" w:cs="Arial"/>
                 <w:b/>
                 <w:bCs/>
-                <w:sz w:val="16"/>
-                <w:szCs w:val="16"/>
+                <w:sz w:val="18"/>
+                <w:szCs w:val="18"/>
               </w:rPr>
             </w:pPr>
             <w:r>
@@ -1156,8 +1255,8 @@
                 <w:rFonts w:ascii="Arial" w:hAnsi="Arial" w:cs="Arial"/>
                 <w:b/>
                 <w:bCs/>
-                <w:sz w:val="16"/>
-                <w:szCs w:val="16"/>
+                <w:sz w:val="18"/>
+                <w:szCs w:val="18"/>
               </w:rPr>
               <w:t>UDP PORT</w:t>
             </w:r>
@@ -1170,7 +1269,7 @@
         </w:trPr>
         <w:tc>
           <w:tcPr>
-            <w:tcW w:w="562" w:type="dxa"/>
+            <w:tcW w:w="483" w:type="dxa"/>
             <w:shd w:val="clear" w:color="auto" w:fill="auto"/>
             <w:vAlign w:val="center"/>
           </w:tcPr>
@@ -1181,15 +1280,38 @@
                 <w:rFonts w:ascii="Arial" w:hAnsi="Arial" w:cs="Arial"/>
                 <w:b/>
                 <w:bCs/>
-                <w:sz w:val="16"/>
-                <w:szCs w:val="16"/>
-              </w:rPr>
-            </w:pPr>
-            <w:r>
-              <w:rPr>
-                <w:rFonts w:ascii="Arial" w:hAnsi="Arial" w:cs="Arial"/>
-                <w:sz w:val="16"/>
-                <w:szCs w:val="16"/>
+                <w:sz w:val="18"/>
+                <w:szCs w:val="18"/>
+              </w:rPr>
+            </w:pPr>
+            <w:r>
+              <w:rPr>
+                <w:rFonts w:ascii="Arial" w:hAnsi="Arial" w:cs="Arial"/>
+                <w:sz w:val="18"/>
+                <w:szCs w:val="18"/>
+              </w:rPr>
+              <w:t>6</w:t>
+            </w:r>
+          </w:p>
+        </w:tc>
+        <w:tc>
+          <w:tcPr>
+            <w:tcW w:w="646" w:type="dxa"/>
+          </w:tcPr>
+          <w:p>
+            <w:pPr>
+              <w:jc w:val="center"/>
+              <w:rPr>
+                <w:rFonts w:ascii="Arial" w:hAnsi="Arial" w:cs="Arial"/>
+                <w:sz w:val="18"/>
+                <w:szCs w:val="18"/>
+              </w:rPr>
+            </w:pPr>
+            <w:r>
+              <w:rPr>
+                <w:rFonts w:ascii="Arial" w:hAnsi="Arial" w:cs="Arial"/>
+                <w:sz w:val="18"/>
+                <w:szCs w:val="18"/>
               </w:rPr>
               <w:t>2.1</w:t>
             </w:r>
@@ -1197,34 +1319,51 @@
         </w:tc>
         <w:tc>
           <w:tcPr>
-            <w:tcW w:w="2750" w:type="dxa"/>
-            <w:shd w:val="clear" w:color="auto" w:fill="auto"/>
-            <w:vAlign w:val="center"/>
-          </w:tcPr>
-          <w:p>
-            <w:pPr>
-              <w:jc w:val="center"/>
+            <w:tcW w:w="3364" w:type="dxa"/>
+            <w:shd w:val="clear" w:color="auto" w:fill="auto"/>
+            <w:vAlign w:val="center"/>
+          </w:tcPr>
+          <w:p>
+            <w:pPr>
               <w:rPr>
                 <w:rFonts w:ascii="Arial" w:hAnsi="Arial" w:cs="Arial"/>
                 <w:b/>
                 <w:bCs/>
-                <w:sz w:val="16"/>
-                <w:szCs w:val="16"/>
-              </w:rPr>
-            </w:pPr>
-            <w:r>
-              <w:rPr>
-                <w:rFonts w:ascii="Arial" w:hAnsi="Arial" w:cs="Arial"/>
-                <w:sz w:val="16"/>
-                <w:szCs w:val="16"/>
-              </w:rPr>
-              <w:t>UDP dest port SHOULD be 4789 (IANA assigned)</w:t>
-            </w:r>
-          </w:p>
-        </w:tc>
-        <w:tc>
-          <w:tcPr>
-            <w:tcW w:w="1667" w:type="dxa"/>
+                <w:sz w:val="18"/>
+                <w:szCs w:val="18"/>
+              </w:rPr>
+            </w:pPr>
+            <w:r>
+              <w:rPr>
+                <w:rFonts w:ascii="Arial" w:hAnsi="Arial" w:cs="Arial"/>
+                <w:sz w:val="18"/>
+                <w:szCs w:val="18"/>
+              </w:rPr>
+              <w:t xml:space="preserve">UDP </w:t>
+            </w:r>
+            <w:proofErr w:type="spellStart"/>
+            <w:r>
+              <w:rPr>
+                <w:rFonts w:ascii="Arial" w:hAnsi="Arial" w:cs="Arial"/>
+                <w:sz w:val="18"/>
+                <w:szCs w:val="18"/>
+              </w:rPr>
+              <w:t>dest</w:t>
+            </w:r>
+            <w:proofErr w:type="spellEnd"/>
+            <w:r>
+              <w:rPr>
+                <w:rFonts w:ascii="Arial" w:hAnsi="Arial" w:cs="Arial"/>
+                <w:sz w:val="18"/>
+                <w:szCs w:val="18"/>
+              </w:rPr>
+              <w:t xml:space="preserve"> port SHOULD be 4789 (IANA assigned)</w:t>
+            </w:r>
+          </w:p>
+        </w:tc>
+        <w:tc>
+          <w:tcPr>
+            <w:tcW w:w="1570" w:type="dxa"/>
             <w:shd w:val="clear" w:color="auto" w:fill="auto"/>
             <w:vAlign w:val="center"/>
           </w:tcPr>
@@ -1235,15 +1374,15 @@
                 <w:rFonts w:ascii="Arial" w:hAnsi="Arial" w:cs="Arial"/>
                 <w:b/>
                 <w:bCs/>
-                <w:sz w:val="16"/>
-                <w:szCs w:val="16"/>
-              </w:rPr>
-            </w:pPr>
-            <w:r>
-              <w:rPr>
-                <w:rFonts w:ascii="Arial" w:hAnsi="Arial" w:cs="Arial"/>
-                <w:sz w:val="16"/>
-                <w:szCs w:val="16"/>
+                <w:sz w:val="18"/>
+                <w:szCs w:val="18"/>
+              </w:rPr>
+            </w:pPr>
+            <w:r>
+              <w:rPr>
+                <w:rFonts w:ascii="Arial" w:hAnsi="Arial" w:cs="Arial"/>
+                <w:sz w:val="18"/>
+                <w:szCs w:val="18"/>
               </w:rPr>
               <w:t>SHOULD</w:t>
             </w:r>
@@ -1251,7 +1390,7 @@
         </w:tc>
         <w:tc>
           <w:tcPr>
-            <w:tcW w:w="1083" w:type="dxa"/>
+            <w:tcW w:w="794" w:type="dxa"/>
             <w:shd w:val="clear" w:color="auto" w:fill="auto"/>
             <w:vAlign w:val="center"/>
           </w:tcPr>
@@ -1262,15 +1401,15 @@
                 <w:rFonts w:ascii="Arial" w:hAnsi="Arial" w:cs="Arial"/>
                 <w:b/>
                 <w:bCs/>
-                <w:sz w:val="16"/>
-                <w:szCs w:val="16"/>
-              </w:rPr>
-            </w:pPr>
-            <w:r>
-              <w:rPr>
-                <w:rFonts w:ascii="Arial" w:hAnsi="Arial" w:cs="Arial"/>
-                <w:sz w:val="16"/>
-                <w:szCs w:val="16"/>
+                <w:sz w:val="18"/>
+                <w:szCs w:val="18"/>
+              </w:rPr>
+            </w:pPr>
+            <w:r>
+              <w:rPr>
+                <w:rFonts w:ascii="Arial" w:hAnsi="Arial" w:cs="Arial"/>
+                <w:sz w:val="18"/>
+                <w:szCs w:val="18"/>
               </w:rPr>
               <w:t>5</w:t>
             </w:r>
@@ -1278,7 +1417,7 @@
         </w:tc>
         <w:tc>
           <w:tcPr>
-            <w:tcW w:w="1127" w:type="dxa"/>
+            <w:tcW w:w="1026" w:type="dxa"/>
             <w:shd w:val="clear" w:color="auto" w:fill="auto"/>
             <w:vAlign w:val="center"/>
           </w:tcPr>
@@ -1289,15 +1428,15 @@
                 <w:rFonts w:ascii="Arial" w:hAnsi="Arial" w:cs="Arial"/>
                 <w:b/>
                 <w:bCs/>
-                <w:sz w:val="16"/>
-                <w:szCs w:val="16"/>
-              </w:rPr>
-            </w:pPr>
-            <w:r>
-              <w:rPr>
-                <w:rFonts w:ascii="Arial" w:hAnsi="Arial" w:cs="Arial"/>
-                <w:sz w:val="16"/>
-                <w:szCs w:val="16"/>
+                <w:sz w:val="18"/>
+                <w:szCs w:val="18"/>
+              </w:rPr>
+            </w:pPr>
+            <w:r>
+              <w:rPr>
+                <w:rFonts w:ascii="Arial" w:hAnsi="Arial" w:cs="Arial"/>
+                <w:sz w:val="18"/>
+                <w:szCs w:val="18"/>
               </w:rPr>
               <w:t>YES</w:t>
             </w:r>
@@ -1305,7 +1444,7 @@
         </w:tc>
         <w:tc>
           <w:tcPr>
-            <w:tcW w:w="1827" w:type="dxa"/>
+            <w:tcW w:w="1133" w:type="dxa"/>
             <w:shd w:val="clear" w:color="auto" w:fill="auto"/>
             <w:vAlign w:val="center"/>
           </w:tcPr>
@@ -1316,8 +1455,8 @@
                 <w:rFonts w:ascii="Arial" w:hAnsi="Arial" w:cs="Arial"/>
                 <w:b/>
                 <w:bCs/>
-                <w:sz w:val="16"/>
-                <w:szCs w:val="16"/>
+                <w:sz w:val="18"/>
+                <w:szCs w:val="18"/>
               </w:rPr>
             </w:pPr>
           </w:p>
@@ -1329,7 +1468,7 @@
         </w:trPr>
         <w:tc>
           <w:tcPr>
-            <w:tcW w:w="562" w:type="dxa"/>
+            <w:tcW w:w="483" w:type="dxa"/>
             <w:shd w:val="clear" w:color="auto" w:fill="auto"/>
             <w:vAlign w:val="center"/>
           </w:tcPr>
@@ -1340,15 +1479,38 @@
                 <w:rFonts w:ascii="Arial" w:hAnsi="Arial" w:cs="Arial"/>
                 <w:b/>
                 <w:bCs/>
-                <w:sz w:val="16"/>
-                <w:szCs w:val="16"/>
-              </w:rPr>
-            </w:pPr>
-            <w:r>
-              <w:rPr>
-                <w:rFonts w:ascii="Arial" w:hAnsi="Arial" w:cs="Arial"/>
-                <w:sz w:val="16"/>
-                <w:szCs w:val="16"/>
+                <w:sz w:val="18"/>
+                <w:szCs w:val="18"/>
+              </w:rPr>
+            </w:pPr>
+            <w:r>
+              <w:rPr>
+                <w:rFonts w:ascii="Arial" w:hAnsi="Arial" w:cs="Arial"/>
+                <w:sz w:val="18"/>
+                <w:szCs w:val="18"/>
+              </w:rPr>
+              <w:t>7</w:t>
+            </w:r>
+          </w:p>
+        </w:tc>
+        <w:tc>
+          <w:tcPr>
+            <w:tcW w:w="646" w:type="dxa"/>
+          </w:tcPr>
+          <w:p>
+            <w:pPr>
+              <w:jc w:val="center"/>
+              <w:rPr>
+                <w:rFonts w:ascii="Arial" w:hAnsi="Arial" w:cs="Arial"/>
+                <w:sz w:val="18"/>
+                <w:szCs w:val="18"/>
+              </w:rPr>
+            </w:pPr>
+            <w:r>
+              <w:rPr>
+                <w:rFonts w:ascii="Arial" w:hAnsi="Arial" w:cs="Arial"/>
+                <w:sz w:val="18"/>
+                <w:szCs w:val="18"/>
               </w:rPr>
               <w:t>2.2</w:t>
             </w:r>
@@ -1356,34 +1518,51 @@
         </w:tc>
         <w:tc>
           <w:tcPr>
-            <w:tcW w:w="2750" w:type="dxa"/>
-            <w:shd w:val="clear" w:color="auto" w:fill="auto"/>
-            <w:vAlign w:val="center"/>
-          </w:tcPr>
-          <w:p>
-            <w:pPr>
-              <w:jc w:val="center"/>
+            <w:tcW w:w="3364" w:type="dxa"/>
+            <w:shd w:val="clear" w:color="auto" w:fill="auto"/>
+            <w:vAlign w:val="center"/>
+          </w:tcPr>
+          <w:p>
+            <w:pPr>
               <w:rPr>
                 <w:rFonts w:ascii="Arial" w:hAnsi="Arial" w:cs="Arial"/>
                 <w:b/>
                 <w:bCs/>
-                <w:sz w:val="16"/>
-                <w:szCs w:val="16"/>
-              </w:rPr>
-            </w:pPr>
-            <w:r>
-              <w:rPr>
-                <w:rFonts w:ascii="Arial" w:hAnsi="Arial" w:cs="Arial"/>
-                <w:sz w:val="16"/>
-                <w:szCs w:val="16"/>
-              </w:rPr>
-              <w:t>UDP dest port SHOULD be configurable</w:t>
-            </w:r>
-          </w:p>
-        </w:tc>
-        <w:tc>
-          <w:tcPr>
-            <w:tcW w:w="1667" w:type="dxa"/>
+                <w:sz w:val="18"/>
+                <w:szCs w:val="18"/>
+              </w:rPr>
+            </w:pPr>
+            <w:r>
+              <w:rPr>
+                <w:rFonts w:ascii="Arial" w:hAnsi="Arial" w:cs="Arial"/>
+                <w:sz w:val="18"/>
+                <w:szCs w:val="18"/>
+              </w:rPr>
+              <w:t xml:space="preserve">UDP </w:t>
+            </w:r>
+            <w:proofErr w:type="spellStart"/>
+            <w:r>
+              <w:rPr>
+                <w:rFonts w:ascii="Arial" w:hAnsi="Arial" w:cs="Arial"/>
+                <w:sz w:val="18"/>
+                <w:szCs w:val="18"/>
+              </w:rPr>
+              <w:t>dest</w:t>
+            </w:r>
+            <w:proofErr w:type="spellEnd"/>
+            <w:r>
+              <w:rPr>
+                <w:rFonts w:ascii="Arial" w:hAnsi="Arial" w:cs="Arial"/>
+                <w:sz w:val="18"/>
+                <w:szCs w:val="18"/>
+              </w:rPr>
+              <w:t xml:space="preserve"> port SHOULD be configurable</w:t>
+            </w:r>
+          </w:p>
+        </w:tc>
+        <w:tc>
+          <w:tcPr>
+            <w:tcW w:w="1570" w:type="dxa"/>
             <w:shd w:val="clear" w:color="auto" w:fill="auto"/>
             <w:vAlign w:val="center"/>
           </w:tcPr>
@@ -1394,15 +1573,15 @@
                 <w:rFonts w:ascii="Arial" w:hAnsi="Arial" w:cs="Arial"/>
                 <w:b/>
                 <w:bCs/>
-                <w:sz w:val="16"/>
-                <w:szCs w:val="16"/>
-              </w:rPr>
-            </w:pPr>
-            <w:r>
-              <w:rPr>
-                <w:rFonts w:ascii="Arial" w:hAnsi="Arial" w:cs="Arial"/>
-                <w:sz w:val="16"/>
-                <w:szCs w:val="16"/>
+                <w:sz w:val="18"/>
+                <w:szCs w:val="18"/>
+              </w:rPr>
+            </w:pPr>
+            <w:r>
+              <w:rPr>
+                <w:rFonts w:ascii="Arial" w:hAnsi="Arial" w:cs="Arial"/>
+                <w:sz w:val="18"/>
+                <w:szCs w:val="18"/>
               </w:rPr>
               <w:t>SHOULD</w:t>
             </w:r>
@@ -1410,7 +1589,7 @@
         </w:tc>
         <w:tc>
           <w:tcPr>
-            <w:tcW w:w="1083" w:type="dxa"/>
+            <w:tcW w:w="794" w:type="dxa"/>
             <w:shd w:val="clear" w:color="auto" w:fill="auto"/>
             <w:vAlign w:val="center"/>
           </w:tcPr>
@@ -1421,15 +1600,15 @@
                 <w:rFonts w:ascii="Arial" w:hAnsi="Arial" w:cs="Arial"/>
                 <w:b/>
                 <w:bCs/>
-                <w:sz w:val="16"/>
-                <w:szCs w:val="16"/>
-              </w:rPr>
-            </w:pPr>
-            <w:r>
-              <w:rPr>
-                <w:rFonts w:ascii="Arial" w:hAnsi="Arial" w:cs="Arial"/>
-                <w:sz w:val="16"/>
-                <w:szCs w:val="16"/>
+                <w:sz w:val="18"/>
+                <w:szCs w:val="18"/>
+              </w:rPr>
+            </w:pPr>
+            <w:r>
+              <w:rPr>
+                <w:rFonts w:ascii="Arial" w:hAnsi="Arial" w:cs="Arial"/>
+                <w:sz w:val="18"/>
+                <w:szCs w:val="18"/>
               </w:rPr>
               <w:t>5</w:t>
             </w:r>
@@ -1437,7 +1616,7 @@
         </w:tc>
         <w:tc>
           <w:tcPr>
-            <w:tcW w:w="1127" w:type="dxa"/>
+            <w:tcW w:w="1026" w:type="dxa"/>
             <w:shd w:val="clear" w:color="auto" w:fill="auto"/>
             <w:vAlign w:val="center"/>
           </w:tcPr>
@@ -1448,15 +1627,15 @@
                 <w:rFonts w:ascii="Arial" w:hAnsi="Arial" w:cs="Arial"/>
                 <w:b/>
                 <w:bCs/>
-                <w:sz w:val="16"/>
-                <w:szCs w:val="16"/>
-              </w:rPr>
-            </w:pPr>
-            <w:r>
-              <w:rPr>
-                <w:rFonts w:ascii="Arial" w:hAnsi="Arial" w:cs="Arial"/>
-                <w:sz w:val="16"/>
-                <w:szCs w:val="16"/>
+                <w:sz w:val="18"/>
+                <w:szCs w:val="18"/>
+              </w:rPr>
+            </w:pPr>
+            <w:r>
+              <w:rPr>
+                <w:rFonts w:ascii="Arial" w:hAnsi="Arial" w:cs="Arial"/>
+                <w:sz w:val="18"/>
+                <w:szCs w:val="18"/>
               </w:rPr>
               <w:t>YES</w:t>
             </w:r>
@@ -1464,7 +1643,7 @@
         </w:tc>
         <w:tc>
           <w:tcPr>
-            <w:tcW w:w="1827" w:type="dxa"/>
+            <w:tcW w:w="1133" w:type="dxa"/>
             <w:shd w:val="clear" w:color="auto" w:fill="auto"/>
             <w:vAlign w:val="center"/>
           </w:tcPr>
@@ -1475,8 +1654,8 @@
                 <w:rFonts w:ascii="Arial" w:hAnsi="Arial" w:cs="Arial"/>
                 <w:b/>
                 <w:bCs/>
-                <w:sz w:val="16"/>
-                <w:szCs w:val="16"/>
+                <w:sz w:val="18"/>
+                <w:szCs w:val="18"/>
               </w:rPr>
             </w:pPr>
           </w:p>
@@ -1488,7 +1667,7 @@
         </w:trPr>
         <w:tc>
           <w:tcPr>
-            <w:tcW w:w="562" w:type="dxa"/>
+            <w:tcW w:w="483" w:type="dxa"/>
             <w:shd w:val="clear" w:color="auto" w:fill="auto"/>
             <w:vAlign w:val="center"/>
           </w:tcPr>
@@ -1499,15 +1678,38 @@
                 <w:rFonts w:ascii="Arial" w:hAnsi="Arial" w:cs="Arial"/>
                 <w:b/>
                 <w:bCs/>
-                <w:sz w:val="16"/>
-                <w:szCs w:val="16"/>
-              </w:rPr>
-            </w:pPr>
-            <w:r>
-              <w:rPr>
-                <w:rFonts w:ascii="Arial" w:hAnsi="Arial" w:cs="Arial"/>
-                <w:sz w:val="16"/>
-                <w:szCs w:val="16"/>
+                <w:sz w:val="18"/>
+                <w:szCs w:val="18"/>
+              </w:rPr>
+            </w:pPr>
+            <w:r>
+              <w:rPr>
+                <w:rFonts w:ascii="Arial" w:hAnsi="Arial" w:cs="Arial"/>
+                <w:sz w:val="18"/>
+                <w:szCs w:val="18"/>
+              </w:rPr>
+              <w:t>8</w:t>
+            </w:r>
+          </w:p>
+        </w:tc>
+        <w:tc>
+          <w:tcPr>
+            <w:tcW w:w="646" w:type="dxa"/>
+          </w:tcPr>
+          <w:p>
+            <w:pPr>
+              <w:jc w:val="center"/>
+              <w:rPr>
+                <w:rFonts w:ascii="Arial" w:hAnsi="Arial" w:cs="Arial"/>
+                <w:sz w:val="18"/>
+                <w:szCs w:val="18"/>
+              </w:rPr>
+            </w:pPr>
+            <w:r>
+              <w:rPr>
+                <w:rFonts w:ascii="Arial" w:hAnsi="Arial" w:cs="Arial"/>
+                <w:sz w:val="18"/>
+                <w:szCs w:val="18"/>
               </w:rPr>
               <w:t>2.3</w:t>
             </w:r>
@@ -1515,34 +1717,51 @@
         </w:tc>
         <w:tc>
           <w:tcPr>
-            <w:tcW w:w="2750" w:type="dxa"/>
-            <w:shd w:val="clear" w:color="auto" w:fill="auto"/>
-            <w:vAlign w:val="center"/>
-          </w:tcPr>
-          <w:p>
-            <w:pPr>
-              <w:jc w:val="center"/>
+            <w:tcW w:w="3364" w:type="dxa"/>
+            <w:shd w:val="clear" w:color="auto" w:fill="auto"/>
+            <w:vAlign w:val="center"/>
+          </w:tcPr>
+          <w:p>
+            <w:pPr>
               <w:rPr>
                 <w:rFonts w:ascii="Arial" w:hAnsi="Arial" w:cs="Arial"/>
                 <w:b/>
                 <w:bCs/>
-                <w:sz w:val="16"/>
-                <w:szCs w:val="16"/>
-              </w:rPr>
-            </w:pPr>
-            <w:r>
-              <w:rPr>
-                <w:rFonts w:ascii="Arial" w:hAnsi="Arial" w:cs="Arial"/>
-                <w:sz w:val="16"/>
-                <w:szCs w:val="16"/>
-              </w:rPr>
-              <w:t>UDP src port RECOMMENDED to be hash of inner frame</w:t>
-            </w:r>
-          </w:p>
-        </w:tc>
-        <w:tc>
-          <w:tcPr>
-            <w:tcW w:w="1667" w:type="dxa"/>
+                <w:sz w:val="18"/>
+                <w:szCs w:val="18"/>
+              </w:rPr>
+            </w:pPr>
+            <w:r>
+              <w:rPr>
+                <w:rFonts w:ascii="Arial" w:hAnsi="Arial" w:cs="Arial"/>
+                <w:sz w:val="18"/>
+                <w:szCs w:val="18"/>
+              </w:rPr>
+              <w:t xml:space="preserve">UDP </w:t>
+            </w:r>
+            <w:proofErr w:type="spellStart"/>
+            <w:r>
+              <w:rPr>
+                <w:rFonts w:ascii="Arial" w:hAnsi="Arial" w:cs="Arial"/>
+                <w:sz w:val="18"/>
+                <w:szCs w:val="18"/>
+              </w:rPr>
+              <w:t>src</w:t>
+            </w:r>
+            <w:proofErr w:type="spellEnd"/>
+            <w:r>
+              <w:rPr>
+                <w:rFonts w:ascii="Arial" w:hAnsi="Arial" w:cs="Arial"/>
+                <w:sz w:val="18"/>
+                <w:szCs w:val="18"/>
+              </w:rPr>
+              <w:t xml:space="preserve"> port RECOMMENDED to be hash of inner frame</w:t>
+            </w:r>
+          </w:p>
+        </w:tc>
+        <w:tc>
+          <w:tcPr>
+            <w:tcW w:w="1570" w:type="dxa"/>
             <w:shd w:val="clear" w:color="auto" w:fill="auto"/>
             <w:vAlign w:val="center"/>
           </w:tcPr>
@@ -1553,15 +1772,15 @@
                 <w:rFonts w:ascii="Arial" w:hAnsi="Arial" w:cs="Arial"/>
                 <w:b/>
                 <w:bCs/>
-                <w:sz w:val="16"/>
-                <w:szCs w:val="16"/>
-              </w:rPr>
-            </w:pPr>
-            <w:r>
-              <w:rPr>
-                <w:rFonts w:ascii="Arial" w:hAnsi="Arial" w:cs="Arial"/>
-                <w:sz w:val="16"/>
-                <w:szCs w:val="16"/>
+                <w:sz w:val="18"/>
+                <w:szCs w:val="18"/>
+              </w:rPr>
+            </w:pPr>
+            <w:r>
+              <w:rPr>
+                <w:rFonts w:ascii="Arial" w:hAnsi="Arial" w:cs="Arial"/>
+                <w:sz w:val="18"/>
+                <w:szCs w:val="18"/>
               </w:rPr>
               <w:t>RECOMMENDED</w:t>
             </w:r>
@@ -1569,7 +1788,7 @@
         </w:tc>
         <w:tc>
           <w:tcPr>
-            <w:tcW w:w="1083" w:type="dxa"/>
+            <w:tcW w:w="794" w:type="dxa"/>
             <w:shd w:val="clear" w:color="auto" w:fill="auto"/>
             <w:vAlign w:val="center"/>
           </w:tcPr>
@@ -1580,15 +1799,15 @@
                 <w:rFonts w:ascii="Arial" w:hAnsi="Arial" w:cs="Arial"/>
                 <w:b/>
                 <w:bCs/>
-                <w:sz w:val="16"/>
-                <w:szCs w:val="16"/>
-              </w:rPr>
-            </w:pPr>
-            <w:r>
-              <w:rPr>
-                <w:rFonts w:ascii="Arial" w:hAnsi="Arial" w:cs="Arial"/>
-                <w:sz w:val="16"/>
-                <w:szCs w:val="16"/>
+                <w:sz w:val="18"/>
+                <w:szCs w:val="18"/>
+              </w:rPr>
+            </w:pPr>
+            <w:r>
+              <w:rPr>
+                <w:rFonts w:ascii="Arial" w:hAnsi="Arial" w:cs="Arial"/>
+                <w:sz w:val="18"/>
+                <w:szCs w:val="18"/>
               </w:rPr>
               <w:t>5</w:t>
             </w:r>
@@ -1596,7 +1815,7 @@
         </w:tc>
         <w:tc>
           <w:tcPr>
-            <w:tcW w:w="1127" w:type="dxa"/>
+            <w:tcW w:w="1026" w:type="dxa"/>
             <w:shd w:val="clear" w:color="auto" w:fill="auto"/>
             <w:vAlign w:val="center"/>
           </w:tcPr>
@@ -1607,15 +1826,15 @@
                 <w:rFonts w:ascii="Arial" w:hAnsi="Arial" w:cs="Arial"/>
                 <w:b/>
                 <w:bCs/>
-                <w:sz w:val="16"/>
-                <w:szCs w:val="16"/>
-              </w:rPr>
-            </w:pPr>
-            <w:r>
-              <w:rPr>
-                <w:rFonts w:ascii="Arial" w:hAnsi="Arial" w:cs="Arial"/>
-                <w:sz w:val="16"/>
-                <w:szCs w:val="16"/>
+                <w:sz w:val="18"/>
+                <w:szCs w:val="18"/>
+              </w:rPr>
+            </w:pPr>
+            <w:r>
+              <w:rPr>
+                <w:rFonts w:ascii="Arial" w:hAnsi="Arial" w:cs="Arial"/>
+                <w:sz w:val="18"/>
+                <w:szCs w:val="18"/>
               </w:rPr>
               <w:t>YES</w:t>
             </w:r>
@@ -1623,7 +1842,7 @@
         </w:tc>
         <w:tc>
           <w:tcPr>
-            <w:tcW w:w="1827" w:type="dxa"/>
+            <w:tcW w:w="1133" w:type="dxa"/>
             <w:shd w:val="clear" w:color="auto" w:fill="auto"/>
             <w:vAlign w:val="center"/>
           </w:tcPr>
@@ -1634,8 +1853,8 @@
                 <w:rFonts w:ascii="Arial" w:hAnsi="Arial" w:cs="Arial"/>
                 <w:b/>
                 <w:bCs/>
-                <w:sz w:val="16"/>
-                <w:szCs w:val="16"/>
+                <w:sz w:val="18"/>
+                <w:szCs w:val="18"/>
               </w:rPr>
             </w:pPr>
           </w:p>
@@ -1647,7 +1866,7 @@
         </w:trPr>
         <w:tc>
           <w:tcPr>
-            <w:tcW w:w="562" w:type="dxa"/>
+            <w:tcW w:w="483" w:type="dxa"/>
             <w:shd w:val="clear" w:color="auto" w:fill="auto"/>
             <w:vAlign w:val="center"/>
           </w:tcPr>
@@ -1658,15 +1877,38 @@
                 <w:rFonts w:ascii="Arial" w:hAnsi="Arial" w:cs="Arial"/>
                 <w:b/>
                 <w:bCs/>
-                <w:sz w:val="16"/>
-                <w:szCs w:val="16"/>
-              </w:rPr>
-            </w:pPr>
-            <w:r>
-              <w:rPr>
-                <w:rFonts w:ascii="Arial" w:hAnsi="Arial" w:cs="Arial"/>
-                <w:sz w:val="16"/>
-                <w:szCs w:val="16"/>
+                <w:sz w:val="18"/>
+                <w:szCs w:val="18"/>
+              </w:rPr>
+            </w:pPr>
+            <w:r>
+              <w:rPr>
+                <w:rFonts w:ascii="Arial" w:hAnsi="Arial" w:cs="Arial"/>
+                <w:sz w:val="18"/>
+                <w:szCs w:val="18"/>
+              </w:rPr>
+              <w:t>9</w:t>
+            </w:r>
+          </w:p>
+        </w:tc>
+        <w:tc>
+          <w:tcPr>
+            <w:tcW w:w="646" w:type="dxa"/>
+          </w:tcPr>
+          <w:p>
+            <w:pPr>
+              <w:jc w:val="center"/>
+              <w:rPr>
+                <w:rFonts w:ascii="Arial" w:hAnsi="Arial" w:cs="Arial"/>
+                <w:sz w:val="18"/>
+                <w:szCs w:val="18"/>
+              </w:rPr>
+            </w:pPr>
+            <w:r>
+              <w:rPr>
+                <w:rFonts w:ascii="Arial" w:hAnsi="Arial" w:cs="Arial"/>
+                <w:sz w:val="18"/>
+                <w:szCs w:val="18"/>
               </w:rPr>
               <w:t>2.4</w:t>
             </w:r>
@@ -1674,34 +1916,51 @@
         </w:tc>
         <w:tc>
           <w:tcPr>
-            <w:tcW w:w="2750" w:type="dxa"/>
-            <w:shd w:val="clear" w:color="auto" w:fill="auto"/>
-            <w:vAlign w:val="center"/>
-          </w:tcPr>
-          <w:p>
-            <w:pPr>
-              <w:jc w:val="center"/>
+            <w:tcW w:w="3364" w:type="dxa"/>
+            <w:shd w:val="clear" w:color="auto" w:fill="auto"/>
+            <w:vAlign w:val="center"/>
+          </w:tcPr>
+          <w:p>
+            <w:pPr>
               <w:rPr>
                 <w:rFonts w:ascii="Arial" w:hAnsi="Arial" w:cs="Arial"/>
                 <w:b/>
                 <w:bCs/>
-                <w:sz w:val="16"/>
-                <w:szCs w:val="16"/>
-              </w:rPr>
-            </w:pPr>
-            <w:r>
-              <w:rPr>
-                <w:rFonts w:ascii="Arial" w:hAnsi="Arial" w:cs="Arial"/>
-                <w:sz w:val="16"/>
-                <w:szCs w:val="16"/>
-              </w:rPr>
-              <w:t>UDP src port RECOMMENDED in range 49152-65535</w:t>
-            </w:r>
-          </w:p>
-        </w:tc>
-        <w:tc>
-          <w:tcPr>
-            <w:tcW w:w="1667" w:type="dxa"/>
+                <w:sz w:val="18"/>
+                <w:szCs w:val="18"/>
+              </w:rPr>
+            </w:pPr>
+            <w:r>
+              <w:rPr>
+                <w:rFonts w:ascii="Arial" w:hAnsi="Arial" w:cs="Arial"/>
+                <w:sz w:val="18"/>
+                <w:szCs w:val="18"/>
+              </w:rPr>
+              <w:t xml:space="preserve">UDP </w:t>
+            </w:r>
+            <w:proofErr w:type="spellStart"/>
+            <w:r>
+              <w:rPr>
+                <w:rFonts w:ascii="Arial" w:hAnsi="Arial" w:cs="Arial"/>
+                <w:sz w:val="18"/>
+                <w:szCs w:val="18"/>
+              </w:rPr>
+              <w:t>src</w:t>
+            </w:r>
+            <w:proofErr w:type="spellEnd"/>
+            <w:r>
+              <w:rPr>
+                <w:rFonts w:ascii="Arial" w:hAnsi="Arial" w:cs="Arial"/>
+                <w:sz w:val="18"/>
+                <w:szCs w:val="18"/>
+              </w:rPr>
+              <w:t xml:space="preserve"> port RECOMMENDED in range 49152-65535</w:t>
+            </w:r>
+          </w:p>
+        </w:tc>
+        <w:tc>
+          <w:tcPr>
+            <w:tcW w:w="1570" w:type="dxa"/>
             <w:shd w:val="clear" w:color="auto" w:fill="auto"/>
             <w:vAlign w:val="center"/>
           </w:tcPr>
@@ -1712,15 +1971,15 @@
                 <w:rFonts w:ascii="Arial" w:hAnsi="Arial" w:cs="Arial"/>
                 <w:b/>
                 <w:bCs/>
-                <w:sz w:val="16"/>
-                <w:szCs w:val="16"/>
-              </w:rPr>
-            </w:pPr>
-            <w:r>
-              <w:rPr>
-                <w:rFonts w:ascii="Arial" w:hAnsi="Arial" w:cs="Arial"/>
-                <w:sz w:val="16"/>
-                <w:szCs w:val="16"/>
+                <w:sz w:val="18"/>
+                <w:szCs w:val="18"/>
+              </w:rPr>
+            </w:pPr>
+            <w:r>
+              <w:rPr>
+                <w:rFonts w:ascii="Arial" w:hAnsi="Arial" w:cs="Arial"/>
+                <w:sz w:val="18"/>
+                <w:szCs w:val="18"/>
               </w:rPr>
               <w:t>RECOMMENDED</w:t>
             </w:r>
@@ -1728,7 +1987,7 @@
         </w:tc>
         <w:tc>
           <w:tcPr>
-            <w:tcW w:w="1083" w:type="dxa"/>
+            <w:tcW w:w="794" w:type="dxa"/>
             <w:shd w:val="clear" w:color="auto" w:fill="auto"/>
             <w:vAlign w:val="center"/>
           </w:tcPr>
@@ -1739,15 +1998,15 @@
                 <w:rFonts w:ascii="Arial" w:hAnsi="Arial" w:cs="Arial"/>
                 <w:b/>
                 <w:bCs/>
-                <w:sz w:val="16"/>
-                <w:szCs w:val="16"/>
-              </w:rPr>
-            </w:pPr>
-            <w:r>
-              <w:rPr>
-                <w:rFonts w:ascii="Arial" w:hAnsi="Arial" w:cs="Arial"/>
-                <w:sz w:val="16"/>
-                <w:szCs w:val="16"/>
+                <w:sz w:val="18"/>
+                <w:szCs w:val="18"/>
+              </w:rPr>
+            </w:pPr>
+            <w:r>
+              <w:rPr>
+                <w:rFonts w:ascii="Arial" w:hAnsi="Arial" w:cs="Arial"/>
+                <w:sz w:val="18"/>
+                <w:szCs w:val="18"/>
               </w:rPr>
               <w:t>5</w:t>
             </w:r>
@@ -1755,7 +2014,7 @@
         </w:tc>
         <w:tc>
           <w:tcPr>
-            <w:tcW w:w="1127" w:type="dxa"/>
+            <w:tcW w:w="1026" w:type="dxa"/>
             <w:shd w:val="clear" w:color="auto" w:fill="auto"/>
             <w:vAlign w:val="center"/>
           </w:tcPr>
@@ -1766,15 +2025,15 @@
                 <w:rFonts w:ascii="Arial" w:hAnsi="Arial" w:cs="Arial"/>
                 <w:b/>
                 <w:bCs/>
-                <w:sz w:val="16"/>
-                <w:szCs w:val="16"/>
-              </w:rPr>
-            </w:pPr>
-            <w:r>
-              <w:rPr>
-                <w:rFonts w:ascii="Arial" w:hAnsi="Arial" w:cs="Arial"/>
-                <w:sz w:val="16"/>
-                <w:szCs w:val="16"/>
+                <w:sz w:val="18"/>
+                <w:szCs w:val="18"/>
+              </w:rPr>
+            </w:pPr>
+            <w:r>
+              <w:rPr>
+                <w:rFonts w:ascii="Arial" w:hAnsi="Arial" w:cs="Arial"/>
+                <w:sz w:val="18"/>
+                <w:szCs w:val="18"/>
               </w:rPr>
               <w:t>YES</w:t>
             </w:r>
@@ -1782,7 +2041,7 @@
         </w:tc>
         <w:tc>
           <w:tcPr>
-            <w:tcW w:w="1827" w:type="dxa"/>
+            <w:tcW w:w="1133" w:type="dxa"/>
             <w:shd w:val="clear" w:color="auto" w:fill="auto"/>
             <w:vAlign w:val="center"/>
           </w:tcPr>
@@ -1793,8 +2052,8 @@
                 <w:rFonts w:ascii="Arial" w:hAnsi="Arial" w:cs="Arial"/>
                 <w:b/>
                 <w:bCs/>
-                <w:sz w:val="16"/>
-                <w:szCs w:val="16"/>
+                <w:sz w:val="18"/>
+                <w:szCs w:val="18"/>
               </w:rPr>
             </w:pPr>
           </w:p>
@@ -1807,9 +2066,8 @@
         <w:tc>
           <w:tcPr>
             <w:tcW w:w="9016" w:type="dxa"/>
-            <w:gridSpan w:val="6"/>
+            <w:gridSpan w:val="7"/>
             <w:shd w:val="clear" w:color="auto" w:fill="FFFF00"/>
-            <w:vAlign w:val="center"/>
           </w:tcPr>
           <w:p>
             <w:pPr>
@@ -1818,8 +2076,8 @@
                 <w:rFonts w:ascii="Arial" w:hAnsi="Arial" w:cs="Arial"/>
                 <w:b/>
                 <w:bCs/>
-                <w:sz w:val="16"/>
-                <w:szCs w:val="16"/>
+                <w:sz w:val="18"/>
+                <w:szCs w:val="18"/>
               </w:rPr>
             </w:pPr>
             <w:r>
@@ -1827,8 +2085,8 @@
                 <w:rFonts w:ascii="Arial" w:hAnsi="Arial" w:cs="Arial"/>
                 <w:b/>
                 <w:bCs/>
-                <w:sz w:val="16"/>
-                <w:szCs w:val="16"/>
+                <w:sz w:val="18"/>
+                <w:szCs w:val="18"/>
               </w:rPr>
               <w:t>UDP CHECKSUM</w:t>
             </w:r>
@@ -1841,24 +2099,47 @@
         </w:trPr>
         <w:tc>
           <w:tcPr>
-            <w:tcW w:w="562" w:type="dxa"/>
-            <w:shd w:val="clear" w:color="auto" w:fill="auto"/>
-            <w:vAlign w:val="center"/>
-          </w:tcPr>
-          <w:p>
-            <w:pPr>
-              <w:jc w:val="center"/>
-              <w:rPr>
-                <w:rFonts w:ascii="Arial" w:hAnsi="Arial" w:cs="Arial"/>
-                <w:sz w:val="16"/>
-                <w:szCs w:val="16"/>
-              </w:rPr>
-            </w:pPr>
-            <w:r>
-              <w:rPr>
-                <w:rFonts w:ascii="Arial" w:hAnsi="Arial" w:cs="Arial"/>
-                <w:sz w:val="16"/>
-                <w:szCs w:val="16"/>
+            <w:tcW w:w="483" w:type="dxa"/>
+            <w:shd w:val="clear" w:color="auto" w:fill="auto"/>
+            <w:vAlign w:val="center"/>
+          </w:tcPr>
+          <w:p>
+            <w:pPr>
+              <w:jc w:val="center"/>
+              <w:rPr>
+                <w:rFonts w:ascii="Arial" w:hAnsi="Arial" w:cs="Arial"/>
+                <w:sz w:val="18"/>
+                <w:szCs w:val="18"/>
+              </w:rPr>
+            </w:pPr>
+            <w:r>
+              <w:rPr>
+                <w:rFonts w:ascii="Arial" w:hAnsi="Arial" w:cs="Arial"/>
+                <w:sz w:val="18"/>
+                <w:szCs w:val="18"/>
+              </w:rPr>
+              <w:t>10</w:t>
+            </w:r>
+          </w:p>
+        </w:tc>
+        <w:tc>
+          <w:tcPr>
+            <w:tcW w:w="646" w:type="dxa"/>
+          </w:tcPr>
+          <w:p>
+            <w:pPr>
+              <w:jc w:val="center"/>
+              <w:rPr>
+                <w:rFonts w:ascii="Arial" w:hAnsi="Arial" w:cs="Arial"/>
+                <w:sz w:val="18"/>
+                <w:szCs w:val="18"/>
+              </w:rPr>
+            </w:pPr>
+            <w:r>
+              <w:rPr>
+                <w:rFonts w:ascii="Arial" w:hAnsi="Arial" w:cs="Arial"/>
+                <w:sz w:val="18"/>
+                <w:szCs w:val="18"/>
               </w:rPr>
               <w:t>3.1</w:t>
             </w:r>
@@ -1866,24 +2147,23 @@
         </w:tc>
         <w:tc>
           <w:tcPr>
-            <w:tcW w:w="2750" w:type="dxa"/>
-            <w:shd w:val="clear" w:color="auto" w:fill="auto"/>
-            <w:vAlign w:val="center"/>
-          </w:tcPr>
-          <w:p>
-            <w:pPr>
-              <w:jc w:val="center"/>
-              <w:rPr>
-                <w:rFonts w:ascii="Arial" w:hAnsi="Arial" w:cs="Arial"/>
-                <w:sz w:val="16"/>
-                <w:szCs w:val="16"/>
-              </w:rPr>
-            </w:pPr>
-            <w:r>
-              <w:rPr>
-                <w:rFonts w:ascii="Arial" w:hAnsi="Arial" w:cs="Arial"/>
-                <w:sz w:val="16"/>
-                <w:szCs w:val="16"/>
+            <w:tcW w:w="3364" w:type="dxa"/>
+            <w:shd w:val="clear" w:color="auto" w:fill="auto"/>
+            <w:vAlign w:val="center"/>
+          </w:tcPr>
+          <w:p>
+            <w:pPr>
+              <w:rPr>
+                <w:rFonts w:ascii="Arial" w:hAnsi="Arial" w:cs="Arial"/>
+                <w:sz w:val="18"/>
+                <w:szCs w:val="18"/>
+              </w:rPr>
+            </w:pPr>
+            <w:r>
+              <w:rPr>
+                <w:rFonts w:ascii="Arial" w:hAnsi="Arial" w:cs="Arial"/>
+                <w:sz w:val="18"/>
+                <w:szCs w:val="18"/>
               </w:rPr>
               <w:t>UDP checksum SHOULD be transmitted as 0</w:t>
             </w:r>
@@ -1891,24 +2171,24 @@
         </w:tc>
         <w:tc>
           <w:tcPr>
-            <w:tcW w:w="1667" w:type="dxa"/>
-            <w:shd w:val="clear" w:color="auto" w:fill="auto"/>
-            <w:vAlign w:val="center"/>
-          </w:tcPr>
-          <w:p>
-            <w:pPr>
-              <w:jc w:val="center"/>
-              <w:rPr>
-                <w:rFonts w:ascii="Arial" w:hAnsi="Arial" w:cs="Arial"/>
-                <w:sz w:val="16"/>
-                <w:szCs w:val="16"/>
-              </w:rPr>
-            </w:pPr>
-            <w:r>
-              <w:rPr>
-                <w:rFonts w:ascii="Arial" w:hAnsi="Arial" w:cs="Arial"/>
-                <w:sz w:val="16"/>
-                <w:szCs w:val="16"/>
+            <w:tcW w:w="1570" w:type="dxa"/>
+            <w:shd w:val="clear" w:color="auto" w:fill="auto"/>
+            <w:vAlign w:val="center"/>
+          </w:tcPr>
+          <w:p>
+            <w:pPr>
+              <w:jc w:val="center"/>
+              <w:rPr>
+                <w:rFonts w:ascii="Arial" w:hAnsi="Arial" w:cs="Arial"/>
+                <w:sz w:val="18"/>
+                <w:szCs w:val="18"/>
+              </w:rPr>
+            </w:pPr>
+            <w:r>
+              <w:rPr>
+                <w:rFonts w:ascii="Arial" w:hAnsi="Arial" w:cs="Arial"/>
+                <w:sz w:val="18"/>
+                <w:szCs w:val="18"/>
               </w:rPr>
               <w:t>SHOULD</w:t>
             </w:r>
@@ -1916,24 +2196,24 @@
         </w:tc>
         <w:tc>
           <w:tcPr>
-            <w:tcW w:w="1083" w:type="dxa"/>
-            <w:shd w:val="clear" w:color="auto" w:fill="auto"/>
-            <w:vAlign w:val="center"/>
-          </w:tcPr>
-          <w:p>
-            <w:pPr>
-              <w:jc w:val="center"/>
-              <w:rPr>
-                <w:rFonts w:ascii="Arial" w:hAnsi="Arial" w:cs="Arial"/>
-                <w:sz w:val="16"/>
-                <w:szCs w:val="16"/>
-              </w:rPr>
-            </w:pPr>
-            <w:r>
-              <w:rPr>
-                <w:rFonts w:ascii="Arial" w:hAnsi="Arial" w:cs="Arial"/>
-                <w:sz w:val="16"/>
-                <w:szCs w:val="16"/>
+            <w:tcW w:w="794" w:type="dxa"/>
+            <w:shd w:val="clear" w:color="auto" w:fill="auto"/>
+            <w:vAlign w:val="center"/>
+          </w:tcPr>
+          <w:p>
+            <w:pPr>
+              <w:jc w:val="center"/>
+              <w:rPr>
+                <w:rFonts w:ascii="Arial" w:hAnsi="Arial" w:cs="Arial"/>
+                <w:sz w:val="18"/>
+                <w:szCs w:val="18"/>
+              </w:rPr>
+            </w:pPr>
+            <w:r>
+              <w:rPr>
+                <w:rFonts w:ascii="Arial" w:hAnsi="Arial" w:cs="Arial"/>
+                <w:sz w:val="18"/>
+                <w:szCs w:val="18"/>
               </w:rPr>
               <w:t>5</w:t>
             </w:r>
@@ -1941,24 +2221,24 @@
         </w:tc>
         <w:tc>
           <w:tcPr>
-            <w:tcW w:w="1127" w:type="dxa"/>
-            <w:shd w:val="clear" w:color="auto" w:fill="auto"/>
-            <w:vAlign w:val="center"/>
-          </w:tcPr>
-          <w:p>
-            <w:pPr>
-              <w:jc w:val="center"/>
-              <w:rPr>
-                <w:rFonts w:ascii="Arial" w:hAnsi="Arial" w:cs="Arial"/>
-                <w:sz w:val="16"/>
-                <w:szCs w:val="16"/>
-              </w:rPr>
-            </w:pPr>
-            <w:r>
-              <w:rPr>
-                <w:rFonts w:ascii="Arial" w:hAnsi="Arial" w:cs="Arial"/>
-                <w:sz w:val="16"/>
-                <w:szCs w:val="16"/>
+            <w:tcW w:w="1026" w:type="dxa"/>
+            <w:shd w:val="clear" w:color="auto" w:fill="auto"/>
+            <w:vAlign w:val="center"/>
+          </w:tcPr>
+          <w:p>
+            <w:pPr>
+              <w:jc w:val="center"/>
+              <w:rPr>
+                <w:rFonts w:ascii="Arial" w:hAnsi="Arial" w:cs="Arial"/>
+                <w:sz w:val="18"/>
+                <w:szCs w:val="18"/>
+              </w:rPr>
+            </w:pPr>
+            <w:r>
+              <w:rPr>
+                <w:rFonts w:ascii="Arial" w:hAnsi="Arial" w:cs="Arial"/>
+                <w:sz w:val="18"/>
+                <w:szCs w:val="18"/>
               </w:rPr>
               <w:t>YES</w:t>
             </w:r>
@@ -1966,7 +2246,7 @@
         </w:tc>
         <w:tc>
           <w:tcPr>
-            <w:tcW w:w="1827" w:type="dxa"/>
+            <w:tcW w:w="1133" w:type="dxa"/>
             <w:shd w:val="clear" w:color="auto" w:fill="auto"/>
             <w:vAlign w:val="center"/>
           </w:tcPr>
@@ -1977,8 +2257,8 @@
                 <w:rFonts w:ascii="Arial" w:hAnsi="Arial" w:cs="Arial"/>
                 <w:b/>
                 <w:bCs/>
-                <w:sz w:val="16"/>
-                <w:szCs w:val="16"/>
+                <w:sz w:val="18"/>
+                <w:szCs w:val="18"/>
               </w:rPr>
             </w:pPr>
           </w:p>
@@ -1990,24 +2270,47 @@
         </w:trPr>
         <w:tc>
           <w:tcPr>
-            <w:tcW w:w="562" w:type="dxa"/>
-            <w:shd w:val="clear" w:color="auto" w:fill="auto"/>
-            <w:vAlign w:val="center"/>
-          </w:tcPr>
-          <w:p>
-            <w:pPr>
-              <w:jc w:val="center"/>
-              <w:rPr>
-                <w:rFonts w:ascii="Arial" w:hAnsi="Arial" w:cs="Arial"/>
-                <w:sz w:val="16"/>
-                <w:szCs w:val="16"/>
-              </w:rPr>
-            </w:pPr>
-            <w:r>
-              <w:rPr>
-                <w:rFonts w:ascii="Arial" w:hAnsi="Arial" w:cs="Arial"/>
-                <w:sz w:val="16"/>
-                <w:szCs w:val="16"/>
+            <w:tcW w:w="483" w:type="dxa"/>
+            <w:shd w:val="clear" w:color="auto" w:fill="auto"/>
+            <w:vAlign w:val="center"/>
+          </w:tcPr>
+          <w:p>
+            <w:pPr>
+              <w:jc w:val="center"/>
+              <w:rPr>
+                <w:rFonts w:ascii="Arial" w:hAnsi="Arial" w:cs="Arial"/>
+                <w:sz w:val="18"/>
+                <w:szCs w:val="18"/>
+              </w:rPr>
+            </w:pPr>
+            <w:r>
+              <w:rPr>
+                <w:rFonts w:ascii="Arial" w:hAnsi="Arial" w:cs="Arial"/>
+                <w:sz w:val="18"/>
+                <w:szCs w:val="18"/>
+              </w:rPr>
+              <w:t>11</w:t>
+            </w:r>
+          </w:p>
+        </w:tc>
+        <w:tc>
+          <w:tcPr>
+            <w:tcW w:w="646" w:type="dxa"/>
+          </w:tcPr>
+          <w:p>
+            <w:pPr>
+              <w:jc w:val="center"/>
+              <w:rPr>
+                <w:rFonts w:ascii="Arial" w:hAnsi="Arial" w:cs="Arial"/>
+                <w:sz w:val="18"/>
+                <w:szCs w:val="18"/>
+              </w:rPr>
+            </w:pPr>
+            <w:r>
+              <w:rPr>
+                <w:rFonts w:ascii="Arial" w:hAnsi="Arial" w:cs="Arial"/>
+                <w:sz w:val="18"/>
+                <w:szCs w:val="18"/>
               </w:rPr>
               <w:t>3.2</w:t>
             </w:r>
@@ -2015,24 +2318,23 @@
         </w:tc>
         <w:tc>
           <w:tcPr>
-            <w:tcW w:w="2750" w:type="dxa"/>
-            <w:shd w:val="clear" w:color="auto" w:fill="auto"/>
-            <w:vAlign w:val="center"/>
-          </w:tcPr>
-          <w:p>
-            <w:pPr>
-              <w:jc w:val="center"/>
-              <w:rPr>
-                <w:rFonts w:ascii="Arial" w:hAnsi="Arial" w:cs="Arial"/>
-                <w:sz w:val="16"/>
-                <w:szCs w:val="16"/>
-              </w:rPr>
-            </w:pPr>
-            <w:r>
-              <w:rPr>
-                <w:rFonts w:ascii="Arial" w:hAnsi="Arial" w:cs="Arial"/>
-                <w:sz w:val="16"/>
-                <w:szCs w:val="16"/>
+            <w:tcW w:w="3364" w:type="dxa"/>
+            <w:shd w:val="clear" w:color="auto" w:fill="auto"/>
+            <w:vAlign w:val="center"/>
+          </w:tcPr>
+          <w:p>
+            <w:pPr>
+              <w:rPr>
+                <w:rFonts w:ascii="Arial" w:hAnsi="Arial" w:cs="Arial"/>
+                <w:sz w:val="18"/>
+                <w:szCs w:val="18"/>
+              </w:rPr>
+            </w:pPr>
+            <w:r>
+              <w:rPr>
+                <w:rFonts w:ascii="Arial" w:hAnsi="Arial" w:cs="Arial"/>
+                <w:sz w:val="18"/>
+                <w:szCs w:val="18"/>
               </w:rPr>
               <w:t>Zero UDP checksum MUST be accepted on RX</w:t>
             </w:r>
@@ -2040,24 +2342,24 @@
         </w:tc>
         <w:tc>
           <w:tcPr>
-            <w:tcW w:w="1667" w:type="dxa"/>
-            <w:shd w:val="clear" w:color="auto" w:fill="auto"/>
-            <w:vAlign w:val="center"/>
-          </w:tcPr>
-          <w:p>
-            <w:pPr>
-              <w:jc w:val="center"/>
-              <w:rPr>
-                <w:rFonts w:ascii="Arial" w:hAnsi="Arial" w:cs="Arial"/>
-                <w:sz w:val="16"/>
-                <w:szCs w:val="16"/>
-              </w:rPr>
-            </w:pPr>
-            <w:r>
-              <w:rPr>
-                <w:rFonts w:ascii="Arial" w:hAnsi="Arial" w:cs="Arial"/>
-                <w:sz w:val="16"/>
-                <w:szCs w:val="16"/>
+            <w:tcW w:w="1570" w:type="dxa"/>
+            <w:shd w:val="clear" w:color="auto" w:fill="auto"/>
+            <w:vAlign w:val="center"/>
+          </w:tcPr>
+          <w:p>
+            <w:pPr>
+              <w:jc w:val="center"/>
+              <w:rPr>
+                <w:rFonts w:ascii="Arial" w:hAnsi="Arial" w:cs="Arial"/>
+                <w:sz w:val="18"/>
+                <w:szCs w:val="18"/>
+              </w:rPr>
+            </w:pPr>
+            <w:r>
+              <w:rPr>
+                <w:rFonts w:ascii="Arial" w:hAnsi="Arial" w:cs="Arial"/>
+                <w:sz w:val="18"/>
+                <w:szCs w:val="18"/>
               </w:rPr>
               <w:t>MUST</w:t>
             </w:r>
@@ -2065,24 +2367,24 @@
         </w:tc>
         <w:tc>
           <w:tcPr>
-            <w:tcW w:w="1083" w:type="dxa"/>
-            <w:shd w:val="clear" w:color="auto" w:fill="auto"/>
-            <w:vAlign w:val="center"/>
-          </w:tcPr>
-          <w:p>
-            <w:pPr>
-              <w:jc w:val="center"/>
-              <w:rPr>
-                <w:rFonts w:ascii="Arial" w:hAnsi="Arial" w:cs="Arial"/>
-                <w:sz w:val="16"/>
-                <w:szCs w:val="16"/>
-              </w:rPr>
-            </w:pPr>
-            <w:r>
-              <w:rPr>
-                <w:rFonts w:ascii="Arial" w:hAnsi="Arial" w:cs="Arial"/>
-                <w:sz w:val="16"/>
-                <w:szCs w:val="16"/>
+            <w:tcW w:w="794" w:type="dxa"/>
+            <w:shd w:val="clear" w:color="auto" w:fill="auto"/>
+            <w:vAlign w:val="center"/>
+          </w:tcPr>
+          <w:p>
+            <w:pPr>
+              <w:jc w:val="center"/>
+              <w:rPr>
+                <w:rFonts w:ascii="Arial" w:hAnsi="Arial" w:cs="Arial"/>
+                <w:sz w:val="18"/>
+                <w:szCs w:val="18"/>
+              </w:rPr>
+            </w:pPr>
+            <w:r>
+              <w:rPr>
+                <w:rFonts w:ascii="Arial" w:hAnsi="Arial" w:cs="Arial"/>
+                <w:sz w:val="18"/>
+                <w:szCs w:val="18"/>
               </w:rPr>
               <w:t>5</w:t>
             </w:r>
@@ -2090,24 +2392,24 @@
         </w:tc>
         <w:tc>
           <w:tcPr>
-            <w:tcW w:w="1127" w:type="dxa"/>
-            <w:shd w:val="clear" w:color="auto" w:fill="auto"/>
-            <w:vAlign w:val="center"/>
-          </w:tcPr>
-          <w:p>
-            <w:pPr>
-              <w:jc w:val="center"/>
-              <w:rPr>
-                <w:rFonts w:ascii="Arial" w:hAnsi="Arial" w:cs="Arial"/>
-                <w:sz w:val="16"/>
-                <w:szCs w:val="16"/>
-              </w:rPr>
-            </w:pPr>
-            <w:r>
-              <w:rPr>
-                <w:rFonts w:ascii="Arial" w:hAnsi="Arial" w:cs="Arial"/>
-                <w:sz w:val="16"/>
-                <w:szCs w:val="16"/>
+            <w:tcW w:w="1026" w:type="dxa"/>
+            <w:shd w:val="clear" w:color="auto" w:fill="auto"/>
+            <w:vAlign w:val="center"/>
+          </w:tcPr>
+          <w:p>
+            <w:pPr>
+              <w:jc w:val="center"/>
+              <w:rPr>
+                <w:rFonts w:ascii="Arial" w:hAnsi="Arial" w:cs="Arial"/>
+                <w:sz w:val="18"/>
+                <w:szCs w:val="18"/>
+              </w:rPr>
+            </w:pPr>
+            <w:r>
+              <w:rPr>
+                <w:rFonts w:ascii="Arial" w:hAnsi="Arial" w:cs="Arial"/>
+                <w:sz w:val="18"/>
+                <w:szCs w:val="18"/>
               </w:rPr>
               <w:t>YES</w:t>
             </w:r>
@@ -2115,7 +2417,7 @@
         </w:tc>
         <w:tc>
           <w:tcPr>
-            <w:tcW w:w="1827" w:type="dxa"/>
+            <w:tcW w:w="1133" w:type="dxa"/>
             <w:shd w:val="clear" w:color="auto" w:fill="auto"/>
             <w:vAlign w:val="center"/>
           </w:tcPr>
@@ -2126,8 +2428,8 @@
                 <w:rFonts w:ascii="Arial" w:hAnsi="Arial" w:cs="Arial"/>
                 <w:b/>
                 <w:bCs/>
-                <w:sz w:val="16"/>
-                <w:szCs w:val="16"/>
+                <w:sz w:val="18"/>
+                <w:szCs w:val="18"/>
               </w:rPr>
             </w:pPr>
           </w:p>
@@ -2139,24 +2441,47 @@
         </w:trPr>
         <w:tc>
           <w:tcPr>
-            <w:tcW w:w="562" w:type="dxa"/>
-            <w:shd w:val="clear" w:color="auto" w:fill="auto"/>
-            <w:vAlign w:val="center"/>
-          </w:tcPr>
-          <w:p>
-            <w:pPr>
-              <w:jc w:val="center"/>
-              <w:rPr>
-                <w:rFonts w:ascii="Arial" w:hAnsi="Arial" w:cs="Arial"/>
-                <w:sz w:val="16"/>
-                <w:szCs w:val="16"/>
-              </w:rPr>
-            </w:pPr>
-            <w:r>
-              <w:rPr>
-                <w:rFonts w:ascii="Arial" w:hAnsi="Arial" w:cs="Arial"/>
-                <w:sz w:val="16"/>
-                <w:szCs w:val="16"/>
+            <w:tcW w:w="483" w:type="dxa"/>
+            <w:shd w:val="clear" w:color="auto" w:fill="auto"/>
+            <w:vAlign w:val="center"/>
+          </w:tcPr>
+          <w:p>
+            <w:pPr>
+              <w:jc w:val="center"/>
+              <w:rPr>
+                <w:rFonts w:ascii="Arial" w:hAnsi="Arial" w:cs="Arial"/>
+                <w:sz w:val="18"/>
+                <w:szCs w:val="18"/>
+              </w:rPr>
+            </w:pPr>
+            <w:r>
+              <w:rPr>
+                <w:rFonts w:ascii="Arial" w:hAnsi="Arial" w:cs="Arial"/>
+                <w:sz w:val="18"/>
+                <w:szCs w:val="18"/>
+              </w:rPr>
+              <w:t>12</w:t>
+            </w:r>
+          </w:p>
+        </w:tc>
+        <w:tc>
+          <w:tcPr>
+            <w:tcW w:w="646" w:type="dxa"/>
+          </w:tcPr>
+          <w:p>
+            <w:pPr>
+              <w:jc w:val="center"/>
+              <w:rPr>
+                <w:rFonts w:ascii="Arial" w:hAnsi="Arial" w:cs="Arial"/>
+                <w:sz w:val="18"/>
+                <w:szCs w:val="18"/>
+              </w:rPr>
+            </w:pPr>
+            <w:r>
+              <w:rPr>
+                <w:rFonts w:ascii="Arial" w:hAnsi="Arial" w:cs="Arial"/>
+                <w:sz w:val="18"/>
+                <w:szCs w:val="18"/>
               </w:rPr>
               <w:t>3.3</w:t>
             </w:r>
@@ -2164,24 +2489,23 @@
         </w:tc>
         <w:tc>
           <w:tcPr>
-            <w:tcW w:w="2750" w:type="dxa"/>
-            <w:shd w:val="clear" w:color="auto" w:fill="auto"/>
-            <w:vAlign w:val="center"/>
-          </w:tcPr>
-          <w:p>
-            <w:pPr>
-              <w:jc w:val="center"/>
-              <w:rPr>
-                <w:rFonts w:ascii="Arial" w:hAnsi="Arial" w:cs="Arial"/>
-                <w:sz w:val="16"/>
-                <w:szCs w:val="16"/>
-              </w:rPr>
-            </w:pPr>
-            <w:r>
-              <w:rPr>
-                <w:rFonts w:ascii="Arial" w:hAnsi="Arial" w:cs="Arial"/>
-                <w:sz w:val="16"/>
-                <w:szCs w:val="16"/>
+            <w:tcW w:w="3364" w:type="dxa"/>
+            <w:shd w:val="clear" w:color="auto" w:fill="auto"/>
+            <w:vAlign w:val="center"/>
+          </w:tcPr>
+          <w:p>
+            <w:pPr>
+              <w:rPr>
+                <w:rFonts w:ascii="Arial" w:hAnsi="Arial" w:cs="Arial"/>
+                <w:sz w:val="18"/>
+                <w:szCs w:val="18"/>
+              </w:rPr>
+            </w:pPr>
+            <w:r>
+              <w:rPr>
+                <w:rFonts w:ascii="Arial" w:hAnsi="Arial" w:cs="Arial"/>
+                <w:sz w:val="18"/>
+                <w:szCs w:val="18"/>
               </w:rPr>
               <w:t>Non-zero checksum MUST be correctly calculated</w:t>
             </w:r>
@@ -2189,24 +2513,24 @@
         </w:tc>
         <w:tc>
           <w:tcPr>
-            <w:tcW w:w="1667" w:type="dxa"/>
-            <w:shd w:val="clear" w:color="auto" w:fill="auto"/>
-            <w:vAlign w:val="center"/>
-          </w:tcPr>
-          <w:p>
-            <w:pPr>
-              <w:jc w:val="center"/>
-              <w:rPr>
-                <w:rFonts w:ascii="Arial" w:hAnsi="Arial" w:cs="Arial"/>
-                <w:sz w:val="16"/>
-                <w:szCs w:val="16"/>
-              </w:rPr>
-            </w:pPr>
-            <w:r>
-              <w:rPr>
-                <w:rFonts w:ascii="Arial" w:hAnsi="Arial" w:cs="Arial"/>
-                <w:sz w:val="16"/>
-                <w:szCs w:val="16"/>
+            <w:tcW w:w="1570" w:type="dxa"/>
+            <w:shd w:val="clear" w:color="auto" w:fill="auto"/>
+            <w:vAlign w:val="center"/>
+          </w:tcPr>
+          <w:p>
+            <w:pPr>
+              <w:jc w:val="center"/>
+              <w:rPr>
+                <w:rFonts w:ascii="Arial" w:hAnsi="Arial" w:cs="Arial"/>
+                <w:sz w:val="18"/>
+                <w:szCs w:val="18"/>
+              </w:rPr>
+            </w:pPr>
+            <w:r>
+              <w:rPr>
+                <w:rFonts w:ascii="Arial" w:hAnsi="Arial" w:cs="Arial"/>
+                <w:sz w:val="18"/>
+                <w:szCs w:val="18"/>
               </w:rPr>
               <w:t>MUST</w:t>
             </w:r>
@@ -2214,24 +2538,24 @@
         </w:tc>
         <w:tc>
           <w:tcPr>
-            <w:tcW w:w="1083" w:type="dxa"/>
-            <w:shd w:val="clear" w:color="auto" w:fill="auto"/>
-            <w:vAlign w:val="center"/>
-          </w:tcPr>
-          <w:p>
-            <w:pPr>
-              <w:jc w:val="center"/>
-              <w:rPr>
-                <w:rFonts w:ascii="Arial" w:hAnsi="Arial" w:cs="Arial"/>
-                <w:sz w:val="16"/>
-                <w:szCs w:val="16"/>
-              </w:rPr>
-            </w:pPr>
-            <w:r>
-              <w:rPr>
-                <w:rFonts w:ascii="Arial" w:hAnsi="Arial" w:cs="Arial"/>
-                <w:sz w:val="16"/>
-                <w:szCs w:val="16"/>
+            <w:tcW w:w="794" w:type="dxa"/>
+            <w:shd w:val="clear" w:color="auto" w:fill="auto"/>
+            <w:vAlign w:val="center"/>
+          </w:tcPr>
+          <w:p>
+            <w:pPr>
+              <w:jc w:val="center"/>
+              <w:rPr>
+                <w:rFonts w:ascii="Arial" w:hAnsi="Arial" w:cs="Arial"/>
+                <w:sz w:val="18"/>
+                <w:szCs w:val="18"/>
+              </w:rPr>
+            </w:pPr>
+            <w:r>
+              <w:rPr>
+                <w:rFonts w:ascii="Arial" w:hAnsi="Arial" w:cs="Arial"/>
+                <w:sz w:val="18"/>
+                <w:szCs w:val="18"/>
               </w:rPr>
               <w:t>5</w:t>
             </w:r>
@@ -2239,32 +2563,32 @@
         </w:tc>
         <w:tc>
           <w:tcPr>
-            <w:tcW w:w="1127" w:type="dxa"/>
-            <w:shd w:val="clear" w:color="auto" w:fill="auto"/>
-            <w:vAlign w:val="center"/>
-          </w:tcPr>
-          <w:p>
-            <w:pPr>
-              <w:jc w:val="center"/>
-              <w:rPr>
-                <w:rFonts w:ascii="Arial" w:hAnsi="Arial" w:cs="Arial"/>
-                <w:sz w:val="16"/>
-                <w:szCs w:val="16"/>
-              </w:rPr>
-            </w:pPr>
-            <w:r>
-              <w:rPr>
-                <w:rFonts w:ascii="Arial" w:hAnsi="Arial" w:cs="Arial"/>
-                <w:sz w:val="16"/>
-                <w:szCs w:val="16"/>
-              </w:rPr>
-              <w:t>PARTIAL / OPTIOANL</w:t>
-            </w:r>
-          </w:p>
-        </w:tc>
-        <w:tc>
-          <w:tcPr>
-            <w:tcW w:w="1827" w:type="dxa"/>
+            <w:tcW w:w="1026" w:type="dxa"/>
+            <w:shd w:val="clear" w:color="auto" w:fill="auto"/>
+            <w:vAlign w:val="center"/>
+          </w:tcPr>
+          <w:p>
+            <w:pPr>
+              <w:jc w:val="center"/>
+              <w:rPr>
+                <w:rFonts w:ascii="Arial" w:hAnsi="Arial" w:cs="Arial"/>
+                <w:sz w:val="18"/>
+                <w:szCs w:val="18"/>
+              </w:rPr>
+            </w:pPr>
+            <w:r>
+              <w:rPr>
+                <w:rFonts w:ascii="Arial" w:hAnsi="Arial" w:cs="Arial"/>
+                <w:sz w:val="18"/>
+                <w:szCs w:val="18"/>
+              </w:rPr>
+              <w:t>YES</w:t>
+            </w:r>
+          </w:p>
+        </w:tc>
+        <w:tc>
+          <w:tcPr>
+            <w:tcW w:w="1133" w:type="dxa"/>
             <w:shd w:val="clear" w:color="auto" w:fill="auto"/>
             <w:vAlign w:val="center"/>
           </w:tcPr>
@@ -2275,18 +2599,10 @@
                 <w:rFonts w:ascii="Arial" w:hAnsi="Arial" w:cs="Arial"/>
                 <w:b/>
                 <w:bCs/>
-                <w:sz w:val="16"/>
-                <w:szCs w:val="16"/>
-              </w:rPr>
-            </w:pPr>
-            <w:r>
-              <w:rPr>
-                <w:rFonts w:ascii="Arial" w:hAnsi="Arial" w:cs="Arial"/>
-                <w:sz w:val="16"/>
-                <w:szCs w:val="16"/>
-              </w:rPr>
-              <w:t>Partial (function exists, not used)</w:t>
-            </w:r>
+                <w:sz w:val="18"/>
+                <w:szCs w:val="18"/>
+              </w:rPr>
+            </w:pPr>
           </w:p>
         </w:tc>
       </w:tr>
@@ -2296,24 +2612,47 @@
         </w:trPr>
         <w:tc>
           <w:tcPr>
-            <w:tcW w:w="562" w:type="dxa"/>
-            <w:shd w:val="clear" w:color="auto" w:fill="auto"/>
-            <w:vAlign w:val="center"/>
-          </w:tcPr>
-          <w:p>
-            <w:pPr>
-              <w:jc w:val="center"/>
-              <w:rPr>
-                <w:rFonts w:ascii="Arial" w:hAnsi="Arial" w:cs="Arial"/>
-                <w:sz w:val="16"/>
-                <w:szCs w:val="16"/>
-              </w:rPr>
-            </w:pPr>
-            <w:r>
-              <w:rPr>
-                <w:rFonts w:ascii="Arial" w:hAnsi="Arial" w:cs="Arial"/>
-                <w:sz w:val="16"/>
-                <w:szCs w:val="16"/>
+            <w:tcW w:w="483" w:type="dxa"/>
+            <w:shd w:val="clear" w:color="auto" w:fill="auto"/>
+            <w:vAlign w:val="center"/>
+          </w:tcPr>
+          <w:p>
+            <w:pPr>
+              <w:jc w:val="center"/>
+              <w:rPr>
+                <w:rFonts w:ascii="Arial" w:hAnsi="Arial" w:cs="Arial"/>
+                <w:sz w:val="18"/>
+                <w:szCs w:val="18"/>
+              </w:rPr>
+            </w:pPr>
+            <w:r>
+              <w:rPr>
+                <w:rFonts w:ascii="Arial" w:hAnsi="Arial" w:cs="Arial"/>
+                <w:sz w:val="18"/>
+                <w:szCs w:val="18"/>
+              </w:rPr>
+              <w:t>13</w:t>
+            </w:r>
+          </w:p>
+        </w:tc>
+        <w:tc>
+          <w:tcPr>
+            <w:tcW w:w="646" w:type="dxa"/>
+          </w:tcPr>
+          <w:p>
+            <w:pPr>
+              <w:jc w:val="center"/>
+              <w:rPr>
+                <w:rFonts w:ascii="Arial" w:hAnsi="Arial" w:cs="Arial"/>
+                <w:sz w:val="18"/>
+                <w:szCs w:val="18"/>
+              </w:rPr>
+            </w:pPr>
+            <w:r>
+              <w:rPr>
+                <w:rFonts w:ascii="Arial" w:hAnsi="Arial" w:cs="Arial"/>
+                <w:sz w:val="18"/>
+                <w:szCs w:val="18"/>
               </w:rPr>
               <w:t>3.4</w:t>
             </w:r>
@@ -2321,24 +2660,23 @@
         </w:tc>
         <w:tc>
           <w:tcPr>
-            <w:tcW w:w="2750" w:type="dxa"/>
-            <w:shd w:val="clear" w:color="auto" w:fill="auto"/>
-            <w:vAlign w:val="center"/>
-          </w:tcPr>
-          <w:p>
-            <w:pPr>
-              <w:jc w:val="center"/>
-              <w:rPr>
-                <w:rFonts w:ascii="Arial" w:hAnsi="Arial" w:cs="Arial"/>
-                <w:sz w:val="16"/>
-                <w:szCs w:val="16"/>
-              </w:rPr>
-            </w:pPr>
-            <w:r>
-              <w:rPr>
-                <w:rFonts w:ascii="Arial" w:hAnsi="Arial" w:cs="Arial"/>
-                <w:sz w:val="16"/>
-                <w:szCs w:val="16"/>
+            <w:tcW w:w="3364" w:type="dxa"/>
+            <w:shd w:val="clear" w:color="auto" w:fill="auto"/>
+            <w:vAlign w:val="center"/>
+          </w:tcPr>
+          <w:p>
+            <w:pPr>
+              <w:rPr>
+                <w:rFonts w:ascii="Arial" w:hAnsi="Arial" w:cs="Arial"/>
+                <w:sz w:val="18"/>
+                <w:szCs w:val="18"/>
+              </w:rPr>
+            </w:pPr>
+            <w:r>
+              <w:rPr>
+                <w:rFonts w:ascii="Arial" w:hAnsi="Arial" w:cs="Arial"/>
+                <w:sz w:val="18"/>
+                <w:szCs w:val="18"/>
               </w:rPr>
               <w:t>Receiver MAY verify non-zero checksum</w:t>
             </w:r>
@@ -2346,24 +2684,24 @@
         </w:tc>
         <w:tc>
           <w:tcPr>
-            <w:tcW w:w="1667" w:type="dxa"/>
-            <w:shd w:val="clear" w:color="auto" w:fill="auto"/>
-            <w:vAlign w:val="center"/>
-          </w:tcPr>
-          <w:p>
-            <w:pPr>
-              <w:jc w:val="center"/>
-              <w:rPr>
-                <w:rFonts w:ascii="Arial" w:hAnsi="Arial" w:cs="Arial"/>
-                <w:sz w:val="16"/>
-                <w:szCs w:val="16"/>
-              </w:rPr>
-            </w:pPr>
-            <w:r>
-              <w:rPr>
-                <w:rFonts w:ascii="Arial" w:hAnsi="Arial" w:cs="Arial"/>
-                <w:sz w:val="16"/>
-                <w:szCs w:val="16"/>
+            <w:tcW w:w="1570" w:type="dxa"/>
+            <w:shd w:val="clear" w:color="auto" w:fill="auto"/>
+            <w:vAlign w:val="center"/>
+          </w:tcPr>
+          <w:p>
+            <w:pPr>
+              <w:jc w:val="center"/>
+              <w:rPr>
+                <w:rFonts w:ascii="Arial" w:hAnsi="Arial" w:cs="Arial"/>
+                <w:sz w:val="18"/>
+                <w:szCs w:val="18"/>
+              </w:rPr>
+            </w:pPr>
+            <w:r>
+              <w:rPr>
+                <w:rFonts w:ascii="Arial" w:hAnsi="Arial" w:cs="Arial"/>
+                <w:sz w:val="18"/>
+                <w:szCs w:val="18"/>
               </w:rPr>
               <w:t>MAY</w:t>
             </w:r>
@@ -2371,24 +2709,24 @@
         </w:tc>
         <w:tc>
           <w:tcPr>
-            <w:tcW w:w="1083" w:type="dxa"/>
-            <w:shd w:val="clear" w:color="auto" w:fill="auto"/>
-            <w:vAlign w:val="center"/>
-          </w:tcPr>
-          <w:p>
-            <w:pPr>
-              <w:jc w:val="center"/>
-              <w:rPr>
-                <w:rFonts w:ascii="Arial" w:hAnsi="Arial" w:cs="Arial"/>
-                <w:sz w:val="16"/>
-                <w:szCs w:val="16"/>
-              </w:rPr>
-            </w:pPr>
-            <w:r>
-              <w:rPr>
-                <w:rFonts w:ascii="Arial" w:hAnsi="Arial" w:cs="Arial"/>
-                <w:sz w:val="16"/>
-                <w:szCs w:val="16"/>
+            <w:tcW w:w="794" w:type="dxa"/>
+            <w:shd w:val="clear" w:color="auto" w:fill="auto"/>
+            <w:vAlign w:val="center"/>
+          </w:tcPr>
+          <w:p>
+            <w:pPr>
+              <w:jc w:val="center"/>
+              <w:rPr>
+                <w:rFonts w:ascii="Arial" w:hAnsi="Arial" w:cs="Arial"/>
+                <w:sz w:val="18"/>
+                <w:szCs w:val="18"/>
+              </w:rPr>
+            </w:pPr>
+            <w:r>
+              <w:rPr>
+                <w:rFonts w:ascii="Arial" w:hAnsi="Arial" w:cs="Arial"/>
+                <w:sz w:val="18"/>
+                <w:szCs w:val="18"/>
               </w:rPr>
               <w:t>5</w:t>
             </w:r>
@@ -2396,32 +2734,32 @@
         </w:tc>
         <w:tc>
           <w:tcPr>
-            <w:tcW w:w="1127" w:type="dxa"/>
-            <w:shd w:val="clear" w:color="auto" w:fill="auto"/>
-            <w:vAlign w:val="center"/>
-          </w:tcPr>
-          <w:p>
-            <w:pPr>
-              <w:jc w:val="center"/>
-              <w:rPr>
-                <w:rFonts w:ascii="Arial" w:hAnsi="Arial" w:cs="Arial"/>
-                <w:sz w:val="16"/>
-                <w:szCs w:val="16"/>
-              </w:rPr>
-            </w:pPr>
-            <w:r>
-              <w:rPr>
-                <w:rFonts w:ascii="Arial" w:hAnsi="Arial" w:cs="Arial"/>
-                <w:sz w:val="16"/>
-                <w:szCs w:val="16"/>
-              </w:rPr>
-              <w:t>PARTIAL / OPTIOANL</w:t>
-            </w:r>
-          </w:p>
-        </w:tc>
-        <w:tc>
-          <w:tcPr>
-            <w:tcW w:w="1827" w:type="dxa"/>
+            <w:tcW w:w="1026" w:type="dxa"/>
+            <w:shd w:val="clear" w:color="auto" w:fill="auto"/>
+            <w:vAlign w:val="center"/>
+          </w:tcPr>
+          <w:p>
+            <w:pPr>
+              <w:jc w:val="center"/>
+              <w:rPr>
+                <w:rFonts w:ascii="Arial" w:hAnsi="Arial" w:cs="Arial"/>
+                <w:sz w:val="18"/>
+                <w:szCs w:val="18"/>
+              </w:rPr>
+            </w:pPr>
+            <w:r>
+              <w:rPr>
+                <w:rFonts w:ascii="Arial" w:hAnsi="Arial" w:cs="Arial"/>
+                <w:sz w:val="18"/>
+                <w:szCs w:val="18"/>
+              </w:rPr>
+              <w:t>YES</w:t>
+            </w:r>
+          </w:p>
+        </w:tc>
+        <w:tc>
+          <w:tcPr>
+            <w:tcW w:w="1133" w:type="dxa"/>
             <w:shd w:val="clear" w:color="auto" w:fill="auto"/>
             <w:vAlign w:val="center"/>
           </w:tcPr>
@@ -2432,18 +2770,10 @@
                 <w:rFonts w:ascii="Arial" w:hAnsi="Arial" w:cs="Arial"/>
                 <w:b/>
                 <w:bCs/>
-                <w:sz w:val="16"/>
-                <w:szCs w:val="16"/>
-              </w:rPr>
-            </w:pPr>
-            <w:r>
-              <w:rPr>
-                <w:rFonts w:ascii="Arial" w:hAnsi="Arial" w:cs="Arial"/>
-                <w:sz w:val="16"/>
-                <w:szCs w:val="16"/>
-              </w:rPr>
-              <w:t>Validation implemented but not enforced</w:t>
-            </w:r>
+                <w:sz w:val="18"/>
+                <w:szCs w:val="18"/>
+              </w:rPr>
+            </w:pPr>
           </w:p>
         </w:tc>
       </w:tr>
@@ -2453,24 +2783,47 @@
         </w:trPr>
         <w:tc>
           <w:tcPr>
-            <w:tcW w:w="562" w:type="dxa"/>
-            <w:shd w:val="clear" w:color="auto" w:fill="auto"/>
-            <w:vAlign w:val="center"/>
-          </w:tcPr>
-          <w:p>
-            <w:pPr>
-              <w:jc w:val="center"/>
-              <w:rPr>
-                <w:rFonts w:ascii="Arial" w:hAnsi="Arial" w:cs="Arial"/>
-                <w:sz w:val="16"/>
-                <w:szCs w:val="16"/>
-              </w:rPr>
-            </w:pPr>
-            <w:r>
-              <w:rPr>
-                <w:rFonts w:ascii="Arial" w:hAnsi="Arial" w:cs="Arial"/>
-                <w:sz w:val="16"/>
-                <w:szCs w:val="16"/>
+            <w:tcW w:w="483" w:type="dxa"/>
+            <w:shd w:val="clear" w:color="auto" w:fill="auto"/>
+            <w:vAlign w:val="center"/>
+          </w:tcPr>
+          <w:p>
+            <w:pPr>
+              <w:jc w:val="center"/>
+              <w:rPr>
+                <w:rFonts w:ascii="Arial" w:hAnsi="Arial" w:cs="Arial"/>
+                <w:sz w:val="18"/>
+                <w:szCs w:val="18"/>
+              </w:rPr>
+            </w:pPr>
+            <w:r>
+              <w:rPr>
+                <w:rFonts w:ascii="Arial" w:hAnsi="Arial" w:cs="Arial"/>
+                <w:sz w:val="18"/>
+                <w:szCs w:val="18"/>
+              </w:rPr>
+              <w:t>14</w:t>
+            </w:r>
+          </w:p>
+        </w:tc>
+        <w:tc>
+          <w:tcPr>
+            <w:tcW w:w="646" w:type="dxa"/>
+          </w:tcPr>
+          <w:p>
+            <w:pPr>
+              <w:jc w:val="center"/>
+              <w:rPr>
+                <w:rFonts w:ascii="Arial" w:hAnsi="Arial" w:cs="Arial"/>
+                <w:sz w:val="18"/>
+                <w:szCs w:val="18"/>
+              </w:rPr>
+            </w:pPr>
+            <w:r>
+              <w:rPr>
+                <w:rFonts w:ascii="Arial" w:hAnsi="Arial" w:cs="Arial"/>
+                <w:sz w:val="18"/>
+                <w:szCs w:val="18"/>
               </w:rPr>
               <w:t>3.5</w:t>
             </w:r>
@@ -2478,24 +2831,23 @@
         </w:tc>
         <w:tc>
           <w:tcPr>
-            <w:tcW w:w="2750" w:type="dxa"/>
-            <w:shd w:val="clear" w:color="auto" w:fill="auto"/>
-            <w:vAlign w:val="center"/>
-          </w:tcPr>
-          <w:p>
-            <w:pPr>
-              <w:jc w:val="center"/>
-              <w:rPr>
-                <w:rFonts w:ascii="Arial" w:hAnsi="Arial" w:cs="Arial"/>
-                <w:sz w:val="16"/>
-                <w:szCs w:val="16"/>
-              </w:rPr>
-            </w:pPr>
-            <w:r>
-              <w:rPr>
-                <w:rFonts w:ascii="Arial" w:hAnsi="Arial" w:cs="Arial"/>
-                <w:sz w:val="16"/>
-                <w:szCs w:val="16"/>
+            <w:tcW w:w="3364" w:type="dxa"/>
+            <w:shd w:val="clear" w:color="auto" w:fill="auto"/>
+            <w:vAlign w:val="center"/>
+          </w:tcPr>
+          <w:p>
+            <w:pPr>
+              <w:rPr>
+                <w:rFonts w:ascii="Arial" w:hAnsi="Arial" w:cs="Arial"/>
+                <w:sz w:val="18"/>
+                <w:szCs w:val="18"/>
+              </w:rPr>
+            </w:pPr>
+            <w:r>
+              <w:rPr>
+                <w:rFonts w:ascii="Arial" w:hAnsi="Arial" w:cs="Arial"/>
+                <w:sz w:val="18"/>
+                <w:szCs w:val="18"/>
               </w:rPr>
               <w:t>Failed checksum MUST be dropped</w:t>
             </w:r>
@@ -2503,24 +2855,24 @@
         </w:tc>
         <w:tc>
           <w:tcPr>
-            <w:tcW w:w="1667" w:type="dxa"/>
-            <w:shd w:val="clear" w:color="auto" w:fill="auto"/>
-            <w:vAlign w:val="center"/>
-          </w:tcPr>
-          <w:p>
-            <w:pPr>
-              <w:jc w:val="center"/>
-              <w:rPr>
-                <w:rFonts w:ascii="Arial" w:hAnsi="Arial" w:cs="Arial"/>
-                <w:sz w:val="16"/>
-                <w:szCs w:val="16"/>
-              </w:rPr>
-            </w:pPr>
-            <w:r>
-              <w:rPr>
-                <w:rFonts w:ascii="Arial" w:hAnsi="Arial" w:cs="Arial"/>
-                <w:sz w:val="16"/>
-                <w:szCs w:val="16"/>
+            <w:tcW w:w="1570" w:type="dxa"/>
+            <w:shd w:val="clear" w:color="auto" w:fill="auto"/>
+            <w:vAlign w:val="center"/>
+          </w:tcPr>
+          <w:p>
+            <w:pPr>
+              <w:jc w:val="center"/>
+              <w:rPr>
+                <w:rFonts w:ascii="Arial" w:hAnsi="Arial" w:cs="Arial"/>
+                <w:sz w:val="18"/>
+                <w:szCs w:val="18"/>
+              </w:rPr>
+            </w:pPr>
+            <w:r>
+              <w:rPr>
+                <w:rFonts w:ascii="Arial" w:hAnsi="Arial" w:cs="Arial"/>
+                <w:sz w:val="18"/>
+                <w:szCs w:val="18"/>
               </w:rPr>
               <w:t>MUST</w:t>
             </w:r>
@@ -2528,24 +2880,24 @@
         </w:tc>
         <w:tc>
           <w:tcPr>
-            <w:tcW w:w="1083" w:type="dxa"/>
-            <w:shd w:val="clear" w:color="auto" w:fill="auto"/>
-            <w:vAlign w:val="center"/>
-          </w:tcPr>
-          <w:p>
-            <w:pPr>
-              <w:jc w:val="center"/>
-              <w:rPr>
-                <w:rFonts w:ascii="Arial" w:hAnsi="Arial" w:cs="Arial"/>
-                <w:sz w:val="16"/>
-                <w:szCs w:val="16"/>
-              </w:rPr>
-            </w:pPr>
-            <w:r>
-              <w:rPr>
-                <w:rFonts w:ascii="Arial" w:hAnsi="Arial" w:cs="Arial"/>
-                <w:sz w:val="16"/>
-                <w:szCs w:val="16"/>
+            <w:tcW w:w="794" w:type="dxa"/>
+            <w:shd w:val="clear" w:color="auto" w:fill="auto"/>
+            <w:vAlign w:val="center"/>
+          </w:tcPr>
+          <w:p>
+            <w:pPr>
+              <w:jc w:val="center"/>
+              <w:rPr>
+                <w:rFonts w:ascii="Arial" w:hAnsi="Arial" w:cs="Arial"/>
+                <w:sz w:val="18"/>
+                <w:szCs w:val="18"/>
+              </w:rPr>
+            </w:pPr>
+            <w:r>
+              <w:rPr>
+                <w:rFonts w:ascii="Arial" w:hAnsi="Arial" w:cs="Arial"/>
+                <w:sz w:val="18"/>
+                <w:szCs w:val="18"/>
               </w:rPr>
               <w:t>5</w:t>
             </w:r>
@@ -2553,24 +2905,24 @@
         </w:tc>
         <w:tc>
           <w:tcPr>
-            <w:tcW w:w="1127" w:type="dxa"/>
-            <w:shd w:val="clear" w:color="auto" w:fill="auto"/>
-            <w:vAlign w:val="center"/>
-          </w:tcPr>
-          <w:p>
-            <w:pPr>
-              <w:jc w:val="center"/>
-              <w:rPr>
-                <w:rFonts w:ascii="Arial" w:hAnsi="Arial" w:cs="Arial"/>
-                <w:sz w:val="16"/>
-                <w:szCs w:val="16"/>
-              </w:rPr>
-            </w:pPr>
-            <w:r>
-              <w:rPr>
-                <w:rFonts w:ascii="Arial" w:hAnsi="Arial" w:cs="Arial"/>
-                <w:sz w:val="16"/>
-                <w:szCs w:val="16"/>
+            <w:tcW w:w="1026" w:type="dxa"/>
+            <w:shd w:val="clear" w:color="auto" w:fill="auto"/>
+            <w:vAlign w:val="center"/>
+          </w:tcPr>
+          <w:p>
+            <w:pPr>
+              <w:jc w:val="center"/>
+              <w:rPr>
+                <w:rFonts w:ascii="Arial" w:hAnsi="Arial" w:cs="Arial"/>
+                <w:sz w:val="18"/>
+                <w:szCs w:val="18"/>
+              </w:rPr>
+            </w:pPr>
+            <w:r>
+              <w:rPr>
+                <w:rFonts w:ascii="Arial" w:hAnsi="Arial" w:cs="Arial"/>
+                <w:sz w:val="18"/>
+                <w:szCs w:val="18"/>
               </w:rPr>
               <w:t>YES</w:t>
             </w:r>
@@ -2578,7 +2930,7 @@
         </w:tc>
         <w:tc>
           <w:tcPr>
-            <w:tcW w:w="1827" w:type="dxa"/>
+            <w:tcW w:w="1133" w:type="dxa"/>
             <w:shd w:val="clear" w:color="auto" w:fill="auto"/>
             <w:vAlign w:val="center"/>
           </w:tcPr>
@@ -2589,8 +2941,8 @@
                 <w:rFonts w:ascii="Arial" w:hAnsi="Arial" w:cs="Arial"/>
                 <w:b/>
                 <w:bCs/>
-                <w:sz w:val="16"/>
-                <w:szCs w:val="16"/>
+                <w:sz w:val="18"/>
+                <w:szCs w:val="18"/>
               </w:rPr>
             </w:pPr>
           </w:p>
@@ -2602,24 +2954,47 @@
         </w:trPr>
         <w:tc>
           <w:tcPr>
-            <w:tcW w:w="562" w:type="dxa"/>
-            <w:shd w:val="clear" w:color="auto" w:fill="auto"/>
-            <w:vAlign w:val="center"/>
-          </w:tcPr>
-          <w:p>
-            <w:pPr>
-              <w:jc w:val="center"/>
-              <w:rPr>
-                <w:rFonts w:ascii="Arial" w:hAnsi="Arial" w:cs="Arial"/>
-                <w:sz w:val="16"/>
-                <w:szCs w:val="16"/>
-              </w:rPr>
-            </w:pPr>
-            <w:r>
-              <w:rPr>
-                <w:rFonts w:ascii="Arial" w:hAnsi="Arial" w:cs="Arial"/>
-                <w:sz w:val="16"/>
-                <w:szCs w:val="16"/>
+            <w:tcW w:w="483" w:type="dxa"/>
+            <w:shd w:val="clear" w:color="auto" w:fill="auto"/>
+            <w:vAlign w:val="center"/>
+          </w:tcPr>
+          <w:p>
+            <w:pPr>
+              <w:jc w:val="center"/>
+              <w:rPr>
+                <w:rFonts w:ascii="Arial" w:hAnsi="Arial" w:cs="Arial"/>
+                <w:sz w:val="18"/>
+                <w:szCs w:val="18"/>
+              </w:rPr>
+            </w:pPr>
+            <w:r>
+              <w:rPr>
+                <w:rFonts w:ascii="Arial" w:hAnsi="Arial" w:cs="Arial"/>
+                <w:sz w:val="18"/>
+                <w:szCs w:val="18"/>
+              </w:rPr>
+              <w:t>15</w:t>
+            </w:r>
+          </w:p>
+        </w:tc>
+        <w:tc>
+          <w:tcPr>
+            <w:tcW w:w="646" w:type="dxa"/>
+          </w:tcPr>
+          <w:p>
+            <w:pPr>
+              <w:jc w:val="center"/>
+              <w:rPr>
+                <w:rFonts w:ascii="Arial" w:hAnsi="Arial" w:cs="Arial"/>
+                <w:sz w:val="18"/>
+                <w:szCs w:val="18"/>
+              </w:rPr>
+            </w:pPr>
+            <w:r>
+              <w:rPr>
+                <w:rFonts w:ascii="Arial" w:hAnsi="Arial" w:cs="Arial"/>
+                <w:sz w:val="18"/>
+                <w:szCs w:val="18"/>
               </w:rPr>
               <w:t>3.6</w:t>
             </w:r>
@@ -2627,24 +3002,23 @@
         </w:tc>
         <w:tc>
           <w:tcPr>
-            <w:tcW w:w="2750" w:type="dxa"/>
-            <w:shd w:val="clear" w:color="auto" w:fill="auto"/>
-            <w:vAlign w:val="center"/>
-          </w:tcPr>
-          <w:p>
-            <w:pPr>
-              <w:jc w:val="center"/>
-              <w:rPr>
-                <w:rFonts w:ascii="Arial" w:hAnsi="Arial" w:cs="Arial"/>
-                <w:sz w:val="16"/>
-                <w:szCs w:val="16"/>
-              </w:rPr>
-            </w:pPr>
-            <w:r>
-              <w:rPr>
-                <w:rFonts w:ascii="Arial" w:hAnsi="Arial" w:cs="Arial"/>
-                <w:sz w:val="16"/>
-                <w:szCs w:val="16"/>
+            <w:tcW w:w="3364" w:type="dxa"/>
+            <w:shd w:val="clear" w:color="auto" w:fill="auto"/>
+            <w:vAlign w:val="center"/>
+          </w:tcPr>
+          <w:p>
+            <w:pPr>
+              <w:rPr>
+                <w:rFonts w:ascii="Arial" w:hAnsi="Arial" w:cs="Arial"/>
+                <w:sz w:val="18"/>
+                <w:szCs w:val="18"/>
+              </w:rPr>
+            </w:pPr>
+            <w:r>
+              <w:rPr>
+                <w:rFonts w:ascii="Arial" w:hAnsi="Arial" w:cs="Arial"/>
+                <w:sz w:val="18"/>
+                <w:szCs w:val="18"/>
               </w:rPr>
               <w:t>Valid checksum MUST be accepted</w:t>
             </w:r>
@@ -2652,24 +3026,24 @@
         </w:tc>
         <w:tc>
           <w:tcPr>
-            <w:tcW w:w="1667" w:type="dxa"/>
-            <w:shd w:val="clear" w:color="auto" w:fill="auto"/>
-            <w:vAlign w:val="center"/>
-          </w:tcPr>
-          <w:p>
-            <w:pPr>
-              <w:jc w:val="center"/>
-              <w:rPr>
-                <w:rFonts w:ascii="Arial" w:hAnsi="Arial" w:cs="Arial"/>
-                <w:sz w:val="16"/>
-                <w:szCs w:val="16"/>
-              </w:rPr>
-            </w:pPr>
-            <w:r>
-              <w:rPr>
-                <w:rFonts w:ascii="Arial" w:hAnsi="Arial" w:cs="Arial"/>
-                <w:sz w:val="16"/>
-                <w:szCs w:val="16"/>
+            <w:tcW w:w="1570" w:type="dxa"/>
+            <w:shd w:val="clear" w:color="auto" w:fill="auto"/>
+            <w:vAlign w:val="center"/>
+          </w:tcPr>
+          <w:p>
+            <w:pPr>
+              <w:jc w:val="center"/>
+              <w:rPr>
+                <w:rFonts w:ascii="Arial" w:hAnsi="Arial" w:cs="Arial"/>
+                <w:sz w:val="18"/>
+                <w:szCs w:val="18"/>
+              </w:rPr>
+            </w:pPr>
+            <w:r>
+              <w:rPr>
+                <w:rFonts w:ascii="Arial" w:hAnsi="Arial" w:cs="Arial"/>
+                <w:sz w:val="18"/>
+                <w:szCs w:val="18"/>
               </w:rPr>
               <w:t>MUST</w:t>
             </w:r>
@@ -2677,24 +3051,24 @@
         </w:tc>
         <w:tc>
           <w:tcPr>
-            <w:tcW w:w="1083" w:type="dxa"/>
-            <w:shd w:val="clear" w:color="auto" w:fill="auto"/>
-            <w:vAlign w:val="center"/>
-          </w:tcPr>
-          <w:p>
-            <w:pPr>
-              <w:jc w:val="center"/>
-              <w:rPr>
-                <w:rFonts w:ascii="Arial" w:hAnsi="Arial" w:cs="Arial"/>
-                <w:sz w:val="16"/>
-                <w:szCs w:val="16"/>
-              </w:rPr>
-            </w:pPr>
-            <w:r>
-              <w:rPr>
-                <w:rFonts w:ascii="Arial" w:hAnsi="Arial" w:cs="Arial"/>
-                <w:sz w:val="16"/>
-                <w:szCs w:val="16"/>
+            <w:tcW w:w="794" w:type="dxa"/>
+            <w:shd w:val="clear" w:color="auto" w:fill="auto"/>
+            <w:vAlign w:val="center"/>
+          </w:tcPr>
+          <w:p>
+            <w:pPr>
+              <w:jc w:val="center"/>
+              <w:rPr>
+                <w:rFonts w:ascii="Arial" w:hAnsi="Arial" w:cs="Arial"/>
+                <w:sz w:val="18"/>
+                <w:szCs w:val="18"/>
+              </w:rPr>
+            </w:pPr>
+            <w:r>
+              <w:rPr>
+                <w:rFonts w:ascii="Arial" w:hAnsi="Arial" w:cs="Arial"/>
+                <w:sz w:val="18"/>
+                <w:szCs w:val="18"/>
               </w:rPr>
               <w:t>5</w:t>
             </w:r>
@@ -2702,24 +3076,24 @@
         </w:tc>
         <w:tc>
           <w:tcPr>
-            <w:tcW w:w="1127" w:type="dxa"/>
-            <w:shd w:val="clear" w:color="auto" w:fill="auto"/>
-            <w:vAlign w:val="center"/>
-          </w:tcPr>
-          <w:p>
-            <w:pPr>
-              <w:jc w:val="center"/>
-              <w:rPr>
-                <w:rFonts w:ascii="Arial" w:hAnsi="Arial" w:cs="Arial"/>
-                <w:sz w:val="16"/>
-                <w:szCs w:val="16"/>
-              </w:rPr>
-            </w:pPr>
-            <w:r>
-              <w:rPr>
-                <w:rFonts w:ascii="Arial" w:hAnsi="Arial" w:cs="Arial"/>
-                <w:sz w:val="16"/>
-                <w:szCs w:val="16"/>
+            <w:tcW w:w="1026" w:type="dxa"/>
+            <w:shd w:val="clear" w:color="auto" w:fill="auto"/>
+            <w:vAlign w:val="center"/>
+          </w:tcPr>
+          <w:p>
+            <w:pPr>
+              <w:jc w:val="center"/>
+              <w:rPr>
+                <w:rFonts w:ascii="Arial" w:hAnsi="Arial" w:cs="Arial"/>
+                <w:sz w:val="18"/>
+                <w:szCs w:val="18"/>
+              </w:rPr>
+            </w:pPr>
+            <w:r>
+              <w:rPr>
+                <w:rFonts w:ascii="Arial" w:hAnsi="Arial" w:cs="Arial"/>
+                <w:sz w:val="18"/>
+                <w:szCs w:val="18"/>
               </w:rPr>
               <w:t>YES</w:t>
             </w:r>
@@ -2727,7 +3101,7 @@
         </w:tc>
         <w:tc>
           <w:tcPr>
-            <w:tcW w:w="1827" w:type="dxa"/>
+            <w:tcW w:w="1133" w:type="dxa"/>
             <w:shd w:val="clear" w:color="auto" w:fill="auto"/>
             <w:vAlign w:val="center"/>
           </w:tcPr>
@@ -2738,8 +3112,8 @@
                 <w:rFonts w:ascii="Arial" w:hAnsi="Arial" w:cs="Arial"/>
                 <w:b/>
                 <w:bCs/>
-                <w:sz w:val="16"/>
-                <w:szCs w:val="16"/>
+                <w:sz w:val="18"/>
+                <w:szCs w:val="18"/>
               </w:rPr>
             </w:pPr>
           </w:p>
@@ -2752,9 +3126,8 @@
         <w:tc>
           <w:tcPr>
             <w:tcW w:w="9016" w:type="dxa"/>
-            <w:gridSpan w:val="6"/>
+            <w:gridSpan w:val="7"/>
             <w:shd w:val="clear" w:color="auto" w:fill="FFFF00"/>
-            <w:vAlign w:val="center"/>
           </w:tcPr>
           <w:p>
             <w:pPr>
@@ -2763,8 +3136,8 @@
                 <w:rFonts w:ascii="Arial" w:hAnsi="Arial" w:cs="Arial"/>
                 <w:b/>
                 <w:bCs/>
-                <w:sz w:val="16"/>
-                <w:szCs w:val="16"/>
+                <w:sz w:val="18"/>
+                <w:szCs w:val="18"/>
               </w:rPr>
             </w:pPr>
             <w:r>
@@ -2772,8 +3145,8 @@
                 <w:rFonts w:ascii="Arial" w:hAnsi="Arial" w:cs="Arial"/>
                 <w:b/>
                 <w:bCs/>
-                <w:sz w:val="16"/>
-                <w:szCs w:val="16"/>
+                <w:sz w:val="18"/>
+                <w:szCs w:val="18"/>
               </w:rPr>
               <w:t>FRAGMENTATION</w:t>
             </w:r>
@@ -2786,24 +3159,47 @@
         </w:trPr>
         <w:tc>
           <w:tcPr>
-            <w:tcW w:w="562" w:type="dxa"/>
-            <w:shd w:val="clear" w:color="auto" w:fill="auto"/>
-            <w:vAlign w:val="center"/>
-          </w:tcPr>
-          <w:p>
-            <w:pPr>
-              <w:jc w:val="center"/>
-              <w:rPr>
-                <w:rFonts w:ascii="Arial" w:hAnsi="Arial" w:cs="Arial"/>
-                <w:sz w:val="16"/>
-                <w:szCs w:val="16"/>
-              </w:rPr>
-            </w:pPr>
-            <w:r>
-              <w:rPr>
-                <w:rFonts w:ascii="Arial" w:hAnsi="Arial" w:cs="Arial"/>
-                <w:sz w:val="16"/>
-                <w:szCs w:val="16"/>
+            <w:tcW w:w="483" w:type="dxa"/>
+            <w:shd w:val="clear" w:color="auto" w:fill="auto"/>
+            <w:vAlign w:val="center"/>
+          </w:tcPr>
+          <w:p>
+            <w:pPr>
+              <w:jc w:val="center"/>
+              <w:rPr>
+                <w:rFonts w:ascii="Arial" w:hAnsi="Arial" w:cs="Arial"/>
+                <w:sz w:val="18"/>
+                <w:szCs w:val="18"/>
+              </w:rPr>
+            </w:pPr>
+            <w:r>
+              <w:rPr>
+                <w:rFonts w:ascii="Arial" w:hAnsi="Arial" w:cs="Arial"/>
+                <w:sz w:val="18"/>
+                <w:szCs w:val="18"/>
+              </w:rPr>
+              <w:t>16</w:t>
+            </w:r>
+          </w:p>
+        </w:tc>
+        <w:tc>
+          <w:tcPr>
+            <w:tcW w:w="646" w:type="dxa"/>
+          </w:tcPr>
+          <w:p>
+            <w:pPr>
+              <w:jc w:val="center"/>
+              <w:rPr>
+                <w:rFonts w:ascii="Arial" w:hAnsi="Arial" w:cs="Arial"/>
+                <w:sz w:val="18"/>
+                <w:szCs w:val="18"/>
+              </w:rPr>
+            </w:pPr>
+            <w:r>
+              <w:rPr>
+                <w:rFonts w:ascii="Arial" w:hAnsi="Arial" w:cs="Arial"/>
+                <w:sz w:val="18"/>
+                <w:szCs w:val="18"/>
               </w:rPr>
               <w:t>4.1</w:t>
             </w:r>
@@ -2811,24 +3207,23 @@
         </w:tc>
         <w:tc>
           <w:tcPr>
-            <w:tcW w:w="2750" w:type="dxa"/>
-            <w:shd w:val="clear" w:color="auto" w:fill="auto"/>
-            <w:vAlign w:val="center"/>
-          </w:tcPr>
-          <w:p>
-            <w:pPr>
-              <w:jc w:val="center"/>
-              <w:rPr>
-                <w:rFonts w:ascii="Arial" w:hAnsi="Arial" w:cs="Arial"/>
-                <w:sz w:val="16"/>
-                <w:szCs w:val="16"/>
-              </w:rPr>
-            </w:pPr>
-            <w:r>
-              <w:rPr>
-                <w:rFonts w:ascii="Arial" w:hAnsi="Arial" w:cs="Arial"/>
-                <w:sz w:val="16"/>
-                <w:szCs w:val="16"/>
+            <w:tcW w:w="3364" w:type="dxa"/>
+            <w:shd w:val="clear" w:color="auto" w:fill="auto"/>
+            <w:vAlign w:val="center"/>
+          </w:tcPr>
+          <w:p>
+            <w:pPr>
+              <w:rPr>
+                <w:rFonts w:ascii="Arial" w:hAnsi="Arial" w:cs="Arial"/>
+                <w:sz w:val="18"/>
+                <w:szCs w:val="18"/>
+              </w:rPr>
+            </w:pPr>
+            <w:r>
+              <w:rPr>
+                <w:rFonts w:ascii="Arial" w:hAnsi="Arial" w:cs="Arial"/>
+                <w:sz w:val="18"/>
+                <w:szCs w:val="18"/>
               </w:rPr>
               <w:t>VTEPs MUST NOT fragment VXLAN packets</w:t>
             </w:r>
@@ -2836,24 +3231,24 @@
         </w:tc>
         <w:tc>
           <w:tcPr>
-            <w:tcW w:w="1667" w:type="dxa"/>
-            <w:shd w:val="clear" w:color="auto" w:fill="auto"/>
-            <w:vAlign w:val="center"/>
-          </w:tcPr>
-          <w:p>
-            <w:pPr>
-              <w:jc w:val="center"/>
-              <w:rPr>
-                <w:rFonts w:ascii="Arial" w:hAnsi="Arial" w:cs="Arial"/>
-                <w:sz w:val="16"/>
-                <w:szCs w:val="16"/>
-              </w:rPr>
-            </w:pPr>
-            <w:r>
-              <w:rPr>
-                <w:rFonts w:ascii="Arial" w:hAnsi="Arial" w:cs="Arial"/>
-                <w:sz w:val="16"/>
-                <w:szCs w:val="16"/>
+            <w:tcW w:w="1570" w:type="dxa"/>
+            <w:shd w:val="clear" w:color="auto" w:fill="auto"/>
+            <w:vAlign w:val="center"/>
+          </w:tcPr>
+          <w:p>
+            <w:pPr>
+              <w:jc w:val="center"/>
+              <w:rPr>
+                <w:rFonts w:ascii="Arial" w:hAnsi="Arial" w:cs="Arial"/>
+                <w:sz w:val="18"/>
+                <w:szCs w:val="18"/>
+              </w:rPr>
+            </w:pPr>
+            <w:r>
+              <w:rPr>
+                <w:rFonts w:ascii="Arial" w:hAnsi="Arial" w:cs="Arial"/>
+                <w:sz w:val="18"/>
+                <w:szCs w:val="18"/>
               </w:rPr>
               <w:t>MUST</w:t>
             </w:r>
@@ -2861,24 +3256,24 @@
         </w:tc>
         <w:tc>
           <w:tcPr>
-            <w:tcW w:w="1083" w:type="dxa"/>
-            <w:shd w:val="clear" w:color="auto" w:fill="auto"/>
-            <w:vAlign w:val="center"/>
-          </w:tcPr>
-          <w:p>
-            <w:pPr>
-              <w:jc w:val="center"/>
-              <w:rPr>
-                <w:rFonts w:ascii="Arial" w:hAnsi="Arial" w:cs="Arial"/>
-                <w:sz w:val="16"/>
-                <w:szCs w:val="16"/>
-              </w:rPr>
-            </w:pPr>
-            <w:r>
-              <w:rPr>
-                <w:rFonts w:ascii="Arial" w:hAnsi="Arial" w:cs="Arial"/>
-                <w:sz w:val="16"/>
-                <w:szCs w:val="16"/>
+            <w:tcW w:w="794" w:type="dxa"/>
+            <w:shd w:val="clear" w:color="auto" w:fill="auto"/>
+            <w:vAlign w:val="center"/>
+          </w:tcPr>
+          <w:p>
+            <w:pPr>
+              <w:jc w:val="center"/>
+              <w:rPr>
+                <w:rFonts w:ascii="Arial" w:hAnsi="Arial" w:cs="Arial"/>
+                <w:sz w:val="18"/>
+                <w:szCs w:val="18"/>
+              </w:rPr>
+            </w:pPr>
+            <w:r>
+              <w:rPr>
+                <w:rFonts w:ascii="Arial" w:hAnsi="Arial" w:cs="Arial"/>
+                <w:sz w:val="18"/>
+                <w:szCs w:val="18"/>
               </w:rPr>
               <w:t>4.3</w:t>
             </w:r>
@@ -2886,24 +3281,24 @@
         </w:tc>
         <w:tc>
           <w:tcPr>
-            <w:tcW w:w="1127" w:type="dxa"/>
-            <w:shd w:val="clear" w:color="auto" w:fill="auto"/>
-            <w:vAlign w:val="center"/>
-          </w:tcPr>
-          <w:p>
-            <w:pPr>
-              <w:jc w:val="center"/>
-              <w:rPr>
-                <w:rFonts w:ascii="Arial" w:hAnsi="Arial" w:cs="Arial"/>
-                <w:sz w:val="16"/>
-                <w:szCs w:val="16"/>
-              </w:rPr>
-            </w:pPr>
-            <w:r>
-              <w:rPr>
-                <w:rFonts w:ascii="Arial" w:hAnsi="Arial" w:cs="Arial"/>
-                <w:sz w:val="16"/>
-                <w:szCs w:val="16"/>
+            <w:tcW w:w="1026" w:type="dxa"/>
+            <w:shd w:val="clear" w:color="auto" w:fill="auto"/>
+            <w:vAlign w:val="center"/>
+          </w:tcPr>
+          <w:p>
+            <w:pPr>
+              <w:jc w:val="center"/>
+              <w:rPr>
+                <w:rFonts w:ascii="Arial" w:hAnsi="Arial" w:cs="Arial"/>
+                <w:sz w:val="18"/>
+                <w:szCs w:val="18"/>
+              </w:rPr>
+            </w:pPr>
+            <w:r>
+              <w:rPr>
+                <w:rFonts w:ascii="Arial" w:hAnsi="Arial" w:cs="Arial"/>
+                <w:sz w:val="18"/>
+                <w:szCs w:val="18"/>
               </w:rPr>
               <w:t>YES</w:t>
             </w:r>
@@ -2911,7 +3306,7 @@
         </w:tc>
         <w:tc>
           <w:tcPr>
-            <w:tcW w:w="1827" w:type="dxa"/>
+            <w:tcW w:w="1133" w:type="dxa"/>
             <w:shd w:val="clear" w:color="auto" w:fill="auto"/>
             <w:vAlign w:val="center"/>
           </w:tcPr>
@@ -2922,8 +3317,8 @@
                 <w:rFonts w:ascii="Arial" w:hAnsi="Arial" w:cs="Arial"/>
                 <w:b/>
                 <w:bCs/>
-                <w:sz w:val="16"/>
-                <w:szCs w:val="16"/>
+                <w:sz w:val="18"/>
+                <w:szCs w:val="18"/>
               </w:rPr>
             </w:pPr>
           </w:p>
@@ -2935,24 +3330,47 @@
         </w:trPr>
         <w:tc>
           <w:tcPr>
-            <w:tcW w:w="562" w:type="dxa"/>
-            <w:shd w:val="clear" w:color="auto" w:fill="auto"/>
-            <w:vAlign w:val="center"/>
-          </w:tcPr>
-          <w:p>
-            <w:pPr>
-              <w:jc w:val="center"/>
-              <w:rPr>
-                <w:rFonts w:ascii="Arial" w:hAnsi="Arial" w:cs="Arial"/>
-                <w:sz w:val="16"/>
-                <w:szCs w:val="16"/>
-              </w:rPr>
-            </w:pPr>
-            <w:r>
-              <w:rPr>
-                <w:rFonts w:ascii="Arial" w:hAnsi="Arial" w:cs="Arial"/>
-                <w:sz w:val="16"/>
-                <w:szCs w:val="16"/>
+            <w:tcW w:w="483" w:type="dxa"/>
+            <w:shd w:val="clear" w:color="auto" w:fill="auto"/>
+            <w:vAlign w:val="center"/>
+          </w:tcPr>
+          <w:p>
+            <w:pPr>
+              <w:jc w:val="center"/>
+              <w:rPr>
+                <w:rFonts w:ascii="Arial" w:hAnsi="Arial" w:cs="Arial"/>
+                <w:sz w:val="18"/>
+                <w:szCs w:val="18"/>
+              </w:rPr>
+            </w:pPr>
+            <w:r>
+              <w:rPr>
+                <w:rFonts w:ascii="Arial" w:hAnsi="Arial" w:cs="Arial"/>
+                <w:sz w:val="18"/>
+                <w:szCs w:val="18"/>
+              </w:rPr>
+              <w:t>17</w:t>
+            </w:r>
+          </w:p>
+        </w:tc>
+        <w:tc>
+          <w:tcPr>
+            <w:tcW w:w="646" w:type="dxa"/>
+          </w:tcPr>
+          <w:p>
+            <w:pPr>
+              <w:jc w:val="center"/>
+              <w:rPr>
+                <w:rFonts w:ascii="Arial" w:hAnsi="Arial" w:cs="Arial"/>
+                <w:sz w:val="18"/>
+                <w:szCs w:val="18"/>
+              </w:rPr>
+            </w:pPr>
+            <w:r>
+              <w:rPr>
+                <w:rFonts w:ascii="Arial" w:hAnsi="Arial" w:cs="Arial"/>
+                <w:sz w:val="18"/>
+                <w:szCs w:val="18"/>
               </w:rPr>
               <w:t>4.2</w:t>
             </w:r>
@@ -2960,49 +3378,58 @@
         </w:tc>
         <w:tc>
           <w:tcPr>
-            <w:tcW w:w="2750" w:type="dxa"/>
-            <w:shd w:val="clear" w:color="auto" w:fill="auto"/>
-            <w:vAlign w:val="center"/>
-          </w:tcPr>
-          <w:p>
-            <w:pPr>
-              <w:jc w:val="center"/>
-              <w:rPr>
-                <w:rFonts w:ascii="Arial" w:hAnsi="Arial" w:cs="Arial"/>
-                <w:sz w:val="16"/>
-                <w:szCs w:val="16"/>
-              </w:rPr>
-            </w:pPr>
-            <w:r>
-              <w:rPr>
-                <w:rFonts w:ascii="Arial" w:hAnsi="Arial" w:cs="Arial"/>
-                <w:sz w:val="16"/>
-                <w:szCs w:val="16"/>
-              </w:rPr>
-              <w:t>Dest VTEP MAY silently discard fragments</w:t>
-            </w:r>
-          </w:p>
-        </w:tc>
-        <w:tc>
-          <w:tcPr>
-            <w:tcW w:w="1667" w:type="dxa"/>
-            <w:shd w:val="clear" w:color="auto" w:fill="auto"/>
-            <w:vAlign w:val="center"/>
-          </w:tcPr>
-          <w:p>
-            <w:pPr>
-              <w:jc w:val="center"/>
-              <w:rPr>
-                <w:rFonts w:ascii="Arial" w:hAnsi="Arial" w:cs="Arial"/>
-                <w:sz w:val="16"/>
-                <w:szCs w:val="16"/>
-              </w:rPr>
-            </w:pPr>
-            <w:r>
-              <w:rPr>
-                <w:rFonts w:ascii="Arial" w:hAnsi="Arial" w:cs="Arial"/>
-                <w:sz w:val="16"/>
-                <w:szCs w:val="16"/>
+            <w:tcW w:w="3364" w:type="dxa"/>
+            <w:shd w:val="clear" w:color="auto" w:fill="auto"/>
+            <w:vAlign w:val="center"/>
+          </w:tcPr>
+          <w:p>
+            <w:pPr>
+              <w:rPr>
+                <w:rFonts w:ascii="Arial" w:hAnsi="Arial" w:cs="Arial"/>
+                <w:sz w:val="18"/>
+                <w:szCs w:val="18"/>
+              </w:rPr>
+            </w:pPr>
+            <w:proofErr w:type="spellStart"/>
+            <w:r>
+              <w:rPr>
+                <w:rFonts w:ascii="Arial" w:hAnsi="Arial" w:cs="Arial"/>
+                <w:sz w:val="18"/>
+                <w:szCs w:val="18"/>
+              </w:rPr>
+              <w:t>Dest</w:t>
+            </w:r>
+            <w:proofErr w:type="spellEnd"/>
+            <w:r>
+              <w:rPr>
+                <w:rFonts w:ascii="Arial" w:hAnsi="Arial" w:cs="Arial"/>
+                <w:sz w:val="18"/>
+                <w:szCs w:val="18"/>
+              </w:rPr>
+              <w:t xml:space="preserve"> VTEP MAY silently discard fragments</w:t>
+            </w:r>
+          </w:p>
+        </w:tc>
+        <w:tc>
+          <w:tcPr>
+            <w:tcW w:w="1570" w:type="dxa"/>
+            <w:shd w:val="clear" w:color="auto" w:fill="auto"/>
+            <w:vAlign w:val="center"/>
+          </w:tcPr>
+          <w:p>
+            <w:pPr>
+              <w:jc w:val="center"/>
+              <w:rPr>
+                <w:rFonts w:ascii="Arial" w:hAnsi="Arial" w:cs="Arial"/>
+                <w:sz w:val="18"/>
+                <w:szCs w:val="18"/>
+              </w:rPr>
+            </w:pPr>
+            <w:r>
+              <w:rPr>
+                <w:rFonts w:ascii="Arial" w:hAnsi="Arial" w:cs="Arial"/>
+                <w:sz w:val="18"/>
+                <w:szCs w:val="18"/>
               </w:rPr>
               <w:t>MAY</w:t>
             </w:r>
@@ -3010,24 +3437,24 @@
         </w:tc>
         <w:tc>
           <w:tcPr>
-            <w:tcW w:w="1083" w:type="dxa"/>
-            <w:shd w:val="clear" w:color="auto" w:fill="auto"/>
-            <w:vAlign w:val="center"/>
-          </w:tcPr>
-          <w:p>
-            <w:pPr>
-              <w:jc w:val="center"/>
-              <w:rPr>
-                <w:rFonts w:ascii="Arial" w:hAnsi="Arial" w:cs="Arial"/>
-                <w:sz w:val="16"/>
-                <w:szCs w:val="16"/>
-              </w:rPr>
-            </w:pPr>
-            <w:r>
-              <w:rPr>
-                <w:rFonts w:ascii="Arial" w:hAnsi="Arial" w:cs="Arial"/>
-                <w:sz w:val="16"/>
-                <w:szCs w:val="16"/>
+            <w:tcW w:w="794" w:type="dxa"/>
+            <w:shd w:val="clear" w:color="auto" w:fill="auto"/>
+            <w:vAlign w:val="center"/>
+          </w:tcPr>
+          <w:p>
+            <w:pPr>
+              <w:jc w:val="center"/>
+              <w:rPr>
+                <w:rFonts w:ascii="Arial" w:hAnsi="Arial" w:cs="Arial"/>
+                <w:sz w:val="18"/>
+                <w:szCs w:val="18"/>
+              </w:rPr>
+            </w:pPr>
+            <w:r>
+              <w:rPr>
+                <w:rFonts w:ascii="Arial" w:hAnsi="Arial" w:cs="Arial"/>
+                <w:sz w:val="18"/>
+                <w:szCs w:val="18"/>
               </w:rPr>
               <w:t>4.3</w:t>
             </w:r>
@@ -3035,24 +3462,24 @@
         </w:tc>
         <w:tc>
           <w:tcPr>
-            <w:tcW w:w="1127" w:type="dxa"/>
-            <w:shd w:val="clear" w:color="auto" w:fill="auto"/>
-            <w:vAlign w:val="center"/>
-          </w:tcPr>
-          <w:p>
-            <w:pPr>
-              <w:jc w:val="center"/>
-              <w:rPr>
-                <w:rFonts w:ascii="Arial" w:hAnsi="Arial" w:cs="Arial"/>
-                <w:sz w:val="16"/>
-                <w:szCs w:val="16"/>
-              </w:rPr>
-            </w:pPr>
-            <w:r>
-              <w:rPr>
-                <w:rFonts w:ascii="Arial" w:hAnsi="Arial" w:cs="Arial"/>
-                <w:sz w:val="16"/>
-                <w:szCs w:val="16"/>
+            <w:tcW w:w="1026" w:type="dxa"/>
+            <w:shd w:val="clear" w:color="auto" w:fill="auto"/>
+            <w:vAlign w:val="center"/>
+          </w:tcPr>
+          <w:p>
+            <w:pPr>
+              <w:jc w:val="center"/>
+              <w:rPr>
+                <w:rFonts w:ascii="Arial" w:hAnsi="Arial" w:cs="Arial"/>
+                <w:sz w:val="18"/>
+                <w:szCs w:val="18"/>
+              </w:rPr>
+            </w:pPr>
+            <w:r>
+              <w:rPr>
+                <w:rFonts w:ascii="Arial" w:hAnsi="Arial" w:cs="Arial"/>
+                <w:sz w:val="18"/>
+                <w:szCs w:val="18"/>
               </w:rPr>
               <w:t>NO</w:t>
             </w:r>
@@ -3060,7 +3487,7 @@
         </w:tc>
         <w:tc>
           <w:tcPr>
-            <w:tcW w:w="1827" w:type="dxa"/>
+            <w:tcW w:w="1133" w:type="dxa"/>
             <w:shd w:val="clear" w:color="auto" w:fill="auto"/>
             <w:vAlign w:val="center"/>
           </w:tcPr>
@@ -3071,15 +3498,15 @@
                 <w:rFonts w:ascii="Arial" w:hAnsi="Arial" w:cs="Arial"/>
                 <w:b/>
                 <w:bCs/>
-                <w:sz w:val="16"/>
-                <w:szCs w:val="16"/>
-              </w:rPr>
-            </w:pPr>
-            <w:r>
-              <w:rPr>
-                <w:rFonts w:ascii="Arial" w:hAnsi="Arial" w:cs="Arial"/>
-                <w:sz w:val="16"/>
-                <w:szCs w:val="16"/>
+                <w:sz w:val="18"/>
+                <w:szCs w:val="18"/>
+              </w:rPr>
+            </w:pPr>
+            <w:r>
+              <w:rPr>
+                <w:rFonts w:ascii="Arial" w:hAnsi="Arial" w:cs="Arial"/>
+                <w:sz w:val="18"/>
+                <w:szCs w:val="18"/>
               </w:rPr>
               <w:t>Not implemented</w:t>
             </w:r>
@@ -3092,24 +3519,47 @@
         </w:trPr>
         <w:tc>
           <w:tcPr>
-            <w:tcW w:w="562" w:type="dxa"/>
-            <w:shd w:val="clear" w:color="auto" w:fill="auto"/>
-            <w:vAlign w:val="center"/>
-          </w:tcPr>
-          <w:p>
-            <w:pPr>
-              <w:jc w:val="center"/>
-              <w:rPr>
-                <w:rFonts w:ascii="Arial" w:hAnsi="Arial" w:cs="Arial"/>
-                <w:sz w:val="16"/>
-                <w:szCs w:val="16"/>
-              </w:rPr>
-            </w:pPr>
-            <w:r>
-              <w:rPr>
-                <w:rFonts w:ascii="Arial" w:hAnsi="Arial" w:cs="Arial"/>
-                <w:sz w:val="16"/>
-                <w:szCs w:val="16"/>
+            <w:tcW w:w="483" w:type="dxa"/>
+            <w:shd w:val="clear" w:color="auto" w:fill="auto"/>
+            <w:vAlign w:val="center"/>
+          </w:tcPr>
+          <w:p>
+            <w:pPr>
+              <w:jc w:val="center"/>
+              <w:rPr>
+                <w:rFonts w:ascii="Arial" w:hAnsi="Arial" w:cs="Arial"/>
+                <w:sz w:val="18"/>
+                <w:szCs w:val="18"/>
+              </w:rPr>
+            </w:pPr>
+            <w:r>
+              <w:rPr>
+                <w:rFonts w:ascii="Arial" w:hAnsi="Arial" w:cs="Arial"/>
+                <w:sz w:val="18"/>
+                <w:szCs w:val="18"/>
+              </w:rPr>
+              <w:t>18</w:t>
+            </w:r>
+          </w:p>
+        </w:tc>
+        <w:tc>
+          <w:tcPr>
+            <w:tcW w:w="646" w:type="dxa"/>
+          </w:tcPr>
+          <w:p>
+            <w:pPr>
+              <w:jc w:val="center"/>
+              <w:rPr>
+                <w:rFonts w:ascii="Arial" w:hAnsi="Arial" w:cs="Arial"/>
+                <w:sz w:val="18"/>
+                <w:szCs w:val="18"/>
+              </w:rPr>
+            </w:pPr>
+            <w:r>
+              <w:rPr>
+                <w:rFonts w:ascii="Arial" w:hAnsi="Arial" w:cs="Arial"/>
+                <w:sz w:val="18"/>
+                <w:szCs w:val="18"/>
               </w:rPr>
               <w:t>4.3</w:t>
             </w:r>
@@ -3117,24 +3567,23 @@
         </w:tc>
         <w:tc>
           <w:tcPr>
-            <w:tcW w:w="2750" w:type="dxa"/>
-            <w:shd w:val="clear" w:color="auto" w:fill="auto"/>
-            <w:vAlign w:val="center"/>
-          </w:tcPr>
-          <w:p>
-            <w:pPr>
-              <w:jc w:val="center"/>
-              <w:rPr>
-                <w:rFonts w:ascii="Arial" w:hAnsi="Arial" w:cs="Arial"/>
-                <w:sz w:val="16"/>
-                <w:szCs w:val="16"/>
-              </w:rPr>
-            </w:pPr>
-            <w:r>
-              <w:rPr>
-                <w:rFonts w:ascii="Arial" w:hAnsi="Arial" w:cs="Arial"/>
-                <w:sz w:val="16"/>
-                <w:szCs w:val="16"/>
+            <w:tcW w:w="3364" w:type="dxa"/>
+            <w:shd w:val="clear" w:color="auto" w:fill="auto"/>
+            <w:vAlign w:val="center"/>
+          </w:tcPr>
+          <w:p>
+            <w:pPr>
+              <w:rPr>
+                <w:rFonts w:ascii="Arial" w:hAnsi="Arial" w:cs="Arial"/>
+                <w:sz w:val="18"/>
+                <w:szCs w:val="18"/>
+              </w:rPr>
+            </w:pPr>
+            <w:r>
+              <w:rPr>
+                <w:rFonts w:ascii="Arial" w:hAnsi="Arial" w:cs="Arial"/>
+                <w:sz w:val="18"/>
+                <w:szCs w:val="18"/>
               </w:rPr>
               <w:t>MTU RECOMMENDED to accommodate encapsulation</w:t>
             </w:r>
@@ -3142,24 +3591,24 @@
         </w:tc>
         <w:tc>
           <w:tcPr>
-            <w:tcW w:w="1667" w:type="dxa"/>
-            <w:shd w:val="clear" w:color="auto" w:fill="auto"/>
-            <w:vAlign w:val="center"/>
-          </w:tcPr>
-          <w:p>
-            <w:pPr>
-              <w:jc w:val="center"/>
-              <w:rPr>
-                <w:rFonts w:ascii="Arial" w:hAnsi="Arial" w:cs="Arial"/>
-                <w:sz w:val="16"/>
-                <w:szCs w:val="16"/>
-              </w:rPr>
-            </w:pPr>
-            <w:r>
-              <w:rPr>
-                <w:rFonts w:ascii="Arial" w:hAnsi="Arial" w:cs="Arial"/>
-                <w:sz w:val="16"/>
-                <w:szCs w:val="16"/>
+            <w:tcW w:w="1570" w:type="dxa"/>
+            <w:shd w:val="clear" w:color="auto" w:fill="auto"/>
+            <w:vAlign w:val="center"/>
+          </w:tcPr>
+          <w:p>
+            <w:pPr>
+              <w:jc w:val="center"/>
+              <w:rPr>
+                <w:rFonts w:ascii="Arial" w:hAnsi="Arial" w:cs="Arial"/>
+                <w:sz w:val="18"/>
+                <w:szCs w:val="18"/>
+              </w:rPr>
+            </w:pPr>
+            <w:r>
+              <w:rPr>
+                <w:rFonts w:ascii="Arial" w:hAnsi="Arial" w:cs="Arial"/>
+                <w:sz w:val="18"/>
+                <w:szCs w:val="18"/>
               </w:rPr>
               <w:t>RECOMMENDED</w:t>
             </w:r>
@@ -3167,24 +3616,24 @@
         </w:tc>
         <w:tc>
           <w:tcPr>
-            <w:tcW w:w="1083" w:type="dxa"/>
-            <w:shd w:val="clear" w:color="auto" w:fill="auto"/>
-            <w:vAlign w:val="center"/>
-          </w:tcPr>
-          <w:p>
-            <w:pPr>
-              <w:jc w:val="center"/>
-              <w:rPr>
-                <w:rFonts w:ascii="Arial" w:hAnsi="Arial" w:cs="Arial"/>
-                <w:sz w:val="16"/>
-                <w:szCs w:val="16"/>
-              </w:rPr>
-            </w:pPr>
-            <w:r>
-              <w:rPr>
-                <w:rFonts w:ascii="Arial" w:hAnsi="Arial" w:cs="Arial"/>
-                <w:sz w:val="16"/>
-                <w:szCs w:val="16"/>
+            <w:tcW w:w="794" w:type="dxa"/>
+            <w:shd w:val="clear" w:color="auto" w:fill="auto"/>
+            <w:vAlign w:val="center"/>
+          </w:tcPr>
+          <w:p>
+            <w:pPr>
+              <w:jc w:val="center"/>
+              <w:rPr>
+                <w:rFonts w:ascii="Arial" w:hAnsi="Arial" w:cs="Arial"/>
+                <w:sz w:val="18"/>
+                <w:szCs w:val="18"/>
+              </w:rPr>
+            </w:pPr>
+            <w:r>
+              <w:rPr>
+                <w:rFonts w:ascii="Arial" w:hAnsi="Arial" w:cs="Arial"/>
+                <w:sz w:val="18"/>
+                <w:szCs w:val="18"/>
               </w:rPr>
               <w:t>4.3</w:t>
             </w:r>
@@ -3192,24 +3641,24 @@
         </w:tc>
         <w:tc>
           <w:tcPr>
-            <w:tcW w:w="1127" w:type="dxa"/>
-            <w:shd w:val="clear" w:color="auto" w:fill="auto"/>
-            <w:vAlign w:val="center"/>
-          </w:tcPr>
-          <w:p>
-            <w:pPr>
-              <w:jc w:val="center"/>
-              <w:rPr>
-                <w:rFonts w:ascii="Arial" w:hAnsi="Arial" w:cs="Arial"/>
-                <w:sz w:val="16"/>
-                <w:szCs w:val="16"/>
-              </w:rPr>
-            </w:pPr>
-            <w:r>
-              <w:rPr>
-                <w:rFonts w:ascii="Arial" w:hAnsi="Arial" w:cs="Arial"/>
-                <w:sz w:val="16"/>
-                <w:szCs w:val="16"/>
+            <w:tcW w:w="1026" w:type="dxa"/>
+            <w:shd w:val="clear" w:color="auto" w:fill="auto"/>
+            <w:vAlign w:val="center"/>
+          </w:tcPr>
+          <w:p>
+            <w:pPr>
+              <w:jc w:val="center"/>
+              <w:rPr>
+                <w:rFonts w:ascii="Arial" w:hAnsi="Arial" w:cs="Arial"/>
+                <w:sz w:val="18"/>
+                <w:szCs w:val="18"/>
+              </w:rPr>
+            </w:pPr>
+            <w:r>
+              <w:rPr>
+                <w:rFonts w:ascii="Arial" w:hAnsi="Arial" w:cs="Arial"/>
+                <w:sz w:val="18"/>
+                <w:szCs w:val="18"/>
               </w:rPr>
               <w:t>PARTIAL / OPTIOANL</w:t>
             </w:r>
@@ -3217,7 +3666,7 @@
         </w:tc>
         <w:tc>
           <w:tcPr>
-            <w:tcW w:w="1827" w:type="dxa"/>
+            <w:tcW w:w="1133" w:type="dxa"/>
             <w:shd w:val="clear" w:color="auto" w:fill="auto"/>
             <w:vAlign w:val="center"/>
           </w:tcPr>
@@ -3228,15 +3677,15 @@
                 <w:rFonts w:ascii="Arial" w:hAnsi="Arial" w:cs="Arial"/>
                 <w:b/>
                 <w:bCs/>
-                <w:sz w:val="16"/>
-                <w:szCs w:val="16"/>
-              </w:rPr>
-            </w:pPr>
-            <w:r>
-              <w:rPr>
-                <w:rFonts w:ascii="Arial" w:hAnsi="Arial" w:cs="Arial"/>
-                <w:sz w:val="16"/>
-                <w:szCs w:val="16"/>
+                <w:sz w:val="18"/>
+                <w:szCs w:val="18"/>
+              </w:rPr>
+            </w:pPr>
+            <w:r>
+              <w:rPr>
+                <w:rFonts w:ascii="Arial" w:hAnsi="Arial" w:cs="Arial"/>
+                <w:sz w:val="18"/>
+                <w:szCs w:val="18"/>
               </w:rPr>
               <w:t>not enforced</w:t>
             </w:r>
@@ -3249,24 +3698,47 @@
         </w:trPr>
         <w:tc>
           <w:tcPr>
-            <w:tcW w:w="562" w:type="dxa"/>
-            <w:shd w:val="clear" w:color="auto" w:fill="auto"/>
-            <w:vAlign w:val="center"/>
-          </w:tcPr>
-          <w:p>
-            <w:pPr>
-              <w:jc w:val="center"/>
-              <w:rPr>
-                <w:rFonts w:ascii="Arial" w:hAnsi="Arial" w:cs="Arial"/>
-                <w:sz w:val="16"/>
-                <w:szCs w:val="16"/>
-              </w:rPr>
-            </w:pPr>
-            <w:r>
-              <w:rPr>
-                <w:rFonts w:ascii="Arial" w:hAnsi="Arial" w:cs="Arial"/>
-                <w:sz w:val="16"/>
-                <w:szCs w:val="16"/>
+            <w:tcW w:w="483" w:type="dxa"/>
+            <w:shd w:val="clear" w:color="auto" w:fill="auto"/>
+            <w:vAlign w:val="center"/>
+          </w:tcPr>
+          <w:p>
+            <w:pPr>
+              <w:jc w:val="center"/>
+              <w:rPr>
+                <w:rFonts w:ascii="Arial" w:hAnsi="Arial" w:cs="Arial"/>
+                <w:sz w:val="18"/>
+                <w:szCs w:val="18"/>
+              </w:rPr>
+            </w:pPr>
+            <w:r>
+              <w:rPr>
+                <w:rFonts w:ascii="Arial" w:hAnsi="Arial" w:cs="Arial"/>
+                <w:sz w:val="18"/>
+                <w:szCs w:val="18"/>
+              </w:rPr>
+              <w:t>19</w:t>
+            </w:r>
+          </w:p>
+        </w:tc>
+        <w:tc>
+          <w:tcPr>
+            <w:tcW w:w="646" w:type="dxa"/>
+          </w:tcPr>
+          <w:p>
+            <w:pPr>
+              <w:jc w:val="center"/>
+              <w:rPr>
+                <w:rFonts w:ascii="Arial" w:hAnsi="Arial" w:cs="Arial"/>
+                <w:sz w:val="18"/>
+                <w:szCs w:val="18"/>
+              </w:rPr>
+            </w:pPr>
+            <w:r>
+              <w:rPr>
+                <w:rFonts w:ascii="Arial" w:hAnsi="Arial" w:cs="Arial"/>
+                <w:sz w:val="18"/>
+                <w:szCs w:val="18"/>
               </w:rPr>
               <w:t>4.4</w:t>
             </w:r>
@@ -3274,24 +3746,23 @@
         </w:tc>
         <w:tc>
           <w:tcPr>
-            <w:tcW w:w="2750" w:type="dxa"/>
-            <w:shd w:val="clear" w:color="auto" w:fill="auto"/>
-            <w:vAlign w:val="center"/>
-          </w:tcPr>
-          <w:p>
-            <w:pPr>
-              <w:jc w:val="center"/>
-              <w:rPr>
-                <w:rFonts w:ascii="Arial" w:hAnsi="Arial" w:cs="Arial"/>
-                <w:sz w:val="16"/>
-                <w:szCs w:val="16"/>
-              </w:rPr>
-            </w:pPr>
-            <w:r>
-              <w:rPr>
-                <w:rFonts w:ascii="Arial" w:hAnsi="Arial" w:cs="Arial"/>
-                <w:sz w:val="16"/>
-                <w:szCs w:val="16"/>
+            <w:tcW w:w="3364" w:type="dxa"/>
+            <w:shd w:val="clear" w:color="auto" w:fill="auto"/>
+            <w:vAlign w:val="center"/>
+          </w:tcPr>
+          <w:p>
+            <w:pPr>
+              <w:rPr>
+                <w:rFonts w:ascii="Arial" w:hAnsi="Arial" w:cs="Arial"/>
+                <w:sz w:val="18"/>
+                <w:szCs w:val="18"/>
+              </w:rPr>
+            </w:pPr>
+            <w:r>
+              <w:rPr>
+                <w:rFonts w:ascii="Arial" w:hAnsi="Arial" w:cs="Arial"/>
+                <w:sz w:val="18"/>
+                <w:szCs w:val="18"/>
               </w:rPr>
               <w:t>Path MTU discovery MAY be used</w:t>
             </w:r>
@@ -3299,24 +3770,24 @@
         </w:tc>
         <w:tc>
           <w:tcPr>
-            <w:tcW w:w="1667" w:type="dxa"/>
-            <w:shd w:val="clear" w:color="auto" w:fill="auto"/>
-            <w:vAlign w:val="center"/>
-          </w:tcPr>
-          <w:p>
-            <w:pPr>
-              <w:jc w:val="center"/>
-              <w:rPr>
-                <w:rFonts w:ascii="Arial" w:hAnsi="Arial" w:cs="Arial"/>
-                <w:sz w:val="16"/>
-                <w:szCs w:val="16"/>
-              </w:rPr>
-            </w:pPr>
-            <w:r>
-              <w:rPr>
-                <w:rFonts w:ascii="Arial" w:hAnsi="Arial" w:cs="Arial"/>
-                <w:sz w:val="16"/>
-                <w:szCs w:val="16"/>
+            <w:tcW w:w="1570" w:type="dxa"/>
+            <w:shd w:val="clear" w:color="auto" w:fill="auto"/>
+            <w:vAlign w:val="center"/>
+          </w:tcPr>
+          <w:p>
+            <w:pPr>
+              <w:jc w:val="center"/>
+              <w:rPr>
+                <w:rFonts w:ascii="Arial" w:hAnsi="Arial" w:cs="Arial"/>
+                <w:sz w:val="18"/>
+                <w:szCs w:val="18"/>
+              </w:rPr>
+            </w:pPr>
+            <w:r>
+              <w:rPr>
+                <w:rFonts w:ascii="Arial" w:hAnsi="Arial" w:cs="Arial"/>
+                <w:sz w:val="18"/>
+                <w:szCs w:val="18"/>
               </w:rPr>
               <w:t>MAY</w:t>
             </w:r>
@@ -3324,24 +3795,24 @@
         </w:tc>
         <w:tc>
           <w:tcPr>
-            <w:tcW w:w="1083" w:type="dxa"/>
-            <w:shd w:val="clear" w:color="auto" w:fill="auto"/>
-            <w:vAlign w:val="center"/>
-          </w:tcPr>
-          <w:p>
-            <w:pPr>
-              <w:jc w:val="center"/>
-              <w:rPr>
-                <w:rFonts w:ascii="Arial" w:hAnsi="Arial" w:cs="Arial"/>
-                <w:sz w:val="16"/>
-                <w:szCs w:val="16"/>
-              </w:rPr>
-            </w:pPr>
-            <w:r>
-              <w:rPr>
-                <w:rFonts w:ascii="Arial" w:hAnsi="Arial" w:cs="Arial"/>
-                <w:sz w:val="16"/>
-                <w:szCs w:val="16"/>
+            <w:tcW w:w="794" w:type="dxa"/>
+            <w:shd w:val="clear" w:color="auto" w:fill="auto"/>
+            <w:vAlign w:val="center"/>
+          </w:tcPr>
+          <w:p>
+            <w:pPr>
+              <w:jc w:val="center"/>
+              <w:rPr>
+                <w:rFonts w:ascii="Arial" w:hAnsi="Arial" w:cs="Arial"/>
+                <w:sz w:val="18"/>
+                <w:szCs w:val="18"/>
+              </w:rPr>
+            </w:pPr>
+            <w:r>
+              <w:rPr>
+                <w:rFonts w:ascii="Arial" w:hAnsi="Arial" w:cs="Arial"/>
+                <w:sz w:val="18"/>
+                <w:szCs w:val="18"/>
               </w:rPr>
               <w:t>4.3</w:t>
             </w:r>
@@ -3349,24 +3820,24 @@
         </w:tc>
         <w:tc>
           <w:tcPr>
-            <w:tcW w:w="1127" w:type="dxa"/>
-            <w:shd w:val="clear" w:color="auto" w:fill="auto"/>
-            <w:vAlign w:val="center"/>
-          </w:tcPr>
-          <w:p>
-            <w:pPr>
-              <w:jc w:val="center"/>
-              <w:rPr>
-                <w:rFonts w:ascii="Arial" w:hAnsi="Arial" w:cs="Arial"/>
-                <w:sz w:val="16"/>
-                <w:szCs w:val="16"/>
-              </w:rPr>
-            </w:pPr>
-            <w:r>
-              <w:rPr>
-                <w:rFonts w:ascii="Arial" w:hAnsi="Arial" w:cs="Arial"/>
-                <w:sz w:val="16"/>
-                <w:szCs w:val="16"/>
+            <w:tcW w:w="1026" w:type="dxa"/>
+            <w:shd w:val="clear" w:color="auto" w:fill="auto"/>
+            <w:vAlign w:val="center"/>
+          </w:tcPr>
+          <w:p>
+            <w:pPr>
+              <w:jc w:val="center"/>
+              <w:rPr>
+                <w:rFonts w:ascii="Arial" w:hAnsi="Arial" w:cs="Arial"/>
+                <w:sz w:val="18"/>
+                <w:szCs w:val="18"/>
+              </w:rPr>
+            </w:pPr>
+            <w:r>
+              <w:rPr>
+                <w:rFonts w:ascii="Arial" w:hAnsi="Arial" w:cs="Arial"/>
+                <w:sz w:val="18"/>
+                <w:szCs w:val="18"/>
               </w:rPr>
               <w:t>NO</w:t>
             </w:r>
@@ -3374,7 +3845,7 @@
         </w:tc>
         <w:tc>
           <w:tcPr>
-            <w:tcW w:w="1827" w:type="dxa"/>
+            <w:tcW w:w="1133" w:type="dxa"/>
             <w:shd w:val="clear" w:color="auto" w:fill="auto"/>
             <w:vAlign w:val="center"/>
           </w:tcPr>
@@ -3385,15 +3856,15 @@
                 <w:rFonts w:ascii="Arial" w:hAnsi="Arial" w:cs="Arial"/>
                 <w:b/>
                 <w:bCs/>
-                <w:sz w:val="16"/>
-                <w:szCs w:val="16"/>
-              </w:rPr>
-            </w:pPr>
-            <w:r>
-              <w:rPr>
-                <w:rFonts w:ascii="Arial" w:hAnsi="Arial" w:cs="Arial"/>
-                <w:sz w:val="16"/>
-                <w:szCs w:val="16"/>
+                <w:sz w:val="18"/>
+                <w:szCs w:val="18"/>
+              </w:rPr>
+            </w:pPr>
+            <w:r>
+              <w:rPr>
+                <w:rFonts w:ascii="Arial" w:hAnsi="Arial" w:cs="Arial"/>
+                <w:sz w:val="18"/>
+                <w:szCs w:val="18"/>
               </w:rPr>
               <w:t>Not implemented</w:t>
             </w:r>
@@ -3407,9 +3878,8 @@
         <w:tc>
           <w:tcPr>
             <w:tcW w:w="9016" w:type="dxa"/>
-            <w:gridSpan w:val="6"/>
+            <w:gridSpan w:val="7"/>
             <w:shd w:val="clear" w:color="auto" w:fill="FFFF00"/>
-            <w:vAlign w:val="center"/>
           </w:tcPr>
           <w:p>
             <w:pPr>
@@ -3418,8 +3888,8 @@
                 <w:rFonts w:ascii="Arial" w:hAnsi="Arial" w:cs="Arial"/>
                 <w:b/>
                 <w:bCs/>
-                <w:sz w:val="16"/>
-                <w:szCs w:val="16"/>
+                <w:sz w:val="18"/>
+                <w:szCs w:val="18"/>
               </w:rPr>
             </w:pPr>
             <w:r>
@@ -3427,8 +3897,8 @@
                 <w:rFonts w:ascii="Arial" w:hAnsi="Arial" w:cs="Arial"/>
                 <w:b/>
                 <w:bCs/>
-                <w:sz w:val="16"/>
-                <w:szCs w:val="16"/>
+                <w:sz w:val="18"/>
+                <w:szCs w:val="18"/>
               </w:rPr>
               <w:t>MAC LEARNING</w:t>
             </w:r>
@@ -3441,24 +3911,47 @@
         </w:trPr>
         <w:tc>
           <w:tcPr>
-            <w:tcW w:w="562" w:type="dxa"/>
-            <w:shd w:val="clear" w:color="auto" w:fill="auto"/>
-            <w:vAlign w:val="center"/>
-          </w:tcPr>
-          <w:p>
-            <w:pPr>
-              <w:jc w:val="center"/>
-              <w:rPr>
-                <w:rFonts w:ascii="Arial" w:hAnsi="Arial" w:cs="Arial"/>
-                <w:sz w:val="16"/>
-                <w:szCs w:val="16"/>
-              </w:rPr>
-            </w:pPr>
-            <w:r>
-              <w:rPr>
-                <w:rFonts w:ascii="Arial" w:hAnsi="Arial" w:cs="Arial"/>
-                <w:sz w:val="16"/>
-                <w:szCs w:val="16"/>
+            <w:tcW w:w="483" w:type="dxa"/>
+            <w:shd w:val="clear" w:color="auto" w:fill="auto"/>
+            <w:vAlign w:val="center"/>
+          </w:tcPr>
+          <w:p>
+            <w:pPr>
+              <w:jc w:val="center"/>
+              <w:rPr>
+                <w:rFonts w:ascii="Arial" w:hAnsi="Arial" w:cs="Arial"/>
+                <w:sz w:val="18"/>
+                <w:szCs w:val="18"/>
+              </w:rPr>
+            </w:pPr>
+            <w:r>
+              <w:rPr>
+                <w:rFonts w:ascii="Arial" w:hAnsi="Arial" w:cs="Arial"/>
+                <w:sz w:val="18"/>
+                <w:szCs w:val="18"/>
+              </w:rPr>
+              <w:t>20</w:t>
+            </w:r>
+          </w:p>
+        </w:tc>
+        <w:tc>
+          <w:tcPr>
+            <w:tcW w:w="646" w:type="dxa"/>
+          </w:tcPr>
+          <w:p>
+            <w:pPr>
+              <w:jc w:val="center"/>
+              <w:rPr>
+                <w:rFonts w:ascii="Arial" w:hAnsi="Arial" w:cs="Arial"/>
+                <w:sz w:val="18"/>
+                <w:szCs w:val="18"/>
+              </w:rPr>
+            </w:pPr>
+            <w:r>
+              <w:rPr>
+                <w:rFonts w:ascii="Arial" w:hAnsi="Arial" w:cs="Arial"/>
+                <w:sz w:val="18"/>
+                <w:szCs w:val="18"/>
               </w:rPr>
               <w:t>5.1</w:t>
             </w:r>
@@ -3466,49 +3959,84 @@
         </w:tc>
         <w:tc>
           <w:tcPr>
-            <w:tcW w:w="2750" w:type="dxa"/>
-            <w:shd w:val="clear" w:color="auto" w:fill="auto"/>
-            <w:vAlign w:val="center"/>
-          </w:tcPr>
-          <w:p>
-            <w:pPr>
-              <w:jc w:val="center"/>
-              <w:rPr>
-                <w:rFonts w:ascii="Arial" w:hAnsi="Arial" w:cs="Arial"/>
-                <w:sz w:val="16"/>
-                <w:szCs w:val="16"/>
-              </w:rPr>
-            </w:pPr>
-            <w:r>
-              <w:rPr>
-                <w:rFonts w:ascii="Arial" w:hAnsi="Arial" w:cs="Arial"/>
-                <w:sz w:val="16"/>
-                <w:szCs w:val="16"/>
-              </w:rPr>
-              <w:t>Learn src MAC → src VTEP IP mapping</w:t>
-            </w:r>
-          </w:p>
-        </w:tc>
-        <w:tc>
-          <w:tcPr>
-            <w:tcW w:w="1667" w:type="dxa"/>
-            <w:shd w:val="clear" w:color="auto" w:fill="auto"/>
-            <w:vAlign w:val="center"/>
-          </w:tcPr>
-          <w:p>
-            <w:pPr>
-              <w:jc w:val="center"/>
-              <w:rPr>
-                <w:rFonts w:ascii="Arial" w:hAnsi="Arial" w:cs="Arial"/>
-                <w:sz w:val="16"/>
-                <w:szCs w:val="16"/>
-              </w:rPr>
-            </w:pPr>
-            <w:r>
-              <w:rPr>
-                <w:rFonts w:ascii="Arial" w:hAnsi="Arial" w:cs="Arial"/>
-                <w:sz w:val="16"/>
-                <w:szCs w:val="16"/>
+            <w:tcW w:w="3364" w:type="dxa"/>
+            <w:shd w:val="clear" w:color="auto" w:fill="auto"/>
+            <w:vAlign w:val="center"/>
+          </w:tcPr>
+          <w:p>
+            <w:pPr>
+              <w:rPr>
+                <w:rFonts w:ascii="Arial" w:hAnsi="Arial" w:cs="Arial"/>
+                <w:sz w:val="18"/>
+                <w:szCs w:val="18"/>
+              </w:rPr>
+            </w:pPr>
+            <w:r>
+              <w:rPr>
+                <w:rFonts w:ascii="Arial" w:hAnsi="Arial" w:cs="Arial"/>
+                <w:sz w:val="18"/>
+                <w:szCs w:val="18"/>
+              </w:rPr>
+              <w:t xml:space="preserve">Learn </w:t>
+            </w:r>
+            <w:proofErr w:type="spellStart"/>
+            <w:r>
+              <w:rPr>
+                <w:rFonts w:ascii="Arial" w:hAnsi="Arial" w:cs="Arial"/>
+                <w:sz w:val="18"/>
+                <w:szCs w:val="18"/>
+              </w:rPr>
+              <w:t>src</w:t>
+            </w:r>
+            <w:proofErr w:type="spellEnd"/>
+            <w:r>
+              <w:rPr>
+                <w:rFonts w:ascii="Arial" w:hAnsi="Arial" w:cs="Arial"/>
+                <w:sz w:val="18"/>
+                <w:szCs w:val="18"/>
+              </w:rPr>
+              <w:t xml:space="preserve"> MAC → </w:t>
+            </w:r>
+            <w:proofErr w:type="spellStart"/>
+            <w:r>
+              <w:rPr>
+                <w:rFonts w:ascii="Arial" w:hAnsi="Arial" w:cs="Arial"/>
+                <w:sz w:val="18"/>
+                <w:szCs w:val="18"/>
+              </w:rPr>
+              <w:t>src</w:t>
+            </w:r>
+            <w:proofErr w:type="spellEnd"/>
+            <w:r>
+              <w:rPr>
+                <w:rFonts w:ascii="Arial" w:hAnsi="Arial" w:cs="Arial"/>
+                <w:sz w:val="18"/>
+                <w:szCs w:val="18"/>
+              </w:rPr>
+              <w:t xml:space="preserve"> VTEP IP mapping</w:t>
+            </w:r>
+          </w:p>
+        </w:tc>
+        <w:tc>
+          <w:tcPr>
+            <w:tcW w:w="1570" w:type="dxa"/>
+            <w:shd w:val="clear" w:color="auto" w:fill="auto"/>
+            <w:vAlign w:val="center"/>
+          </w:tcPr>
+          <w:p>
+            <w:pPr>
+              <w:jc w:val="center"/>
+              <w:rPr>
+                <w:rFonts w:ascii="Arial" w:hAnsi="Arial" w:cs="Arial"/>
+                <w:sz w:val="18"/>
+                <w:szCs w:val="18"/>
+              </w:rPr>
+            </w:pPr>
+            <w:r>
+              <w:rPr>
+                <w:rFonts w:ascii="Arial" w:hAnsi="Arial" w:cs="Arial"/>
+                <w:sz w:val="18"/>
+                <w:szCs w:val="18"/>
               </w:rPr>
               <w:t>Implied</w:t>
             </w:r>
@@ -3516,24 +4044,24 @@
         </w:tc>
         <w:tc>
           <w:tcPr>
-            <w:tcW w:w="1083" w:type="dxa"/>
-            <w:shd w:val="clear" w:color="auto" w:fill="auto"/>
-            <w:vAlign w:val="center"/>
-          </w:tcPr>
-          <w:p>
-            <w:pPr>
-              <w:jc w:val="center"/>
-              <w:rPr>
-                <w:rFonts w:ascii="Arial" w:hAnsi="Arial" w:cs="Arial"/>
-                <w:sz w:val="16"/>
-                <w:szCs w:val="16"/>
-              </w:rPr>
-            </w:pPr>
-            <w:r>
-              <w:rPr>
-                <w:rFonts w:ascii="Arial" w:hAnsi="Arial" w:cs="Arial"/>
-                <w:sz w:val="16"/>
-                <w:szCs w:val="16"/>
+            <w:tcW w:w="794" w:type="dxa"/>
+            <w:shd w:val="clear" w:color="auto" w:fill="auto"/>
+            <w:vAlign w:val="center"/>
+          </w:tcPr>
+          <w:p>
+            <w:pPr>
+              <w:jc w:val="center"/>
+              <w:rPr>
+                <w:rFonts w:ascii="Arial" w:hAnsi="Arial" w:cs="Arial"/>
+                <w:sz w:val="18"/>
+                <w:szCs w:val="18"/>
+              </w:rPr>
+            </w:pPr>
+            <w:r>
+              <w:rPr>
+                <w:rFonts w:ascii="Arial" w:hAnsi="Arial" w:cs="Arial"/>
+                <w:sz w:val="18"/>
+                <w:szCs w:val="18"/>
               </w:rPr>
               <w:t>4.1</w:t>
             </w:r>
@@ -3541,24 +4069,24 @@
         </w:tc>
         <w:tc>
           <w:tcPr>
-            <w:tcW w:w="1127" w:type="dxa"/>
-            <w:shd w:val="clear" w:color="auto" w:fill="auto"/>
-            <w:vAlign w:val="center"/>
-          </w:tcPr>
-          <w:p>
-            <w:pPr>
-              <w:jc w:val="center"/>
-              <w:rPr>
-                <w:rFonts w:ascii="Arial" w:hAnsi="Arial" w:cs="Arial"/>
-                <w:sz w:val="16"/>
-                <w:szCs w:val="16"/>
-              </w:rPr>
-            </w:pPr>
-            <w:r>
-              <w:rPr>
-                <w:rFonts w:ascii="Arial" w:hAnsi="Arial" w:cs="Arial"/>
-                <w:sz w:val="16"/>
-                <w:szCs w:val="16"/>
+            <w:tcW w:w="1026" w:type="dxa"/>
+            <w:shd w:val="clear" w:color="auto" w:fill="auto"/>
+            <w:vAlign w:val="center"/>
+          </w:tcPr>
+          <w:p>
+            <w:pPr>
+              <w:jc w:val="center"/>
+              <w:rPr>
+                <w:rFonts w:ascii="Arial" w:hAnsi="Arial" w:cs="Arial"/>
+                <w:sz w:val="18"/>
+                <w:szCs w:val="18"/>
+              </w:rPr>
+            </w:pPr>
+            <w:r>
+              <w:rPr>
+                <w:rFonts w:ascii="Arial" w:hAnsi="Arial" w:cs="Arial"/>
+                <w:sz w:val="18"/>
+                <w:szCs w:val="18"/>
               </w:rPr>
               <w:t>YES</w:t>
             </w:r>
@@ -3566,17 +4094,17 @@
         </w:tc>
         <w:tc>
           <w:tcPr>
-            <w:tcW w:w="1827" w:type="dxa"/>
-            <w:shd w:val="clear" w:color="auto" w:fill="auto"/>
-            <w:vAlign w:val="center"/>
-          </w:tcPr>
-          <w:p>
-            <w:pPr>
-              <w:jc w:val="center"/>
-              <w:rPr>
-                <w:rFonts w:ascii="Arial" w:hAnsi="Arial" w:cs="Arial"/>
-                <w:sz w:val="16"/>
-                <w:szCs w:val="16"/>
+            <w:tcW w:w="1133" w:type="dxa"/>
+            <w:shd w:val="clear" w:color="auto" w:fill="auto"/>
+            <w:vAlign w:val="center"/>
+          </w:tcPr>
+          <w:p>
+            <w:pPr>
+              <w:jc w:val="center"/>
+              <w:rPr>
+                <w:rFonts w:ascii="Arial" w:hAnsi="Arial" w:cs="Arial"/>
+                <w:sz w:val="18"/>
+                <w:szCs w:val="18"/>
               </w:rPr>
             </w:pPr>
           </w:p>
@@ -3588,24 +4116,47 @@
         </w:trPr>
         <w:tc>
           <w:tcPr>
-            <w:tcW w:w="562" w:type="dxa"/>
-            <w:shd w:val="clear" w:color="auto" w:fill="auto"/>
-            <w:vAlign w:val="center"/>
-          </w:tcPr>
-          <w:p>
-            <w:pPr>
-              <w:jc w:val="center"/>
-              <w:rPr>
-                <w:rFonts w:ascii="Arial" w:hAnsi="Arial" w:cs="Arial"/>
-                <w:sz w:val="16"/>
-                <w:szCs w:val="16"/>
-              </w:rPr>
-            </w:pPr>
-            <w:r>
-              <w:rPr>
-                <w:rFonts w:ascii="Arial" w:hAnsi="Arial" w:cs="Arial"/>
-                <w:sz w:val="16"/>
-                <w:szCs w:val="16"/>
+            <w:tcW w:w="483" w:type="dxa"/>
+            <w:shd w:val="clear" w:color="auto" w:fill="auto"/>
+            <w:vAlign w:val="center"/>
+          </w:tcPr>
+          <w:p>
+            <w:pPr>
+              <w:jc w:val="center"/>
+              <w:rPr>
+                <w:rFonts w:ascii="Arial" w:hAnsi="Arial" w:cs="Arial"/>
+                <w:sz w:val="18"/>
+                <w:szCs w:val="18"/>
+              </w:rPr>
+            </w:pPr>
+            <w:r>
+              <w:rPr>
+                <w:rFonts w:ascii="Arial" w:hAnsi="Arial" w:cs="Arial"/>
+                <w:sz w:val="18"/>
+                <w:szCs w:val="18"/>
+              </w:rPr>
+              <w:t>21</w:t>
+            </w:r>
+          </w:p>
+        </w:tc>
+        <w:tc>
+          <w:tcPr>
+            <w:tcW w:w="646" w:type="dxa"/>
+          </w:tcPr>
+          <w:p>
+            <w:pPr>
+              <w:jc w:val="center"/>
+              <w:rPr>
+                <w:rFonts w:ascii="Arial" w:hAnsi="Arial" w:cs="Arial"/>
+                <w:sz w:val="18"/>
+                <w:szCs w:val="18"/>
+              </w:rPr>
+            </w:pPr>
+            <w:r>
+              <w:rPr>
+                <w:rFonts w:ascii="Arial" w:hAnsi="Arial" w:cs="Arial"/>
+                <w:sz w:val="18"/>
+                <w:szCs w:val="18"/>
               </w:rPr>
               <w:t>5.2</w:t>
             </w:r>
@@ -3613,24 +4164,23 @@
         </w:tc>
         <w:tc>
           <w:tcPr>
-            <w:tcW w:w="2750" w:type="dxa"/>
-            <w:shd w:val="clear" w:color="auto" w:fill="auto"/>
-            <w:vAlign w:val="center"/>
-          </w:tcPr>
-          <w:p>
-            <w:pPr>
-              <w:jc w:val="center"/>
-              <w:rPr>
-                <w:rFonts w:ascii="Arial" w:hAnsi="Arial" w:cs="Arial"/>
-                <w:sz w:val="16"/>
-                <w:szCs w:val="16"/>
-              </w:rPr>
-            </w:pPr>
-            <w:r>
-              <w:rPr>
-                <w:rFonts w:ascii="Arial" w:hAnsi="Arial" w:cs="Arial"/>
-                <w:sz w:val="16"/>
-                <w:szCs w:val="16"/>
+            <w:tcW w:w="3364" w:type="dxa"/>
+            <w:shd w:val="clear" w:color="auto" w:fill="auto"/>
+            <w:vAlign w:val="center"/>
+          </w:tcPr>
+          <w:p>
+            <w:pPr>
+              <w:rPr>
+                <w:rFonts w:ascii="Arial" w:hAnsi="Arial" w:cs="Arial"/>
+                <w:sz w:val="18"/>
+                <w:szCs w:val="18"/>
+              </w:rPr>
+            </w:pPr>
+            <w:r>
+              <w:rPr>
+                <w:rFonts w:ascii="Arial" w:hAnsi="Arial" w:cs="Arial"/>
+                <w:sz w:val="18"/>
+                <w:szCs w:val="18"/>
               </w:rPr>
               <w:t>Store mapping for return traffic</w:t>
             </w:r>
@@ -3638,24 +4188,24 @@
         </w:tc>
         <w:tc>
           <w:tcPr>
-            <w:tcW w:w="1667" w:type="dxa"/>
-            <w:shd w:val="clear" w:color="auto" w:fill="auto"/>
-            <w:vAlign w:val="center"/>
-          </w:tcPr>
-          <w:p>
-            <w:pPr>
-              <w:jc w:val="center"/>
-              <w:rPr>
-                <w:rFonts w:ascii="Arial" w:hAnsi="Arial" w:cs="Arial"/>
-                <w:sz w:val="16"/>
-                <w:szCs w:val="16"/>
-              </w:rPr>
-            </w:pPr>
-            <w:r>
-              <w:rPr>
-                <w:rFonts w:ascii="Arial" w:hAnsi="Arial" w:cs="Arial"/>
-                <w:sz w:val="16"/>
-                <w:szCs w:val="16"/>
+            <w:tcW w:w="1570" w:type="dxa"/>
+            <w:shd w:val="clear" w:color="auto" w:fill="auto"/>
+            <w:vAlign w:val="center"/>
+          </w:tcPr>
+          <w:p>
+            <w:pPr>
+              <w:jc w:val="center"/>
+              <w:rPr>
+                <w:rFonts w:ascii="Arial" w:hAnsi="Arial" w:cs="Arial"/>
+                <w:sz w:val="18"/>
+                <w:szCs w:val="18"/>
+              </w:rPr>
+            </w:pPr>
+            <w:r>
+              <w:rPr>
+                <w:rFonts w:ascii="Arial" w:hAnsi="Arial" w:cs="Arial"/>
+                <w:sz w:val="18"/>
+                <w:szCs w:val="18"/>
               </w:rPr>
               <w:t>Implied</w:t>
             </w:r>
@@ -3663,24 +4213,24 @@
         </w:tc>
         <w:tc>
           <w:tcPr>
-            <w:tcW w:w="1083" w:type="dxa"/>
-            <w:shd w:val="clear" w:color="auto" w:fill="auto"/>
-            <w:vAlign w:val="center"/>
-          </w:tcPr>
-          <w:p>
-            <w:pPr>
-              <w:jc w:val="center"/>
-              <w:rPr>
-                <w:rFonts w:ascii="Arial" w:hAnsi="Arial" w:cs="Arial"/>
-                <w:sz w:val="16"/>
-                <w:szCs w:val="16"/>
-              </w:rPr>
-            </w:pPr>
-            <w:r>
-              <w:rPr>
-                <w:rFonts w:ascii="Arial" w:hAnsi="Arial" w:cs="Arial"/>
-                <w:sz w:val="16"/>
-                <w:szCs w:val="16"/>
+            <w:tcW w:w="794" w:type="dxa"/>
+            <w:shd w:val="clear" w:color="auto" w:fill="auto"/>
+            <w:vAlign w:val="center"/>
+          </w:tcPr>
+          <w:p>
+            <w:pPr>
+              <w:jc w:val="center"/>
+              <w:rPr>
+                <w:rFonts w:ascii="Arial" w:hAnsi="Arial" w:cs="Arial"/>
+                <w:sz w:val="18"/>
+                <w:szCs w:val="18"/>
+              </w:rPr>
+            </w:pPr>
+            <w:r>
+              <w:rPr>
+                <w:rFonts w:ascii="Arial" w:hAnsi="Arial" w:cs="Arial"/>
+                <w:sz w:val="18"/>
+                <w:szCs w:val="18"/>
               </w:rPr>
               <w:t>4.1</w:t>
             </w:r>
@@ -3688,24 +4238,24 @@
         </w:tc>
         <w:tc>
           <w:tcPr>
-            <w:tcW w:w="1127" w:type="dxa"/>
-            <w:shd w:val="clear" w:color="auto" w:fill="auto"/>
-            <w:vAlign w:val="center"/>
-          </w:tcPr>
-          <w:p>
-            <w:pPr>
-              <w:jc w:val="center"/>
-              <w:rPr>
-                <w:rFonts w:ascii="Arial" w:hAnsi="Arial" w:cs="Arial"/>
-                <w:sz w:val="16"/>
-                <w:szCs w:val="16"/>
-              </w:rPr>
-            </w:pPr>
-            <w:r>
-              <w:rPr>
-                <w:rFonts w:ascii="Arial" w:hAnsi="Arial" w:cs="Arial"/>
-                <w:sz w:val="16"/>
-                <w:szCs w:val="16"/>
+            <w:tcW w:w="1026" w:type="dxa"/>
+            <w:shd w:val="clear" w:color="auto" w:fill="auto"/>
+            <w:vAlign w:val="center"/>
+          </w:tcPr>
+          <w:p>
+            <w:pPr>
+              <w:jc w:val="center"/>
+              <w:rPr>
+                <w:rFonts w:ascii="Arial" w:hAnsi="Arial" w:cs="Arial"/>
+                <w:sz w:val="18"/>
+                <w:szCs w:val="18"/>
+              </w:rPr>
+            </w:pPr>
+            <w:r>
+              <w:rPr>
+                <w:rFonts w:ascii="Arial" w:hAnsi="Arial" w:cs="Arial"/>
+                <w:sz w:val="18"/>
+                <w:szCs w:val="18"/>
               </w:rPr>
               <w:t>YES</w:t>
             </w:r>
@@ -3713,17 +4263,17 @@
         </w:tc>
         <w:tc>
           <w:tcPr>
-            <w:tcW w:w="1827" w:type="dxa"/>
-            <w:shd w:val="clear" w:color="auto" w:fill="auto"/>
-            <w:vAlign w:val="center"/>
-          </w:tcPr>
-          <w:p>
-            <w:pPr>
-              <w:jc w:val="center"/>
-              <w:rPr>
-                <w:rFonts w:ascii="Arial" w:hAnsi="Arial" w:cs="Arial"/>
-                <w:sz w:val="16"/>
-                <w:szCs w:val="16"/>
+            <w:tcW w:w="1133" w:type="dxa"/>
+            <w:shd w:val="clear" w:color="auto" w:fill="auto"/>
+            <w:vAlign w:val="center"/>
+          </w:tcPr>
+          <w:p>
+            <w:pPr>
+              <w:jc w:val="center"/>
+              <w:rPr>
+                <w:rFonts w:ascii="Arial" w:hAnsi="Arial" w:cs="Arial"/>
+                <w:sz w:val="18"/>
+                <w:szCs w:val="18"/>
               </w:rPr>
             </w:pPr>
           </w:p>
@@ -3735,24 +4285,47 @@
         </w:trPr>
         <w:tc>
           <w:tcPr>
-            <w:tcW w:w="562" w:type="dxa"/>
-            <w:shd w:val="clear" w:color="auto" w:fill="auto"/>
-            <w:vAlign w:val="center"/>
-          </w:tcPr>
-          <w:p>
-            <w:pPr>
-              <w:jc w:val="center"/>
-              <w:rPr>
-                <w:rFonts w:ascii="Arial" w:hAnsi="Arial" w:cs="Arial"/>
-                <w:sz w:val="16"/>
-                <w:szCs w:val="16"/>
-              </w:rPr>
-            </w:pPr>
-            <w:r>
-              <w:rPr>
-                <w:rFonts w:ascii="Arial" w:hAnsi="Arial" w:cs="Arial"/>
-                <w:sz w:val="16"/>
-                <w:szCs w:val="16"/>
+            <w:tcW w:w="483" w:type="dxa"/>
+            <w:shd w:val="clear" w:color="auto" w:fill="auto"/>
+            <w:vAlign w:val="center"/>
+          </w:tcPr>
+          <w:p>
+            <w:pPr>
+              <w:jc w:val="center"/>
+              <w:rPr>
+                <w:rFonts w:ascii="Arial" w:hAnsi="Arial" w:cs="Arial"/>
+                <w:sz w:val="18"/>
+                <w:szCs w:val="18"/>
+              </w:rPr>
+            </w:pPr>
+            <w:r>
+              <w:rPr>
+                <w:rFonts w:ascii="Arial" w:hAnsi="Arial" w:cs="Arial"/>
+                <w:sz w:val="18"/>
+                <w:szCs w:val="18"/>
+              </w:rPr>
+              <w:t>22</w:t>
+            </w:r>
+          </w:p>
+        </w:tc>
+        <w:tc>
+          <w:tcPr>
+            <w:tcW w:w="646" w:type="dxa"/>
+          </w:tcPr>
+          <w:p>
+            <w:pPr>
+              <w:jc w:val="center"/>
+              <w:rPr>
+                <w:rFonts w:ascii="Arial" w:hAnsi="Arial" w:cs="Arial"/>
+                <w:sz w:val="18"/>
+                <w:szCs w:val="18"/>
+              </w:rPr>
+            </w:pPr>
+            <w:r>
+              <w:rPr>
+                <w:rFonts w:ascii="Arial" w:hAnsi="Arial" w:cs="Arial"/>
+                <w:sz w:val="18"/>
+                <w:szCs w:val="18"/>
               </w:rPr>
               <w:t>5.3</w:t>
             </w:r>
@@ -3760,24 +4333,23 @@
         </w:tc>
         <w:tc>
           <w:tcPr>
-            <w:tcW w:w="2750" w:type="dxa"/>
-            <w:shd w:val="clear" w:color="auto" w:fill="auto"/>
-            <w:vAlign w:val="center"/>
-          </w:tcPr>
-          <w:p>
-            <w:pPr>
-              <w:jc w:val="center"/>
-              <w:rPr>
-                <w:rFonts w:ascii="Arial" w:hAnsi="Arial" w:cs="Arial"/>
-                <w:sz w:val="16"/>
-                <w:szCs w:val="16"/>
-              </w:rPr>
-            </w:pPr>
-            <w:r>
-              <w:rPr>
-                <w:rFonts w:ascii="Arial" w:hAnsi="Arial" w:cs="Arial"/>
-                <w:sz w:val="16"/>
-                <w:szCs w:val="16"/>
+            <w:tcW w:w="3364" w:type="dxa"/>
+            <w:shd w:val="clear" w:color="auto" w:fill="auto"/>
+            <w:vAlign w:val="center"/>
+          </w:tcPr>
+          <w:p>
+            <w:pPr>
+              <w:rPr>
+                <w:rFonts w:ascii="Arial" w:hAnsi="Arial" w:cs="Arial"/>
+                <w:sz w:val="18"/>
+                <w:szCs w:val="18"/>
+              </w:rPr>
+            </w:pPr>
+            <w:r>
+              <w:rPr>
+                <w:rFonts w:ascii="Arial" w:hAnsi="Arial" w:cs="Arial"/>
+                <w:sz w:val="18"/>
+                <w:szCs w:val="18"/>
               </w:rPr>
               <w:t>Use data plane learning (control plane option)</w:t>
             </w:r>
@@ -3785,24 +4357,24 @@
         </w:tc>
         <w:tc>
           <w:tcPr>
-            <w:tcW w:w="1667" w:type="dxa"/>
-            <w:shd w:val="clear" w:color="auto" w:fill="auto"/>
-            <w:vAlign w:val="center"/>
-          </w:tcPr>
-          <w:p>
-            <w:pPr>
-              <w:jc w:val="center"/>
-              <w:rPr>
-                <w:rFonts w:ascii="Arial" w:hAnsi="Arial" w:cs="Arial"/>
-                <w:sz w:val="16"/>
-                <w:szCs w:val="16"/>
-              </w:rPr>
-            </w:pPr>
-            <w:r>
-              <w:rPr>
-                <w:rFonts w:ascii="Arial" w:hAnsi="Arial" w:cs="Arial"/>
-                <w:sz w:val="16"/>
-                <w:szCs w:val="16"/>
+            <w:tcW w:w="1570" w:type="dxa"/>
+            <w:shd w:val="clear" w:color="auto" w:fill="auto"/>
+            <w:vAlign w:val="center"/>
+          </w:tcPr>
+          <w:p>
+            <w:pPr>
+              <w:jc w:val="center"/>
+              <w:rPr>
+                <w:rFonts w:ascii="Arial" w:hAnsi="Arial" w:cs="Arial"/>
+                <w:sz w:val="18"/>
+                <w:szCs w:val="18"/>
+              </w:rPr>
+            </w:pPr>
+            <w:r>
+              <w:rPr>
+                <w:rFonts w:ascii="Arial" w:hAnsi="Arial" w:cs="Arial"/>
+                <w:sz w:val="18"/>
+                <w:szCs w:val="18"/>
               </w:rPr>
               <w:t>Informational</w:t>
             </w:r>
@@ -3810,24 +4382,24 @@
         </w:tc>
         <w:tc>
           <w:tcPr>
-            <w:tcW w:w="1083" w:type="dxa"/>
-            <w:shd w:val="clear" w:color="auto" w:fill="auto"/>
-            <w:vAlign w:val="center"/>
-          </w:tcPr>
-          <w:p>
-            <w:pPr>
-              <w:jc w:val="center"/>
-              <w:rPr>
-                <w:rFonts w:ascii="Arial" w:hAnsi="Arial" w:cs="Arial"/>
-                <w:sz w:val="16"/>
-                <w:szCs w:val="16"/>
-              </w:rPr>
-            </w:pPr>
-            <w:r>
-              <w:rPr>
-                <w:rFonts w:ascii="Arial" w:hAnsi="Arial" w:cs="Arial"/>
-                <w:sz w:val="16"/>
-                <w:szCs w:val="16"/>
+            <w:tcW w:w="794" w:type="dxa"/>
+            <w:shd w:val="clear" w:color="auto" w:fill="auto"/>
+            <w:vAlign w:val="center"/>
+          </w:tcPr>
+          <w:p>
+            <w:pPr>
+              <w:jc w:val="center"/>
+              <w:rPr>
+                <w:rFonts w:ascii="Arial" w:hAnsi="Arial" w:cs="Arial"/>
+                <w:sz w:val="18"/>
+                <w:szCs w:val="18"/>
+              </w:rPr>
+            </w:pPr>
+            <w:r>
+              <w:rPr>
+                <w:rFonts w:ascii="Arial" w:hAnsi="Arial" w:cs="Arial"/>
+                <w:sz w:val="18"/>
+                <w:szCs w:val="18"/>
               </w:rPr>
               <w:t>4</w:t>
             </w:r>
@@ -3835,24 +4407,24 @@
         </w:tc>
         <w:tc>
           <w:tcPr>
-            <w:tcW w:w="1127" w:type="dxa"/>
-            <w:shd w:val="clear" w:color="auto" w:fill="auto"/>
-            <w:vAlign w:val="center"/>
-          </w:tcPr>
-          <w:p>
-            <w:pPr>
-              <w:jc w:val="center"/>
-              <w:rPr>
-                <w:rFonts w:ascii="Arial" w:hAnsi="Arial" w:cs="Arial"/>
-                <w:sz w:val="16"/>
-                <w:szCs w:val="16"/>
-              </w:rPr>
-            </w:pPr>
-            <w:r>
-              <w:rPr>
-                <w:rFonts w:ascii="Arial" w:hAnsi="Arial" w:cs="Arial"/>
-                <w:sz w:val="16"/>
-                <w:szCs w:val="16"/>
+            <w:tcW w:w="1026" w:type="dxa"/>
+            <w:shd w:val="clear" w:color="auto" w:fill="auto"/>
+            <w:vAlign w:val="center"/>
+          </w:tcPr>
+          <w:p>
+            <w:pPr>
+              <w:jc w:val="center"/>
+              <w:rPr>
+                <w:rFonts w:ascii="Arial" w:hAnsi="Arial" w:cs="Arial"/>
+                <w:sz w:val="18"/>
+                <w:szCs w:val="18"/>
+              </w:rPr>
+            </w:pPr>
+            <w:r>
+              <w:rPr>
+                <w:rFonts w:ascii="Arial" w:hAnsi="Arial" w:cs="Arial"/>
+                <w:sz w:val="18"/>
+                <w:szCs w:val="18"/>
               </w:rPr>
               <w:t>YES</w:t>
             </w:r>
@@ -3860,17 +4432,17 @@
         </w:tc>
         <w:tc>
           <w:tcPr>
-            <w:tcW w:w="1827" w:type="dxa"/>
-            <w:shd w:val="clear" w:color="auto" w:fill="auto"/>
-            <w:vAlign w:val="center"/>
-          </w:tcPr>
-          <w:p>
-            <w:pPr>
-              <w:jc w:val="center"/>
-              <w:rPr>
-                <w:rFonts w:ascii="Arial" w:hAnsi="Arial" w:cs="Arial"/>
-                <w:sz w:val="16"/>
-                <w:szCs w:val="16"/>
+            <w:tcW w:w="1133" w:type="dxa"/>
+            <w:shd w:val="clear" w:color="auto" w:fill="auto"/>
+            <w:vAlign w:val="center"/>
+          </w:tcPr>
+          <w:p>
+            <w:pPr>
+              <w:jc w:val="center"/>
+              <w:rPr>
+                <w:rFonts w:ascii="Arial" w:hAnsi="Arial" w:cs="Arial"/>
+                <w:sz w:val="18"/>
+                <w:szCs w:val="18"/>
               </w:rPr>
             </w:pPr>
           </w:p>
@@ -3883,17 +4455,16 @@
         <w:tc>
           <w:tcPr>
             <w:tcW w:w="9016" w:type="dxa"/>
-            <w:gridSpan w:val="6"/>
+            <w:gridSpan w:val="7"/>
             <w:shd w:val="clear" w:color="auto" w:fill="FFFF00"/>
-            <w:vAlign w:val="center"/>
-          </w:tcPr>
-          <w:p>
-            <w:pPr>
-              <w:jc w:val="center"/>
-              <w:rPr>
-                <w:rFonts w:ascii="Arial" w:hAnsi="Arial" w:cs="Arial"/>
-                <w:sz w:val="16"/>
-                <w:szCs w:val="16"/>
+          </w:tcPr>
+          <w:p>
+            <w:pPr>
+              <w:jc w:val="center"/>
+              <w:rPr>
+                <w:rFonts w:ascii="Arial" w:hAnsi="Arial" w:cs="Arial"/>
+                <w:sz w:val="18"/>
+                <w:szCs w:val="18"/>
               </w:rPr>
             </w:pPr>
             <w:r>
@@ -3901,8 +4472,8 @@
                 <w:rFonts w:ascii="Arial" w:hAnsi="Arial" w:cs="Arial"/>
                 <w:b/>
                 <w:bCs/>
-                <w:sz w:val="16"/>
-                <w:szCs w:val="16"/>
+                <w:sz w:val="18"/>
+                <w:szCs w:val="18"/>
               </w:rPr>
               <w:t>MULTICAST</w:t>
             </w:r>
@@ -3915,24 +4486,47 @@
         </w:trPr>
         <w:tc>
           <w:tcPr>
-            <w:tcW w:w="562" w:type="dxa"/>
-            <w:shd w:val="clear" w:color="auto" w:fill="auto"/>
-            <w:vAlign w:val="center"/>
-          </w:tcPr>
-          <w:p>
-            <w:pPr>
-              <w:jc w:val="center"/>
-              <w:rPr>
-                <w:rFonts w:ascii="Arial" w:hAnsi="Arial" w:cs="Arial"/>
-                <w:sz w:val="16"/>
-                <w:szCs w:val="16"/>
-              </w:rPr>
-            </w:pPr>
-            <w:r>
-              <w:rPr>
-                <w:rFonts w:ascii="Arial" w:hAnsi="Arial" w:cs="Arial"/>
-                <w:sz w:val="16"/>
-                <w:szCs w:val="16"/>
+            <w:tcW w:w="483" w:type="dxa"/>
+            <w:shd w:val="clear" w:color="auto" w:fill="auto"/>
+            <w:vAlign w:val="center"/>
+          </w:tcPr>
+          <w:p>
+            <w:pPr>
+              <w:jc w:val="center"/>
+              <w:rPr>
+                <w:rFonts w:ascii="Arial" w:hAnsi="Arial" w:cs="Arial"/>
+                <w:sz w:val="18"/>
+                <w:szCs w:val="18"/>
+              </w:rPr>
+            </w:pPr>
+            <w:r>
+              <w:rPr>
+                <w:rFonts w:ascii="Arial" w:hAnsi="Arial" w:cs="Arial"/>
+                <w:sz w:val="18"/>
+                <w:szCs w:val="18"/>
+              </w:rPr>
+              <w:t>23</w:t>
+            </w:r>
+          </w:p>
+        </w:tc>
+        <w:tc>
+          <w:tcPr>
+            <w:tcW w:w="646" w:type="dxa"/>
+          </w:tcPr>
+          <w:p>
+            <w:pPr>
+              <w:jc w:val="center"/>
+              <w:rPr>
+                <w:rFonts w:ascii="Arial" w:hAnsi="Arial" w:cs="Arial"/>
+                <w:sz w:val="18"/>
+                <w:szCs w:val="18"/>
+              </w:rPr>
+            </w:pPr>
+            <w:r>
+              <w:rPr>
+                <w:rFonts w:ascii="Arial" w:hAnsi="Arial" w:cs="Arial"/>
+                <w:sz w:val="18"/>
+                <w:szCs w:val="18"/>
               </w:rPr>
               <w:t>6.1</w:t>
             </w:r>
@@ -3940,24 +4534,23 @@
         </w:tc>
         <w:tc>
           <w:tcPr>
-            <w:tcW w:w="2750" w:type="dxa"/>
-            <w:shd w:val="clear" w:color="auto" w:fill="auto"/>
-            <w:vAlign w:val="center"/>
-          </w:tcPr>
-          <w:p>
-            <w:pPr>
-              <w:jc w:val="center"/>
-              <w:rPr>
-                <w:rFonts w:ascii="Arial" w:hAnsi="Arial" w:cs="Arial"/>
-                <w:sz w:val="16"/>
-                <w:szCs w:val="16"/>
-              </w:rPr>
-            </w:pPr>
-            <w:r>
-              <w:rPr>
-                <w:rFonts w:ascii="Arial" w:hAnsi="Arial" w:cs="Arial"/>
-                <w:sz w:val="16"/>
-                <w:szCs w:val="16"/>
+            <w:tcW w:w="3364" w:type="dxa"/>
+            <w:shd w:val="clear" w:color="auto" w:fill="auto"/>
+            <w:vAlign w:val="center"/>
+          </w:tcPr>
+          <w:p>
+            <w:pPr>
+              <w:rPr>
+                <w:rFonts w:ascii="Arial" w:hAnsi="Arial" w:cs="Arial"/>
+                <w:sz w:val="18"/>
+                <w:szCs w:val="18"/>
+              </w:rPr>
+            </w:pPr>
+            <w:r>
+              <w:rPr>
+                <w:rFonts w:ascii="Arial" w:hAnsi="Arial" w:cs="Arial"/>
+                <w:sz w:val="18"/>
+                <w:szCs w:val="18"/>
               </w:rPr>
               <w:t>BUM traffic uses IP multicast</w:t>
             </w:r>
@@ -3965,24 +4558,24 @@
         </w:tc>
         <w:tc>
           <w:tcPr>
-            <w:tcW w:w="1667" w:type="dxa"/>
-            <w:shd w:val="clear" w:color="auto" w:fill="auto"/>
-            <w:vAlign w:val="center"/>
-          </w:tcPr>
-          <w:p>
-            <w:pPr>
-              <w:jc w:val="center"/>
-              <w:rPr>
-                <w:rFonts w:ascii="Arial" w:hAnsi="Arial" w:cs="Arial"/>
-                <w:sz w:val="16"/>
-                <w:szCs w:val="16"/>
-              </w:rPr>
-            </w:pPr>
-            <w:r>
-              <w:rPr>
-                <w:rFonts w:ascii="Arial" w:hAnsi="Arial" w:cs="Arial"/>
-                <w:sz w:val="16"/>
-                <w:szCs w:val="16"/>
+            <w:tcW w:w="1570" w:type="dxa"/>
+            <w:shd w:val="clear" w:color="auto" w:fill="auto"/>
+            <w:vAlign w:val="center"/>
+          </w:tcPr>
+          <w:p>
+            <w:pPr>
+              <w:jc w:val="center"/>
+              <w:rPr>
+                <w:rFonts w:ascii="Arial" w:hAnsi="Arial" w:cs="Arial"/>
+                <w:sz w:val="18"/>
+                <w:szCs w:val="18"/>
+              </w:rPr>
+            </w:pPr>
+            <w:r>
+              <w:rPr>
+                <w:rFonts w:ascii="Arial" w:hAnsi="Arial" w:cs="Arial"/>
+                <w:sz w:val="18"/>
+                <w:szCs w:val="18"/>
               </w:rPr>
               <w:t>Informational</w:t>
             </w:r>
@@ -3990,24 +4583,24 @@
         </w:tc>
         <w:tc>
           <w:tcPr>
-            <w:tcW w:w="1083" w:type="dxa"/>
-            <w:shd w:val="clear" w:color="auto" w:fill="auto"/>
-            <w:vAlign w:val="center"/>
-          </w:tcPr>
-          <w:p>
-            <w:pPr>
-              <w:jc w:val="center"/>
-              <w:rPr>
-                <w:rFonts w:ascii="Arial" w:hAnsi="Arial" w:cs="Arial"/>
-                <w:sz w:val="16"/>
-                <w:szCs w:val="16"/>
-              </w:rPr>
-            </w:pPr>
-            <w:r>
-              <w:rPr>
-                <w:rFonts w:ascii="Arial" w:hAnsi="Arial" w:cs="Arial"/>
-                <w:sz w:val="16"/>
-                <w:szCs w:val="16"/>
+            <w:tcW w:w="794" w:type="dxa"/>
+            <w:shd w:val="clear" w:color="auto" w:fill="auto"/>
+            <w:vAlign w:val="center"/>
+          </w:tcPr>
+          <w:p>
+            <w:pPr>
+              <w:jc w:val="center"/>
+              <w:rPr>
+                <w:rFonts w:ascii="Arial" w:hAnsi="Arial" w:cs="Arial"/>
+                <w:sz w:val="18"/>
+                <w:szCs w:val="18"/>
+              </w:rPr>
+            </w:pPr>
+            <w:r>
+              <w:rPr>
+                <w:rFonts w:ascii="Arial" w:hAnsi="Arial" w:cs="Arial"/>
+                <w:sz w:val="18"/>
+                <w:szCs w:val="18"/>
               </w:rPr>
               <w:t>4.2</w:t>
             </w:r>
@@ -4015,52 +4608,44 @@
         </w:tc>
         <w:tc>
           <w:tcPr>
-            <w:tcW w:w="1127" w:type="dxa"/>
-            <w:shd w:val="clear" w:color="auto" w:fill="auto"/>
-            <w:vAlign w:val="center"/>
-          </w:tcPr>
-          <w:p>
-            <w:pPr>
-              <w:jc w:val="center"/>
-              <w:rPr>
-                <w:rFonts w:ascii="Arial" w:hAnsi="Arial" w:cs="Arial"/>
-                <w:sz w:val="16"/>
-                <w:szCs w:val="16"/>
-              </w:rPr>
-            </w:pPr>
-            <w:r>
-              <w:rPr>
-                <w:rFonts w:ascii="Arial" w:hAnsi="Arial" w:cs="Arial"/>
-                <w:sz w:val="16"/>
-                <w:szCs w:val="16"/>
-              </w:rPr>
-              <w:t>PARTIAL / OPTIOANL</w:t>
-            </w:r>
-          </w:p>
-        </w:tc>
-        <w:tc>
-          <w:tcPr>
-            <w:tcW w:w="1827" w:type="dxa"/>
-            <w:shd w:val="clear" w:color="auto" w:fill="auto"/>
-            <w:vAlign w:val="center"/>
-          </w:tcPr>
-          <w:p>
-            <w:pPr>
-              <w:jc w:val="center"/>
-              <w:rPr>
-                <w:rFonts w:ascii="Arial" w:hAnsi="Arial" w:cs="Arial"/>
-                <w:sz w:val="16"/>
-                <w:szCs w:val="16"/>
-              </w:rPr>
-            </w:pPr>
-            <w:r>
-              <w:rPr>
-                <w:rFonts w:ascii="Arial" w:hAnsi="Arial" w:cs="Arial"/>
-                <w:sz w:val="16"/>
-                <w:szCs w:val="16"/>
-              </w:rPr>
-              <w:t>not fully implemented</w:t>
-            </w:r>
+            <w:tcW w:w="1026" w:type="dxa"/>
+            <w:shd w:val="clear" w:color="auto" w:fill="auto"/>
+            <w:vAlign w:val="center"/>
+          </w:tcPr>
+          <w:p>
+            <w:pPr>
+              <w:jc w:val="center"/>
+              <w:rPr>
+                <w:rFonts w:ascii="Arial" w:hAnsi="Arial" w:cs="Arial"/>
+                <w:sz w:val="18"/>
+                <w:szCs w:val="18"/>
+              </w:rPr>
+            </w:pPr>
+            <w:r>
+              <w:rPr>
+                <w:rFonts w:ascii="Arial" w:hAnsi="Arial" w:cs="Arial"/>
+                <w:sz w:val="18"/>
+                <w:szCs w:val="18"/>
+              </w:rPr>
+              <w:t>YES</w:t>
+            </w:r>
+          </w:p>
+        </w:tc>
+        <w:tc>
+          <w:tcPr>
+            <w:tcW w:w="1133" w:type="dxa"/>
+            <w:shd w:val="clear" w:color="auto" w:fill="auto"/>
+            <w:vAlign w:val="center"/>
+          </w:tcPr>
+          <w:p>
+            <w:pPr>
+              <w:jc w:val="center"/>
+              <w:rPr>
+                <w:rFonts w:ascii="Arial" w:hAnsi="Arial" w:cs="Arial"/>
+                <w:sz w:val="18"/>
+                <w:szCs w:val="18"/>
+              </w:rPr>
+            </w:pPr>
           </w:p>
         </w:tc>
       </w:tr>
@@ -4070,24 +4655,47 @@
         </w:trPr>
         <w:tc>
           <w:tcPr>
-            <w:tcW w:w="562" w:type="dxa"/>
-            <w:shd w:val="clear" w:color="auto" w:fill="auto"/>
-            <w:vAlign w:val="center"/>
-          </w:tcPr>
-          <w:p>
-            <w:pPr>
-              <w:jc w:val="center"/>
-              <w:rPr>
-                <w:rFonts w:ascii="Arial" w:hAnsi="Arial" w:cs="Arial"/>
-                <w:sz w:val="16"/>
-                <w:szCs w:val="16"/>
-              </w:rPr>
-            </w:pPr>
-            <w:r>
-              <w:rPr>
-                <w:rFonts w:ascii="Arial" w:hAnsi="Arial" w:cs="Arial"/>
-                <w:sz w:val="16"/>
-                <w:szCs w:val="16"/>
+            <w:tcW w:w="483" w:type="dxa"/>
+            <w:shd w:val="clear" w:color="auto" w:fill="auto"/>
+            <w:vAlign w:val="center"/>
+          </w:tcPr>
+          <w:p>
+            <w:pPr>
+              <w:jc w:val="center"/>
+              <w:rPr>
+                <w:rFonts w:ascii="Arial" w:hAnsi="Arial" w:cs="Arial"/>
+                <w:sz w:val="18"/>
+                <w:szCs w:val="18"/>
+              </w:rPr>
+            </w:pPr>
+            <w:r>
+              <w:rPr>
+                <w:rFonts w:ascii="Arial" w:hAnsi="Arial" w:cs="Arial"/>
+                <w:sz w:val="18"/>
+                <w:szCs w:val="18"/>
+              </w:rPr>
+              <w:t>24</w:t>
+            </w:r>
+          </w:p>
+        </w:tc>
+        <w:tc>
+          <w:tcPr>
+            <w:tcW w:w="646" w:type="dxa"/>
+          </w:tcPr>
+          <w:p>
+            <w:pPr>
+              <w:jc w:val="center"/>
+              <w:rPr>
+                <w:rFonts w:ascii="Arial" w:hAnsi="Arial" w:cs="Arial"/>
+                <w:sz w:val="18"/>
+                <w:szCs w:val="18"/>
+              </w:rPr>
+            </w:pPr>
+            <w:r>
+              <w:rPr>
+                <w:rFonts w:ascii="Arial" w:hAnsi="Arial" w:cs="Arial"/>
+                <w:sz w:val="18"/>
+                <w:szCs w:val="18"/>
               </w:rPr>
               <w:t>6.2</w:t>
             </w:r>
@@ -4095,24 +4703,23 @@
         </w:tc>
         <w:tc>
           <w:tcPr>
-            <w:tcW w:w="2750" w:type="dxa"/>
-            <w:shd w:val="clear" w:color="auto" w:fill="auto"/>
-            <w:vAlign w:val="center"/>
-          </w:tcPr>
-          <w:p>
-            <w:pPr>
-              <w:jc w:val="center"/>
-              <w:rPr>
-                <w:rFonts w:ascii="Arial" w:hAnsi="Arial" w:cs="Arial"/>
-                <w:sz w:val="16"/>
-                <w:szCs w:val="16"/>
-              </w:rPr>
-            </w:pPr>
-            <w:r>
-              <w:rPr>
-                <w:rFonts w:ascii="Arial" w:hAnsi="Arial" w:cs="Arial"/>
-                <w:sz w:val="16"/>
-                <w:szCs w:val="16"/>
+            <w:tcW w:w="3364" w:type="dxa"/>
+            <w:shd w:val="clear" w:color="auto" w:fill="auto"/>
+            <w:vAlign w:val="center"/>
+          </w:tcPr>
+          <w:p>
+            <w:pPr>
+              <w:rPr>
+                <w:rFonts w:ascii="Arial" w:hAnsi="Arial" w:cs="Arial"/>
+                <w:sz w:val="18"/>
+                <w:szCs w:val="18"/>
+              </w:rPr>
+            </w:pPr>
+            <w:r>
+              <w:rPr>
+                <w:rFonts w:ascii="Arial" w:hAnsi="Arial" w:cs="Arial"/>
+                <w:sz w:val="18"/>
+                <w:szCs w:val="18"/>
               </w:rPr>
               <w:t>VNI to multicast group mapping</w:t>
             </w:r>
@@ -4120,24 +4727,24 @@
         </w:tc>
         <w:tc>
           <w:tcPr>
-            <w:tcW w:w="1667" w:type="dxa"/>
-            <w:shd w:val="clear" w:color="auto" w:fill="auto"/>
-            <w:vAlign w:val="center"/>
-          </w:tcPr>
-          <w:p>
-            <w:pPr>
-              <w:jc w:val="center"/>
-              <w:rPr>
-                <w:rFonts w:ascii="Arial" w:hAnsi="Arial" w:cs="Arial"/>
-                <w:sz w:val="16"/>
-                <w:szCs w:val="16"/>
-              </w:rPr>
-            </w:pPr>
-            <w:r>
-              <w:rPr>
-                <w:rFonts w:ascii="Arial" w:hAnsi="Arial" w:cs="Arial"/>
-                <w:sz w:val="16"/>
-                <w:szCs w:val="16"/>
+            <w:tcW w:w="1570" w:type="dxa"/>
+            <w:shd w:val="clear" w:color="auto" w:fill="auto"/>
+            <w:vAlign w:val="center"/>
+          </w:tcPr>
+          <w:p>
+            <w:pPr>
+              <w:jc w:val="center"/>
+              <w:rPr>
+                <w:rFonts w:ascii="Arial" w:hAnsi="Arial" w:cs="Arial"/>
+                <w:sz w:val="18"/>
+                <w:szCs w:val="18"/>
+              </w:rPr>
+            </w:pPr>
+            <w:r>
+              <w:rPr>
+                <w:rFonts w:ascii="Arial" w:hAnsi="Arial" w:cs="Arial"/>
+                <w:sz w:val="18"/>
+                <w:szCs w:val="18"/>
               </w:rPr>
               <w:t>Informational</w:t>
             </w:r>
@@ -4145,24 +4752,24 @@
         </w:tc>
         <w:tc>
           <w:tcPr>
-            <w:tcW w:w="1083" w:type="dxa"/>
-            <w:shd w:val="clear" w:color="auto" w:fill="auto"/>
-            <w:vAlign w:val="center"/>
-          </w:tcPr>
-          <w:p>
-            <w:pPr>
-              <w:jc w:val="center"/>
-              <w:rPr>
-                <w:rFonts w:ascii="Arial" w:hAnsi="Arial" w:cs="Arial"/>
-                <w:sz w:val="16"/>
-                <w:szCs w:val="16"/>
-              </w:rPr>
-            </w:pPr>
-            <w:r>
-              <w:rPr>
-                <w:rFonts w:ascii="Arial" w:hAnsi="Arial" w:cs="Arial"/>
-                <w:sz w:val="16"/>
-                <w:szCs w:val="16"/>
+            <w:tcW w:w="794" w:type="dxa"/>
+            <w:shd w:val="clear" w:color="auto" w:fill="auto"/>
+            <w:vAlign w:val="center"/>
+          </w:tcPr>
+          <w:p>
+            <w:pPr>
+              <w:jc w:val="center"/>
+              <w:rPr>
+                <w:rFonts w:ascii="Arial" w:hAnsi="Arial" w:cs="Arial"/>
+                <w:sz w:val="18"/>
+                <w:szCs w:val="18"/>
+              </w:rPr>
+            </w:pPr>
+            <w:r>
+              <w:rPr>
+                <w:rFonts w:ascii="Arial" w:hAnsi="Arial" w:cs="Arial"/>
+                <w:sz w:val="18"/>
+                <w:szCs w:val="18"/>
               </w:rPr>
               <w:t>4.2</w:t>
             </w:r>
@@ -4170,52 +4777,44 @@
         </w:tc>
         <w:tc>
           <w:tcPr>
-            <w:tcW w:w="1127" w:type="dxa"/>
-            <w:shd w:val="clear" w:color="auto" w:fill="auto"/>
-            <w:vAlign w:val="center"/>
-          </w:tcPr>
-          <w:p>
-            <w:pPr>
-              <w:jc w:val="center"/>
-              <w:rPr>
-                <w:rFonts w:ascii="Arial" w:hAnsi="Arial" w:cs="Arial"/>
-                <w:sz w:val="16"/>
-                <w:szCs w:val="16"/>
-              </w:rPr>
-            </w:pPr>
-            <w:r>
-              <w:rPr>
-                <w:rFonts w:ascii="Arial" w:hAnsi="Arial" w:cs="Arial"/>
-                <w:sz w:val="16"/>
-                <w:szCs w:val="16"/>
-              </w:rPr>
-              <w:t>PARTIAL / OPTIOANL</w:t>
-            </w:r>
-          </w:p>
-        </w:tc>
-        <w:tc>
-          <w:tcPr>
-            <w:tcW w:w="1827" w:type="dxa"/>
-            <w:shd w:val="clear" w:color="auto" w:fill="auto"/>
-            <w:vAlign w:val="center"/>
-          </w:tcPr>
-          <w:p>
-            <w:pPr>
-              <w:jc w:val="center"/>
-              <w:rPr>
-                <w:rFonts w:ascii="Arial" w:hAnsi="Arial" w:cs="Arial"/>
-                <w:sz w:val="16"/>
-                <w:szCs w:val="16"/>
-              </w:rPr>
-            </w:pPr>
-            <w:r>
-              <w:rPr>
-                <w:rFonts w:ascii="Arial" w:hAnsi="Arial" w:cs="Arial"/>
-                <w:sz w:val="16"/>
-                <w:szCs w:val="16"/>
-              </w:rPr>
-              <w:t>multicast_ip field in VTEP, not used</w:t>
-            </w:r>
+            <w:tcW w:w="1026" w:type="dxa"/>
+            <w:shd w:val="clear" w:color="auto" w:fill="auto"/>
+            <w:vAlign w:val="center"/>
+          </w:tcPr>
+          <w:p>
+            <w:pPr>
+              <w:jc w:val="center"/>
+              <w:rPr>
+                <w:rFonts w:ascii="Arial" w:hAnsi="Arial" w:cs="Arial"/>
+                <w:sz w:val="18"/>
+                <w:szCs w:val="18"/>
+              </w:rPr>
+            </w:pPr>
+            <w:r>
+              <w:rPr>
+                <w:rFonts w:ascii="Arial" w:hAnsi="Arial" w:cs="Arial"/>
+                <w:sz w:val="18"/>
+                <w:szCs w:val="18"/>
+              </w:rPr>
+              <w:t>YES</w:t>
+            </w:r>
+          </w:p>
+        </w:tc>
+        <w:tc>
+          <w:tcPr>
+            <w:tcW w:w="1133" w:type="dxa"/>
+            <w:shd w:val="clear" w:color="auto" w:fill="auto"/>
+            <w:vAlign w:val="center"/>
+          </w:tcPr>
+          <w:p>
+            <w:pPr>
+              <w:jc w:val="center"/>
+              <w:rPr>
+                <w:rFonts w:ascii="Arial" w:hAnsi="Arial" w:cs="Arial"/>
+                <w:sz w:val="18"/>
+                <w:szCs w:val="18"/>
+              </w:rPr>
+            </w:pPr>
           </w:p>
         </w:tc>
       </w:tr>
@@ -4225,24 +4824,47 @@
         </w:trPr>
         <w:tc>
           <w:tcPr>
-            <w:tcW w:w="562" w:type="dxa"/>
-            <w:shd w:val="clear" w:color="auto" w:fill="auto"/>
-            <w:vAlign w:val="center"/>
-          </w:tcPr>
-          <w:p>
-            <w:pPr>
-              <w:jc w:val="center"/>
-              <w:rPr>
-                <w:rFonts w:ascii="Arial" w:hAnsi="Arial" w:cs="Arial"/>
-                <w:sz w:val="16"/>
-                <w:szCs w:val="16"/>
-              </w:rPr>
-            </w:pPr>
-            <w:r>
-              <w:rPr>
-                <w:rFonts w:ascii="Arial" w:hAnsi="Arial" w:cs="Arial"/>
-                <w:sz w:val="16"/>
-                <w:szCs w:val="16"/>
+            <w:tcW w:w="483" w:type="dxa"/>
+            <w:shd w:val="clear" w:color="auto" w:fill="auto"/>
+            <w:vAlign w:val="center"/>
+          </w:tcPr>
+          <w:p>
+            <w:pPr>
+              <w:jc w:val="center"/>
+              <w:rPr>
+                <w:rFonts w:ascii="Arial" w:hAnsi="Arial" w:cs="Arial"/>
+                <w:sz w:val="18"/>
+                <w:szCs w:val="18"/>
+              </w:rPr>
+            </w:pPr>
+            <w:r>
+              <w:rPr>
+                <w:rFonts w:ascii="Arial" w:hAnsi="Arial" w:cs="Arial"/>
+                <w:sz w:val="18"/>
+                <w:szCs w:val="18"/>
+              </w:rPr>
+              <w:t>25</w:t>
+            </w:r>
+          </w:p>
+        </w:tc>
+        <w:tc>
+          <w:tcPr>
+            <w:tcW w:w="646" w:type="dxa"/>
+          </w:tcPr>
+          <w:p>
+            <w:pPr>
+              <w:jc w:val="center"/>
+              <w:rPr>
+                <w:rFonts w:ascii="Arial" w:hAnsi="Arial" w:cs="Arial"/>
+                <w:sz w:val="18"/>
+                <w:szCs w:val="18"/>
+              </w:rPr>
+            </w:pPr>
+            <w:r>
+              <w:rPr>
+                <w:rFonts w:ascii="Arial" w:hAnsi="Arial" w:cs="Arial"/>
+                <w:sz w:val="18"/>
+                <w:szCs w:val="18"/>
               </w:rPr>
               <w:t>6.3</w:t>
             </w:r>
@@ -4250,24 +4872,23 @@
         </w:tc>
         <w:tc>
           <w:tcPr>
-            <w:tcW w:w="2750" w:type="dxa"/>
-            <w:shd w:val="clear" w:color="auto" w:fill="auto"/>
-            <w:vAlign w:val="center"/>
-          </w:tcPr>
-          <w:p>
-            <w:pPr>
-              <w:jc w:val="center"/>
-              <w:rPr>
-                <w:rFonts w:ascii="Arial" w:hAnsi="Arial" w:cs="Arial"/>
-                <w:sz w:val="16"/>
-                <w:szCs w:val="16"/>
-              </w:rPr>
-            </w:pPr>
-            <w:r>
-              <w:rPr>
-                <w:rFonts w:ascii="Arial" w:hAnsi="Arial" w:cs="Arial"/>
-                <w:sz w:val="16"/>
-                <w:szCs w:val="16"/>
+            <w:tcW w:w="3364" w:type="dxa"/>
+            <w:shd w:val="clear" w:color="auto" w:fill="auto"/>
+            <w:vAlign w:val="center"/>
+          </w:tcPr>
+          <w:p>
+            <w:pPr>
+              <w:rPr>
+                <w:rFonts w:ascii="Arial" w:hAnsi="Arial" w:cs="Arial"/>
+                <w:sz w:val="18"/>
+                <w:szCs w:val="18"/>
+              </w:rPr>
+            </w:pPr>
+            <w:r>
+              <w:rPr>
+                <w:rFonts w:ascii="Arial" w:hAnsi="Arial" w:cs="Arial"/>
+                <w:sz w:val="18"/>
+                <w:szCs w:val="18"/>
               </w:rPr>
               <w:t>IGMP membership reports for join/leave</w:t>
             </w:r>
@@ -4275,24 +4896,24 @@
         </w:tc>
         <w:tc>
           <w:tcPr>
-            <w:tcW w:w="1667" w:type="dxa"/>
-            <w:shd w:val="clear" w:color="auto" w:fill="auto"/>
-            <w:vAlign w:val="center"/>
-          </w:tcPr>
-          <w:p>
-            <w:pPr>
-              <w:jc w:val="center"/>
-              <w:rPr>
-                <w:rFonts w:ascii="Arial" w:hAnsi="Arial" w:cs="Arial"/>
-                <w:sz w:val="16"/>
-                <w:szCs w:val="16"/>
-              </w:rPr>
-            </w:pPr>
-            <w:r>
-              <w:rPr>
-                <w:rFonts w:ascii="Arial" w:hAnsi="Arial" w:cs="Arial"/>
-                <w:sz w:val="16"/>
-                <w:szCs w:val="16"/>
+            <w:tcW w:w="1570" w:type="dxa"/>
+            <w:shd w:val="clear" w:color="auto" w:fill="auto"/>
+            <w:vAlign w:val="center"/>
+          </w:tcPr>
+          <w:p>
+            <w:pPr>
+              <w:jc w:val="center"/>
+              <w:rPr>
+                <w:rFonts w:ascii="Arial" w:hAnsi="Arial" w:cs="Arial"/>
+                <w:sz w:val="18"/>
+                <w:szCs w:val="18"/>
+              </w:rPr>
+            </w:pPr>
+            <w:r>
+              <w:rPr>
+                <w:rFonts w:ascii="Arial" w:hAnsi="Arial" w:cs="Arial"/>
+                <w:sz w:val="18"/>
+                <w:szCs w:val="18"/>
               </w:rPr>
               <w:t>Informational</w:t>
             </w:r>
@@ -4300,24 +4921,24 @@
         </w:tc>
         <w:tc>
           <w:tcPr>
-            <w:tcW w:w="1083" w:type="dxa"/>
-            <w:shd w:val="clear" w:color="auto" w:fill="auto"/>
-            <w:vAlign w:val="center"/>
-          </w:tcPr>
-          <w:p>
-            <w:pPr>
-              <w:jc w:val="center"/>
-              <w:rPr>
-                <w:rFonts w:ascii="Arial" w:hAnsi="Arial" w:cs="Arial"/>
-                <w:sz w:val="16"/>
-                <w:szCs w:val="16"/>
-              </w:rPr>
-            </w:pPr>
-            <w:r>
-              <w:rPr>
-                <w:rFonts w:ascii="Arial" w:hAnsi="Arial" w:cs="Arial"/>
-                <w:sz w:val="16"/>
-                <w:szCs w:val="16"/>
+            <w:tcW w:w="794" w:type="dxa"/>
+            <w:shd w:val="clear" w:color="auto" w:fill="auto"/>
+            <w:vAlign w:val="center"/>
+          </w:tcPr>
+          <w:p>
+            <w:pPr>
+              <w:jc w:val="center"/>
+              <w:rPr>
+                <w:rFonts w:ascii="Arial" w:hAnsi="Arial" w:cs="Arial"/>
+                <w:sz w:val="18"/>
+                <w:szCs w:val="18"/>
+              </w:rPr>
+            </w:pPr>
+            <w:r>
+              <w:rPr>
+                <w:rFonts w:ascii="Arial" w:hAnsi="Arial" w:cs="Arial"/>
+                <w:sz w:val="18"/>
+                <w:szCs w:val="18"/>
               </w:rPr>
               <w:t>4.2</w:t>
             </w:r>
@@ -4325,52 +4946,43 @@
         </w:tc>
         <w:tc>
           <w:tcPr>
-            <w:tcW w:w="1127" w:type="dxa"/>
-            <w:shd w:val="clear" w:color="auto" w:fill="auto"/>
-            <w:vAlign w:val="center"/>
-          </w:tcPr>
-          <w:p>
-            <w:pPr>
-              <w:jc w:val="center"/>
-              <w:rPr>
-                <w:rFonts w:ascii="Arial" w:hAnsi="Arial" w:cs="Arial"/>
-                <w:sz w:val="16"/>
-                <w:szCs w:val="16"/>
-              </w:rPr>
-            </w:pPr>
-            <w:r>
-              <w:rPr>
-                <w:rFonts w:ascii="Arial" w:hAnsi="Arial" w:cs="Arial"/>
-                <w:sz w:val="16"/>
-                <w:szCs w:val="16"/>
-              </w:rPr>
-              <w:t>NO</w:t>
-            </w:r>
-          </w:p>
-        </w:tc>
-        <w:tc>
-          <w:tcPr>
-            <w:tcW w:w="1827" w:type="dxa"/>
-            <w:shd w:val="clear" w:color="auto" w:fill="auto"/>
-            <w:vAlign w:val="center"/>
-          </w:tcPr>
-          <w:p>
-            <w:pPr>
-              <w:jc w:val="center"/>
-              <w:rPr>
-                <w:rFonts w:ascii="Arial" w:hAnsi="Arial" w:cs="Arial"/>
-                <w:sz w:val="16"/>
-                <w:szCs w:val="16"/>
-              </w:rPr>
-            </w:pPr>
-            <w:r>
-              <w:rPr>
-                <w:rFonts w:ascii="Arial" w:hAnsi="Arial" w:cs="Arial"/>
-                <w:sz w:val="16"/>
-                <w:szCs w:val="16"/>
-              </w:rPr>
-              <w:t>Not implemented</w:t>
-            </w:r>
+            <w:tcW w:w="1026" w:type="dxa"/>
+            <w:shd w:val="clear" w:color="auto" w:fill="auto"/>
+            <w:vAlign w:val="center"/>
+          </w:tcPr>
+          <w:p>
+            <w:pPr>
+              <w:jc w:val="center"/>
+              <w:rPr>
+                <w:rFonts w:ascii="Arial" w:hAnsi="Arial" w:cs="Arial"/>
+                <w:sz w:val="18"/>
+                <w:szCs w:val="18"/>
+              </w:rPr>
+            </w:pPr>
+            <w:r>
+              <w:rPr>
+                <w:rFonts w:ascii="Arial" w:hAnsi="Arial" w:cs="Arial"/>
+                <w:sz w:val="18"/>
+                <w:szCs w:val="18"/>
+              </w:rPr>
+              <w:t>YES</w:t>
+            </w:r>
+          </w:p>
+        </w:tc>
+        <w:tc>
+          <w:tcPr>
+            <w:tcW w:w="1133" w:type="dxa"/>
+            <w:shd w:val="clear" w:color="auto" w:fill="auto"/>
+            <w:vAlign w:val="center"/>
+          </w:tcPr>
+          <w:p>
+            <w:pPr>
+              <w:rPr>
+                <w:rFonts w:ascii="Arial" w:hAnsi="Arial" w:cs="Arial"/>
+                <w:sz w:val="18"/>
+                <w:szCs w:val="18"/>
+              </w:rPr>
+            </w:pPr>
           </w:p>
         </w:tc>
       </w:tr>
@@ -4381,9 +4993,8 @@
         <w:tc>
           <w:tcPr>
             <w:tcW w:w="9016" w:type="dxa"/>
-            <w:gridSpan w:val="6"/>
+            <w:gridSpan w:val="7"/>
             <w:shd w:val="clear" w:color="auto" w:fill="FFFF00"/>
-            <w:vAlign w:val="center"/>
           </w:tcPr>
           <w:p>
             <w:pPr>
@@ -4392,8 +5003,8 @@
                 <w:rFonts w:ascii="Arial" w:hAnsi="Arial" w:cs="Arial"/>
                 <w:b/>
                 <w:bCs/>
-                <w:sz w:val="16"/>
-                <w:szCs w:val="16"/>
+                <w:sz w:val="18"/>
+                <w:szCs w:val="18"/>
               </w:rPr>
             </w:pPr>
             <w:r>
@@ -4401,8 +5012,8 @@
                 <w:rFonts w:ascii="Arial" w:hAnsi="Arial" w:cs="Arial"/>
                 <w:b/>
                 <w:bCs/>
-                <w:sz w:val="16"/>
-                <w:szCs w:val="16"/>
+                <w:sz w:val="18"/>
+                <w:szCs w:val="18"/>
               </w:rPr>
               <w:t>INNER VLAN TAG</w:t>
             </w:r>
@@ -4415,24 +5026,47 @@
         </w:trPr>
         <w:tc>
           <w:tcPr>
-            <w:tcW w:w="562" w:type="dxa"/>
-            <w:shd w:val="clear" w:color="auto" w:fill="auto"/>
-            <w:vAlign w:val="center"/>
-          </w:tcPr>
-          <w:p>
-            <w:pPr>
-              <w:jc w:val="center"/>
-              <w:rPr>
-                <w:rFonts w:ascii="Arial" w:hAnsi="Arial" w:cs="Arial"/>
-                <w:sz w:val="16"/>
-                <w:szCs w:val="16"/>
-              </w:rPr>
-            </w:pPr>
-            <w:r>
-              <w:rPr>
-                <w:rFonts w:ascii="Arial" w:hAnsi="Arial" w:cs="Arial"/>
-                <w:sz w:val="16"/>
-                <w:szCs w:val="16"/>
+            <w:tcW w:w="483" w:type="dxa"/>
+            <w:shd w:val="clear" w:color="auto" w:fill="auto"/>
+            <w:vAlign w:val="center"/>
+          </w:tcPr>
+          <w:p>
+            <w:pPr>
+              <w:jc w:val="center"/>
+              <w:rPr>
+                <w:rFonts w:ascii="Arial" w:hAnsi="Arial" w:cs="Arial"/>
+                <w:sz w:val="18"/>
+                <w:szCs w:val="18"/>
+              </w:rPr>
+            </w:pPr>
+            <w:r>
+              <w:rPr>
+                <w:rFonts w:ascii="Arial" w:hAnsi="Arial" w:cs="Arial"/>
+                <w:sz w:val="18"/>
+                <w:szCs w:val="18"/>
+              </w:rPr>
+              <w:t>26</w:t>
+            </w:r>
+          </w:p>
+        </w:tc>
+        <w:tc>
+          <w:tcPr>
+            <w:tcW w:w="646" w:type="dxa"/>
+          </w:tcPr>
+          <w:p>
+            <w:pPr>
+              <w:jc w:val="center"/>
+              <w:rPr>
+                <w:rFonts w:ascii="Arial" w:hAnsi="Arial" w:cs="Arial"/>
+                <w:sz w:val="18"/>
+                <w:szCs w:val="18"/>
+              </w:rPr>
+            </w:pPr>
+            <w:r>
+              <w:rPr>
+                <w:rFonts w:ascii="Arial" w:hAnsi="Arial" w:cs="Arial"/>
+                <w:sz w:val="18"/>
+                <w:szCs w:val="18"/>
               </w:rPr>
               <w:t>7.1</w:t>
             </w:r>
@@ -4440,49 +5074,58 @@
         </w:tc>
         <w:tc>
           <w:tcPr>
-            <w:tcW w:w="2750" w:type="dxa"/>
-            <w:shd w:val="clear" w:color="auto" w:fill="auto"/>
-            <w:vAlign w:val="center"/>
-          </w:tcPr>
-          <w:p>
-            <w:pPr>
-              <w:jc w:val="center"/>
-              <w:rPr>
-                <w:rFonts w:ascii="Arial" w:hAnsi="Arial" w:cs="Arial"/>
-                <w:sz w:val="16"/>
-                <w:szCs w:val="16"/>
-              </w:rPr>
-            </w:pPr>
-            <w:r>
-              <w:rPr>
-                <w:rFonts w:ascii="Arial" w:hAnsi="Arial" w:cs="Arial"/>
-                <w:sz w:val="16"/>
-                <w:szCs w:val="16"/>
-              </w:rPr>
-              <w:t>Decap frames with inner VLAN SHOULD be discarded</w:t>
-            </w:r>
-          </w:p>
-        </w:tc>
-        <w:tc>
-          <w:tcPr>
-            <w:tcW w:w="1667" w:type="dxa"/>
-            <w:shd w:val="clear" w:color="auto" w:fill="auto"/>
-            <w:vAlign w:val="center"/>
-          </w:tcPr>
-          <w:p>
-            <w:pPr>
-              <w:jc w:val="center"/>
-              <w:rPr>
-                <w:rFonts w:ascii="Arial" w:hAnsi="Arial" w:cs="Arial"/>
-                <w:sz w:val="16"/>
-                <w:szCs w:val="16"/>
-              </w:rPr>
-            </w:pPr>
-            <w:r>
-              <w:rPr>
-                <w:rFonts w:ascii="Arial" w:hAnsi="Arial" w:cs="Arial"/>
-                <w:sz w:val="16"/>
-                <w:szCs w:val="16"/>
+            <w:tcW w:w="3364" w:type="dxa"/>
+            <w:shd w:val="clear" w:color="auto" w:fill="auto"/>
+            <w:vAlign w:val="center"/>
+          </w:tcPr>
+          <w:p>
+            <w:pPr>
+              <w:rPr>
+                <w:rFonts w:ascii="Arial" w:hAnsi="Arial" w:cs="Arial"/>
+                <w:sz w:val="18"/>
+                <w:szCs w:val="18"/>
+              </w:rPr>
+            </w:pPr>
+            <w:proofErr w:type="spellStart"/>
+            <w:r>
+              <w:rPr>
+                <w:rFonts w:ascii="Arial" w:hAnsi="Arial" w:cs="Arial"/>
+                <w:sz w:val="18"/>
+                <w:szCs w:val="18"/>
+              </w:rPr>
+              <w:t>Decap</w:t>
+            </w:r>
+            <w:proofErr w:type="spellEnd"/>
+            <w:r>
+              <w:rPr>
+                <w:rFonts w:ascii="Arial" w:hAnsi="Arial" w:cs="Arial"/>
+                <w:sz w:val="18"/>
+                <w:szCs w:val="18"/>
+              </w:rPr>
+              <w:t xml:space="preserve"> frames with inner VLAN SHOULD be discarded</w:t>
+            </w:r>
+          </w:p>
+        </w:tc>
+        <w:tc>
+          <w:tcPr>
+            <w:tcW w:w="1570" w:type="dxa"/>
+            <w:shd w:val="clear" w:color="auto" w:fill="auto"/>
+            <w:vAlign w:val="center"/>
+          </w:tcPr>
+          <w:p>
+            <w:pPr>
+              <w:jc w:val="center"/>
+              <w:rPr>
+                <w:rFonts w:ascii="Arial" w:hAnsi="Arial" w:cs="Arial"/>
+                <w:sz w:val="18"/>
+                <w:szCs w:val="18"/>
+              </w:rPr>
+            </w:pPr>
+            <w:r>
+              <w:rPr>
+                <w:rFonts w:ascii="Arial" w:hAnsi="Arial" w:cs="Arial"/>
+                <w:sz w:val="18"/>
+                <w:szCs w:val="18"/>
               </w:rPr>
               <w:t>SHOULD</w:t>
             </w:r>
@@ -4490,24 +5133,24 @@
         </w:tc>
         <w:tc>
           <w:tcPr>
-            <w:tcW w:w="1083" w:type="dxa"/>
-            <w:shd w:val="clear" w:color="auto" w:fill="auto"/>
-            <w:vAlign w:val="center"/>
-          </w:tcPr>
-          <w:p>
-            <w:pPr>
-              <w:jc w:val="center"/>
-              <w:rPr>
-                <w:rFonts w:ascii="Arial" w:hAnsi="Arial" w:cs="Arial"/>
-                <w:sz w:val="16"/>
-                <w:szCs w:val="16"/>
-              </w:rPr>
-            </w:pPr>
-            <w:r>
-              <w:rPr>
-                <w:rFonts w:ascii="Arial" w:hAnsi="Arial" w:cs="Arial"/>
-                <w:sz w:val="16"/>
-                <w:szCs w:val="16"/>
+            <w:tcW w:w="794" w:type="dxa"/>
+            <w:shd w:val="clear" w:color="auto" w:fill="auto"/>
+            <w:vAlign w:val="center"/>
+          </w:tcPr>
+          <w:p>
+            <w:pPr>
+              <w:jc w:val="center"/>
+              <w:rPr>
+                <w:rFonts w:ascii="Arial" w:hAnsi="Arial" w:cs="Arial"/>
+                <w:sz w:val="18"/>
+                <w:szCs w:val="18"/>
+              </w:rPr>
+            </w:pPr>
+            <w:r>
+              <w:rPr>
+                <w:rFonts w:ascii="Arial" w:hAnsi="Arial" w:cs="Arial"/>
+                <w:sz w:val="18"/>
+                <w:szCs w:val="18"/>
               </w:rPr>
               <w:t>6.1</w:t>
             </w:r>
@@ -4515,24 +5158,24 @@
         </w:tc>
         <w:tc>
           <w:tcPr>
-            <w:tcW w:w="1127" w:type="dxa"/>
-            <w:shd w:val="clear" w:color="auto" w:fill="auto"/>
-            <w:vAlign w:val="center"/>
-          </w:tcPr>
-          <w:p>
-            <w:pPr>
-              <w:jc w:val="center"/>
-              <w:rPr>
-                <w:rFonts w:ascii="Arial" w:hAnsi="Arial" w:cs="Arial"/>
-                <w:sz w:val="16"/>
-                <w:szCs w:val="16"/>
-              </w:rPr>
-            </w:pPr>
-            <w:r>
-              <w:rPr>
-                <w:rFonts w:ascii="Arial" w:hAnsi="Arial" w:cs="Arial"/>
-                <w:sz w:val="16"/>
-                <w:szCs w:val="16"/>
+            <w:tcW w:w="1026" w:type="dxa"/>
+            <w:shd w:val="clear" w:color="auto" w:fill="auto"/>
+            <w:vAlign w:val="center"/>
+          </w:tcPr>
+          <w:p>
+            <w:pPr>
+              <w:jc w:val="center"/>
+              <w:rPr>
+                <w:rFonts w:ascii="Arial" w:hAnsi="Arial" w:cs="Arial"/>
+                <w:sz w:val="18"/>
+                <w:szCs w:val="18"/>
+              </w:rPr>
+            </w:pPr>
+            <w:r>
+              <w:rPr>
+                <w:rFonts w:ascii="Arial" w:hAnsi="Arial" w:cs="Arial"/>
+                <w:sz w:val="18"/>
+                <w:szCs w:val="18"/>
               </w:rPr>
               <w:t>YES</w:t>
             </w:r>
@@ -4540,17 +5183,17 @@
         </w:tc>
         <w:tc>
           <w:tcPr>
-            <w:tcW w:w="1827" w:type="dxa"/>
-            <w:shd w:val="clear" w:color="auto" w:fill="auto"/>
-            <w:vAlign w:val="center"/>
-          </w:tcPr>
-          <w:p>
-            <w:pPr>
-              <w:jc w:val="center"/>
-              <w:rPr>
-                <w:rFonts w:ascii="Arial" w:hAnsi="Arial" w:cs="Arial"/>
-                <w:sz w:val="16"/>
-                <w:szCs w:val="16"/>
+            <w:tcW w:w="1133" w:type="dxa"/>
+            <w:shd w:val="clear" w:color="auto" w:fill="auto"/>
+            <w:vAlign w:val="center"/>
+          </w:tcPr>
+          <w:p>
+            <w:pPr>
+              <w:jc w:val="center"/>
+              <w:rPr>
+                <w:rFonts w:ascii="Arial" w:hAnsi="Arial" w:cs="Arial"/>
+                <w:sz w:val="18"/>
+                <w:szCs w:val="18"/>
               </w:rPr>
             </w:pPr>
           </w:p>
@@ -4562,24 +5205,47 @@
         </w:trPr>
         <w:tc>
           <w:tcPr>
-            <w:tcW w:w="562" w:type="dxa"/>
-            <w:shd w:val="clear" w:color="auto" w:fill="auto"/>
-            <w:vAlign w:val="center"/>
-          </w:tcPr>
-          <w:p>
-            <w:pPr>
-              <w:jc w:val="center"/>
-              <w:rPr>
-                <w:rFonts w:ascii="Arial" w:hAnsi="Arial" w:cs="Arial"/>
-                <w:sz w:val="16"/>
-                <w:szCs w:val="16"/>
-              </w:rPr>
-            </w:pPr>
-            <w:r>
-              <w:rPr>
-                <w:rFonts w:ascii="Arial" w:hAnsi="Arial" w:cs="Arial"/>
-                <w:sz w:val="16"/>
-                <w:szCs w:val="16"/>
+            <w:tcW w:w="483" w:type="dxa"/>
+            <w:shd w:val="clear" w:color="auto" w:fill="auto"/>
+            <w:vAlign w:val="center"/>
+          </w:tcPr>
+          <w:p>
+            <w:pPr>
+              <w:jc w:val="center"/>
+              <w:rPr>
+                <w:rFonts w:ascii="Arial" w:hAnsi="Arial" w:cs="Arial"/>
+                <w:sz w:val="18"/>
+                <w:szCs w:val="18"/>
+              </w:rPr>
+            </w:pPr>
+            <w:r>
+              <w:rPr>
+                <w:rFonts w:ascii="Arial" w:hAnsi="Arial" w:cs="Arial"/>
+                <w:sz w:val="18"/>
+                <w:szCs w:val="18"/>
+              </w:rPr>
+              <w:t>27</w:t>
+            </w:r>
+          </w:p>
+        </w:tc>
+        <w:tc>
+          <w:tcPr>
+            <w:tcW w:w="646" w:type="dxa"/>
+          </w:tcPr>
+          <w:p>
+            <w:pPr>
+              <w:jc w:val="center"/>
+              <w:rPr>
+                <w:rFonts w:ascii="Arial" w:hAnsi="Arial" w:cs="Arial"/>
+                <w:sz w:val="18"/>
+                <w:szCs w:val="18"/>
+              </w:rPr>
+            </w:pPr>
+            <w:r>
+              <w:rPr>
+                <w:rFonts w:ascii="Arial" w:hAnsi="Arial" w:cs="Arial"/>
+                <w:sz w:val="18"/>
+                <w:szCs w:val="18"/>
               </w:rPr>
               <w:t>7.2</w:t>
             </w:r>
@@ -4587,24 +5253,23 @@
         </w:tc>
         <w:tc>
           <w:tcPr>
-            <w:tcW w:w="2750" w:type="dxa"/>
-            <w:shd w:val="clear" w:color="auto" w:fill="auto"/>
-            <w:vAlign w:val="center"/>
-          </w:tcPr>
-          <w:p>
-            <w:pPr>
-              <w:jc w:val="center"/>
-              <w:rPr>
-                <w:rFonts w:ascii="Arial" w:hAnsi="Arial" w:cs="Arial"/>
-                <w:sz w:val="16"/>
-                <w:szCs w:val="16"/>
-              </w:rPr>
-            </w:pPr>
-            <w:r>
-              <w:rPr>
-                <w:rFonts w:ascii="Arial" w:hAnsi="Arial" w:cs="Arial"/>
-                <w:sz w:val="16"/>
-                <w:szCs w:val="16"/>
+            <w:tcW w:w="3364" w:type="dxa"/>
+            <w:shd w:val="clear" w:color="auto" w:fill="auto"/>
+            <w:vAlign w:val="center"/>
+          </w:tcPr>
+          <w:p>
+            <w:pPr>
+              <w:rPr>
+                <w:rFonts w:ascii="Arial" w:hAnsi="Arial" w:cs="Arial"/>
+                <w:sz w:val="18"/>
+                <w:szCs w:val="18"/>
+              </w:rPr>
+            </w:pPr>
+            <w:r>
+              <w:rPr>
+                <w:rFonts w:ascii="Arial" w:hAnsi="Arial" w:cs="Arial"/>
+                <w:sz w:val="18"/>
+                <w:szCs w:val="18"/>
               </w:rPr>
               <w:t>VTEP SHOULD NOT include inner VLAN on tunnel</w:t>
             </w:r>
@@ -4612,24 +5277,24 @@
         </w:tc>
         <w:tc>
           <w:tcPr>
-            <w:tcW w:w="1667" w:type="dxa"/>
-            <w:shd w:val="clear" w:color="auto" w:fill="auto"/>
-            <w:vAlign w:val="center"/>
-          </w:tcPr>
-          <w:p>
-            <w:pPr>
-              <w:jc w:val="center"/>
-              <w:rPr>
-                <w:rFonts w:ascii="Arial" w:hAnsi="Arial" w:cs="Arial"/>
-                <w:sz w:val="16"/>
-                <w:szCs w:val="16"/>
-              </w:rPr>
-            </w:pPr>
-            <w:r>
-              <w:rPr>
-                <w:rFonts w:ascii="Arial" w:hAnsi="Arial" w:cs="Arial"/>
-                <w:sz w:val="16"/>
-                <w:szCs w:val="16"/>
+            <w:tcW w:w="1570" w:type="dxa"/>
+            <w:shd w:val="clear" w:color="auto" w:fill="auto"/>
+            <w:vAlign w:val="center"/>
+          </w:tcPr>
+          <w:p>
+            <w:pPr>
+              <w:jc w:val="center"/>
+              <w:rPr>
+                <w:rFonts w:ascii="Arial" w:hAnsi="Arial" w:cs="Arial"/>
+                <w:sz w:val="18"/>
+                <w:szCs w:val="18"/>
+              </w:rPr>
+            </w:pPr>
+            <w:r>
+              <w:rPr>
+                <w:rFonts w:ascii="Arial" w:hAnsi="Arial" w:cs="Arial"/>
+                <w:sz w:val="18"/>
+                <w:szCs w:val="18"/>
               </w:rPr>
               <w:t>SHOULD</w:t>
             </w:r>
@@ -4637,24 +5302,24 @@
         </w:tc>
         <w:tc>
           <w:tcPr>
-            <w:tcW w:w="1083" w:type="dxa"/>
-            <w:shd w:val="clear" w:color="auto" w:fill="auto"/>
-            <w:vAlign w:val="center"/>
-          </w:tcPr>
-          <w:p>
-            <w:pPr>
-              <w:jc w:val="center"/>
-              <w:rPr>
-                <w:rFonts w:ascii="Arial" w:hAnsi="Arial" w:cs="Arial"/>
-                <w:sz w:val="16"/>
-                <w:szCs w:val="16"/>
-              </w:rPr>
-            </w:pPr>
-            <w:r>
-              <w:rPr>
-                <w:rFonts w:ascii="Arial" w:hAnsi="Arial" w:cs="Arial"/>
-                <w:sz w:val="16"/>
-                <w:szCs w:val="16"/>
+            <w:tcW w:w="794" w:type="dxa"/>
+            <w:shd w:val="clear" w:color="auto" w:fill="auto"/>
+            <w:vAlign w:val="center"/>
+          </w:tcPr>
+          <w:p>
+            <w:pPr>
+              <w:jc w:val="center"/>
+              <w:rPr>
+                <w:rFonts w:ascii="Arial" w:hAnsi="Arial" w:cs="Arial"/>
+                <w:sz w:val="18"/>
+                <w:szCs w:val="18"/>
+              </w:rPr>
+            </w:pPr>
+            <w:r>
+              <w:rPr>
+                <w:rFonts w:ascii="Arial" w:hAnsi="Arial" w:cs="Arial"/>
+                <w:sz w:val="18"/>
+                <w:szCs w:val="18"/>
               </w:rPr>
               <w:t>6.1</w:t>
             </w:r>
@@ -4662,24 +5327,24 @@
         </w:tc>
         <w:tc>
           <w:tcPr>
-            <w:tcW w:w="1127" w:type="dxa"/>
-            <w:shd w:val="clear" w:color="auto" w:fill="auto"/>
-            <w:vAlign w:val="center"/>
-          </w:tcPr>
-          <w:p>
-            <w:pPr>
-              <w:jc w:val="center"/>
-              <w:rPr>
-                <w:rFonts w:ascii="Arial" w:hAnsi="Arial" w:cs="Arial"/>
-                <w:sz w:val="16"/>
-                <w:szCs w:val="16"/>
-              </w:rPr>
-            </w:pPr>
-            <w:r>
-              <w:rPr>
-                <w:rFonts w:ascii="Arial" w:hAnsi="Arial" w:cs="Arial"/>
-                <w:sz w:val="16"/>
-                <w:szCs w:val="16"/>
+            <w:tcW w:w="1026" w:type="dxa"/>
+            <w:shd w:val="clear" w:color="auto" w:fill="auto"/>
+            <w:vAlign w:val="center"/>
+          </w:tcPr>
+          <w:p>
+            <w:pPr>
+              <w:jc w:val="center"/>
+              <w:rPr>
+                <w:rFonts w:ascii="Arial" w:hAnsi="Arial" w:cs="Arial"/>
+                <w:sz w:val="18"/>
+                <w:szCs w:val="18"/>
+              </w:rPr>
+            </w:pPr>
+            <w:r>
+              <w:rPr>
+                <w:rFonts w:ascii="Arial" w:hAnsi="Arial" w:cs="Arial"/>
+                <w:sz w:val="18"/>
+                <w:szCs w:val="18"/>
               </w:rPr>
               <w:t>YES</w:t>
             </w:r>
@@ -4687,17 +5352,17 @@
         </w:tc>
         <w:tc>
           <w:tcPr>
-            <w:tcW w:w="1827" w:type="dxa"/>
-            <w:shd w:val="clear" w:color="auto" w:fill="auto"/>
-            <w:vAlign w:val="center"/>
-          </w:tcPr>
-          <w:p>
-            <w:pPr>
-              <w:jc w:val="center"/>
-              <w:rPr>
-                <w:rFonts w:ascii="Arial" w:hAnsi="Arial" w:cs="Arial"/>
-                <w:sz w:val="16"/>
-                <w:szCs w:val="16"/>
+            <w:tcW w:w="1133" w:type="dxa"/>
+            <w:shd w:val="clear" w:color="auto" w:fill="auto"/>
+            <w:vAlign w:val="center"/>
+          </w:tcPr>
+          <w:p>
+            <w:pPr>
+              <w:jc w:val="center"/>
+              <w:rPr>
+                <w:rFonts w:ascii="Arial" w:hAnsi="Arial" w:cs="Arial"/>
+                <w:sz w:val="18"/>
+                <w:szCs w:val="18"/>
               </w:rPr>
             </w:pPr>
           </w:p>
@@ -4709,24 +5374,47 @@
         </w:trPr>
         <w:tc>
           <w:tcPr>
-            <w:tcW w:w="562" w:type="dxa"/>
-            <w:shd w:val="clear" w:color="auto" w:fill="auto"/>
-            <w:vAlign w:val="center"/>
-          </w:tcPr>
-          <w:p>
-            <w:pPr>
-              <w:jc w:val="center"/>
-              <w:rPr>
-                <w:rFonts w:ascii="Arial" w:hAnsi="Arial" w:cs="Arial"/>
-                <w:sz w:val="16"/>
-                <w:szCs w:val="16"/>
-              </w:rPr>
-            </w:pPr>
-            <w:r>
-              <w:rPr>
-                <w:rFonts w:ascii="Arial" w:hAnsi="Arial" w:cs="Arial"/>
-                <w:sz w:val="16"/>
-                <w:szCs w:val="16"/>
+            <w:tcW w:w="483" w:type="dxa"/>
+            <w:shd w:val="clear" w:color="auto" w:fill="auto"/>
+            <w:vAlign w:val="center"/>
+          </w:tcPr>
+          <w:p>
+            <w:pPr>
+              <w:jc w:val="center"/>
+              <w:rPr>
+                <w:rFonts w:ascii="Arial" w:hAnsi="Arial" w:cs="Arial"/>
+                <w:sz w:val="18"/>
+                <w:szCs w:val="18"/>
+              </w:rPr>
+            </w:pPr>
+            <w:r>
+              <w:rPr>
+                <w:rFonts w:ascii="Arial" w:hAnsi="Arial" w:cs="Arial"/>
+                <w:sz w:val="18"/>
+                <w:szCs w:val="18"/>
+              </w:rPr>
+              <w:t>28</w:t>
+            </w:r>
+          </w:p>
+        </w:tc>
+        <w:tc>
+          <w:tcPr>
+            <w:tcW w:w="646" w:type="dxa"/>
+          </w:tcPr>
+          <w:p>
+            <w:pPr>
+              <w:jc w:val="center"/>
+              <w:rPr>
+                <w:rFonts w:ascii="Arial" w:hAnsi="Arial" w:cs="Arial"/>
+                <w:sz w:val="18"/>
+                <w:szCs w:val="18"/>
+              </w:rPr>
+            </w:pPr>
+            <w:r>
+              <w:rPr>
+                <w:rFonts w:ascii="Arial" w:hAnsi="Arial" w:cs="Arial"/>
+                <w:sz w:val="18"/>
+                <w:szCs w:val="18"/>
               </w:rPr>
               <w:t>7.3</w:t>
             </w:r>
@@ -4734,49 +5422,68 @@
         </w:tc>
         <w:tc>
           <w:tcPr>
-            <w:tcW w:w="2750" w:type="dxa"/>
-            <w:shd w:val="clear" w:color="auto" w:fill="auto"/>
-            <w:vAlign w:val="center"/>
-          </w:tcPr>
-          <w:p>
-            <w:pPr>
-              <w:jc w:val="center"/>
-              <w:rPr>
-                <w:rFonts w:ascii="Arial" w:hAnsi="Arial" w:cs="Arial"/>
-                <w:sz w:val="16"/>
-                <w:szCs w:val="16"/>
-              </w:rPr>
-            </w:pPr>
-            <w:r>
-              <w:rPr>
-                <w:rFonts w:ascii="Arial" w:hAnsi="Arial" w:cs="Arial"/>
-                <w:sz w:val="16"/>
-                <w:szCs w:val="16"/>
-              </w:rPr>
-              <w:t>Encap VTEP SHOULD strip VLAN before encap</w:t>
-            </w:r>
-          </w:p>
-        </w:tc>
-        <w:tc>
-          <w:tcPr>
-            <w:tcW w:w="1667" w:type="dxa"/>
-            <w:shd w:val="clear" w:color="auto" w:fill="auto"/>
-            <w:vAlign w:val="center"/>
-          </w:tcPr>
-          <w:p>
-            <w:pPr>
-              <w:jc w:val="center"/>
-              <w:rPr>
-                <w:rFonts w:ascii="Arial" w:hAnsi="Arial" w:cs="Arial"/>
-                <w:sz w:val="16"/>
-                <w:szCs w:val="16"/>
-              </w:rPr>
-            </w:pPr>
-            <w:r>
-              <w:rPr>
-                <w:rFonts w:ascii="Arial" w:hAnsi="Arial" w:cs="Arial"/>
-                <w:sz w:val="16"/>
-                <w:szCs w:val="16"/>
+            <w:tcW w:w="3364" w:type="dxa"/>
+            <w:shd w:val="clear" w:color="auto" w:fill="auto"/>
+            <w:vAlign w:val="center"/>
+          </w:tcPr>
+          <w:p>
+            <w:pPr>
+              <w:rPr>
+                <w:rFonts w:ascii="Arial" w:hAnsi="Arial" w:cs="Arial"/>
+                <w:sz w:val="18"/>
+                <w:szCs w:val="18"/>
+              </w:rPr>
+            </w:pPr>
+            <w:proofErr w:type="spellStart"/>
+            <w:r>
+              <w:rPr>
+                <w:rFonts w:ascii="Arial" w:hAnsi="Arial" w:cs="Arial"/>
+                <w:sz w:val="18"/>
+                <w:szCs w:val="18"/>
+              </w:rPr>
+              <w:t>Encap</w:t>
+            </w:r>
+            <w:proofErr w:type="spellEnd"/>
+            <w:r>
+              <w:rPr>
+                <w:rFonts w:ascii="Arial" w:hAnsi="Arial" w:cs="Arial"/>
+                <w:sz w:val="18"/>
+                <w:szCs w:val="18"/>
+              </w:rPr>
+              <w:t xml:space="preserve"> VTEP SHOULD strip VLAN before </w:t>
+            </w:r>
+            <w:proofErr w:type="spellStart"/>
+            <w:r>
+              <w:rPr>
+                <w:rFonts w:ascii="Arial" w:hAnsi="Arial" w:cs="Arial"/>
+                <w:sz w:val="18"/>
+                <w:szCs w:val="18"/>
+              </w:rPr>
+              <w:t>encap</w:t>
+            </w:r>
+            <w:proofErr w:type="spellEnd"/>
+          </w:p>
+        </w:tc>
+        <w:tc>
+          <w:tcPr>
+            <w:tcW w:w="1570" w:type="dxa"/>
+            <w:shd w:val="clear" w:color="auto" w:fill="auto"/>
+            <w:vAlign w:val="center"/>
+          </w:tcPr>
+          <w:p>
+            <w:pPr>
+              <w:jc w:val="center"/>
+              <w:rPr>
+                <w:rFonts w:ascii="Arial" w:hAnsi="Arial" w:cs="Arial"/>
+                <w:sz w:val="18"/>
+                <w:szCs w:val="18"/>
+              </w:rPr>
+            </w:pPr>
+            <w:r>
+              <w:rPr>
+                <w:rFonts w:ascii="Arial" w:hAnsi="Arial" w:cs="Arial"/>
+                <w:sz w:val="18"/>
+                <w:szCs w:val="18"/>
               </w:rPr>
               <w:t>SHOULD</w:t>
             </w:r>
@@ -4784,24 +5491,24 @@
         </w:tc>
         <w:tc>
           <w:tcPr>
-            <w:tcW w:w="1083" w:type="dxa"/>
-            <w:shd w:val="clear" w:color="auto" w:fill="auto"/>
-            <w:vAlign w:val="center"/>
-          </w:tcPr>
-          <w:p>
-            <w:pPr>
-              <w:jc w:val="center"/>
-              <w:rPr>
-                <w:rFonts w:ascii="Arial" w:hAnsi="Arial" w:cs="Arial"/>
-                <w:sz w:val="16"/>
-                <w:szCs w:val="16"/>
-              </w:rPr>
-            </w:pPr>
-            <w:r>
-              <w:rPr>
-                <w:rFonts w:ascii="Arial" w:hAnsi="Arial" w:cs="Arial"/>
-                <w:sz w:val="16"/>
-                <w:szCs w:val="16"/>
+            <w:tcW w:w="794" w:type="dxa"/>
+            <w:shd w:val="clear" w:color="auto" w:fill="auto"/>
+            <w:vAlign w:val="center"/>
+          </w:tcPr>
+          <w:p>
+            <w:pPr>
+              <w:jc w:val="center"/>
+              <w:rPr>
+                <w:rFonts w:ascii="Arial" w:hAnsi="Arial" w:cs="Arial"/>
+                <w:sz w:val="18"/>
+                <w:szCs w:val="18"/>
+              </w:rPr>
+            </w:pPr>
+            <w:r>
+              <w:rPr>
+                <w:rFonts w:ascii="Arial" w:hAnsi="Arial" w:cs="Arial"/>
+                <w:sz w:val="18"/>
+                <w:szCs w:val="18"/>
               </w:rPr>
               <w:t>6.1</w:t>
             </w:r>
@@ -4809,24 +5516,24 @@
         </w:tc>
         <w:tc>
           <w:tcPr>
-            <w:tcW w:w="1127" w:type="dxa"/>
-            <w:shd w:val="clear" w:color="auto" w:fill="auto"/>
-            <w:vAlign w:val="center"/>
-          </w:tcPr>
-          <w:p>
-            <w:pPr>
-              <w:jc w:val="center"/>
-              <w:rPr>
-                <w:rFonts w:ascii="Arial" w:hAnsi="Arial" w:cs="Arial"/>
-                <w:sz w:val="16"/>
-                <w:szCs w:val="16"/>
-              </w:rPr>
-            </w:pPr>
-            <w:r>
-              <w:rPr>
-                <w:rFonts w:ascii="Arial" w:hAnsi="Arial" w:cs="Arial"/>
-                <w:sz w:val="16"/>
-                <w:szCs w:val="16"/>
+            <w:tcW w:w="1026" w:type="dxa"/>
+            <w:shd w:val="clear" w:color="auto" w:fill="auto"/>
+            <w:vAlign w:val="center"/>
+          </w:tcPr>
+          <w:p>
+            <w:pPr>
+              <w:jc w:val="center"/>
+              <w:rPr>
+                <w:rFonts w:ascii="Arial" w:hAnsi="Arial" w:cs="Arial"/>
+                <w:sz w:val="18"/>
+                <w:szCs w:val="18"/>
+              </w:rPr>
+            </w:pPr>
+            <w:r>
+              <w:rPr>
+                <w:rFonts w:ascii="Arial" w:hAnsi="Arial" w:cs="Arial"/>
+                <w:sz w:val="18"/>
+                <w:szCs w:val="18"/>
               </w:rPr>
               <w:t>YES</w:t>
             </w:r>
@@ -4834,17 +5541,17 @@
         </w:tc>
         <w:tc>
           <w:tcPr>
-            <w:tcW w:w="1827" w:type="dxa"/>
-            <w:shd w:val="clear" w:color="auto" w:fill="auto"/>
-            <w:vAlign w:val="center"/>
-          </w:tcPr>
-          <w:p>
-            <w:pPr>
-              <w:jc w:val="center"/>
-              <w:rPr>
-                <w:rFonts w:ascii="Arial" w:hAnsi="Arial" w:cs="Arial"/>
-                <w:sz w:val="16"/>
-                <w:szCs w:val="16"/>
+            <w:tcW w:w="1133" w:type="dxa"/>
+            <w:shd w:val="clear" w:color="auto" w:fill="auto"/>
+            <w:vAlign w:val="center"/>
+          </w:tcPr>
+          <w:p>
+            <w:pPr>
+              <w:jc w:val="center"/>
+              <w:rPr>
+                <w:rFonts w:ascii="Arial" w:hAnsi="Arial" w:cs="Arial"/>
+                <w:sz w:val="18"/>
+                <w:szCs w:val="18"/>
               </w:rPr>
             </w:pPr>
           </w:p>
@@ -4857,17 +5564,16 @@
         <w:tc>
           <w:tcPr>
             <w:tcW w:w="9016" w:type="dxa"/>
-            <w:gridSpan w:val="6"/>
+            <w:gridSpan w:val="7"/>
             <w:shd w:val="clear" w:color="auto" w:fill="FFFF00"/>
-            <w:vAlign w:val="center"/>
-          </w:tcPr>
-          <w:p>
-            <w:pPr>
-              <w:jc w:val="center"/>
-              <w:rPr>
-                <w:rFonts w:ascii="Arial" w:hAnsi="Arial" w:cs="Arial"/>
-                <w:sz w:val="16"/>
-                <w:szCs w:val="16"/>
+          </w:tcPr>
+          <w:p>
+            <w:pPr>
+              <w:jc w:val="center"/>
+              <w:rPr>
+                <w:rFonts w:ascii="Arial" w:hAnsi="Arial" w:cs="Arial"/>
+                <w:sz w:val="18"/>
+                <w:szCs w:val="18"/>
               </w:rPr>
             </w:pPr>
             <w:r>
@@ -4875,8 +5581,8 @@
                 <w:rFonts w:ascii="Arial" w:hAnsi="Arial" w:cs="Arial"/>
                 <w:b/>
                 <w:bCs/>
-                <w:sz w:val="16"/>
-                <w:szCs w:val="16"/>
+                <w:sz w:val="18"/>
+                <w:szCs w:val="18"/>
               </w:rPr>
               <w:t>SECURITY</w:t>
             </w:r>
@@ -4889,24 +5595,47 @@
         </w:trPr>
         <w:tc>
           <w:tcPr>
-            <w:tcW w:w="562" w:type="dxa"/>
-            <w:shd w:val="clear" w:color="auto" w:fill="auto"/>
-            <w:vAlign w:val="center"/>
-          </w:tcPr>
-          <w:p>
-            <w:pPr>
-              <w:jc w:val="center"/>
-              <w:rPr>
-                <w:rFonts w:ascii="Arial" w:hAnsi="Arial" w:cs="Arial"/>
-                <w:sz w:val="16"/>
-                <w:szCs w:val="16"/>
-              </w:rPr>
-            </w:pPr>
-            <w:r>
-              <w:rPr>
-                <w:rFonts w:ascii="Arial" w:hAnsi="Arial" w:cs="Arial"/>
-                <w:sz w:val="16"/>
-                <w:szCs w:val="16"/>
+            <w:tcW w:w="483" w:type="dxa"/>
+            <w:shd w:val="clear" w:color="auto" w:fill="auto"/>
+            <w:vAlign w:val="center"/>
+          </w:tcPr>
+          <w:p>
+            <w:pPr>
+              <w:jc w:val="center"/>
+              <w:rPr>
+                <w:rFonts w:ascii="Arial" w:hAnsi="Arial" w:cs="Arial"/>
+                <w:sz w:val="18"/>
+                <w:szCs w:val="18"/>
+              </w:rPr>
+            </w:pPr>
+            <w:r>
+              <w:rPr>
+                <w:rFonts w:ascii="Arial" w:hAnsi="Arial" w:cs="Arial"/>
+                <w:sz w:val="18"/>
+                <w:szCs w:val="18"/>
+              </w:rPr>
+              <w:t>29</w:t>
+            </w:r>
+          </w:p>
+        </w:tc>
+        <w:tc>
+          <w:tcPr>
+            <w:tcW w:w="646" w:type="dxa"/>
+          </w:tcPr>
+          <w:p>
+            <w:pPr>
+              <w:jc w:val="center"/>
+              <w:rPr>
+                <w:rFonts w:ascii="Arial" w:hAnsi="Arial" w:cs="Arial"/>
+                <w:sz w:val="18"/>
+                <w:szCs w:val="18"/>
+              </w:rPr>
+            </w:pPr>
+            <w:r>
+              <w:rPr>
+                <w:rFonts w:ascii="Arial" w:hAnsi="Arial" w:cs="Arial"/>
+                <w:sz w:val="18"/>
+                <w:szCs w:val="18"/>
               </w:rPr>
               <w:t>8.1</w:t>
             </w:r>
@@ -4914,24 +5643,23 @@
         </w:tc>
         <w:tc>
           <w:tcPr>
-            <w:tcW w:w="2750" w:type="dxa"/>
-            <w:shd w:val="clear" w:color="auto" w:fill="auto"/>
-            <w:vAlign w:val="center"/>
-          </w:tcPr>
-          <w:p>
-            <w:pPr>
-              <w:jc w:val="center"/>
-              <w:rPr>
-                <w:rFonts w:ascii="Arial" w:hAnsi="Arial" w:cs="Arial"/>
-                <w:sz w:val="16"/>
-                <w:szCs w:val="16"/>
-              </w:rPr>
-            </w:pPr>
-            <w:r>
-              <w:rPr>
-                <w:rFonts w:ascii="Arial" w:hAnsi="Arial" w:cs="Arial"/>
-                <w:sz w:val="16"/>
-                <w:szCs w:val="16"/>
+            <w:tcW w:w="3364" w:type="dxa"/>
+            <w:shd w:val="clear" w:color="auto" w:fill="auto"/>
+            <w:vAlign w:val="center"/>
+          </w:tcPr>
+          <w:p>
+            <w:pPr>
+              <w:rPr>
+                <w:rFonts w:ascii="Arial" w:hAnsi="Arial" w:cs="Arial"/>
+                <w:sz w:val="18"/>
+                <w:szCs w:val="18"/>
+              </w:rPr>
+            </w:pPr>
+            <w:r>
+              <w:rPr>
+                <w:rFonts w:ascii="Arial" w:hAnsi="Arial" w:cs="Arial"/>
+                <w:sz w:val="18"/>
+                <w:szCs w:val="18"/>
               </w:rPr>
               <w:t>Validate VNI on reception</w:t>
             </w:r>
@@ -4939,24 +5667,24 @@
         </w:tc>
         <w:tc>
           <w:tcPr>
-            <w:tcW w:w="1667" w:type="dxa"/>
-            <w:shd w:val="clear" w:color="auto" w:fill="auto"/>
-            <w:vAlign w:val="center"/>
-          </w:tcPr>
-          <w:p>
-            <w:pPr>
-              <w:jc w:val="center"/>
-              <w:rPr>
-                <w:rFonts w:ascii="Arial" w:hAnsi="Arial" w:cs="Arial"/>
-                <w:sz w:val="16"/>
-                <w:szCs w:val="16"/>
-              </w:rPr>
-            </w:pPr>
-            <w:r>
-              <w:rPr>
-                <w:rFonts w:ascii="Arial" w:hAnsi="Arial" w:cs="Arial"/>
-                <w:sz w:val="16"/>
-                <w:szCs w:val="16"/>
+            <w:tcW w:w="1570" w:type="dxa"/>
+            <w:shd w:val="clear" w:color="auto" w:fill="auto"/>
+            <w:vAlign w:val="center"/>
+          </w:tcPr>
+          <w:p>
+            <w:pPr>
+              <w:jc w:val="center"/>
+              <w:rPr>
+                <w:rFonts w:ascii="Arial" w:hAnsi="Arial" w:cs="Arial"/>
+                <w:sz w:val="18"/>
+                <w:szCs w:val="18"/>
+              </w:rPr>
+            </w:pPr>
+            <w:r>
+              <w:rPr>
+                <w:rFonts w:ascii="Arial" w:hAnsi="Arial" w:cs="Arial"/>
+                <w:sz w:val="18"/>
+                <w:szCs w:val="18"/>
               </w:rPr>
               <w:t>Implied</w:t>
             </w:r>
@@ -4964,24 +5692,24 @@
         </w:tc>
         <w:tc>
           <w:tcPr>
-            <w:tcW w:w="1083" w:type="dxa"/>
-            <w:shd w:val="clear" w:color="auto" w:fill="auto"/>
-            <w:vAlign w:val="center"/>
-          </w:tcPr>
-          <w:p>
-            <w:pPr>
-              <w:jc w:val="center"/>
-              <w:rPr>
-                <w:rFonts w:ascii="Arial" w:hAnsi="Arial" w:cs="Arial"/>
-                <w:sz w:val="16"/>
-                <w:szCs w:val="16"/>
-              </w:rPr>
-            </w:pPr>
-            <w:r>
-              <w:rPr>
-                <w:rFonts w:ascii="Arial" w:hAnsi="Arial" w:cs="Arial"/>
-                <w:sz w:val="16"/>
-                <w:szCs w:val="16"/>
+            <w:tcW w:w="794" w:type="dxa"/>
+            <w:shd w:val="clear" w:color="auto" w:fill="auto"/>
+            <w:vAlign w:val="center"/>
+          </w:tcPr>
+          <w:p>
+            <w:pPr>
+              <w:jc w:val="center"/>
+              <w:rPr>
+                <w:rFonts w:ascii="Arial" w:hAnsi="Arial" w:cs="Arial"/>
+                <w:sz w:val="18"/>
+                <w:szCs w:val="18"/>
+              </w:rPr>
+            </w:pPr>
+            <w:r>
+              <w:rPr>
+                <w:rFonts w:ascii="Arial" w:hAnsi="Arial" w:cs="Arial"/>
+                <w:sz w:val="18"/>
+                <w:szCs w:val="18"/>
               </w:rPr>
               <w:t>4.1</w:t>
             </w:r>
@@ -4989,24 +5717,24 @@
         </w:tc>
         <w:tc>
           <w:tcPr>
-            <w:tcW w:w="1127" w:type="dxa"/>
-            <w:shd w:val="clear" w:color="auto" w:fill="auto"/>
-            <w:vAlign w:val="center"/>
-          </w:tcPr>
-          <w:p>
-            <w:pPr>
-              <w:jc w:val="center"/>
-              <w:rPr>
-                <w:rFonts w:ascii="Arial" w:hAnsi="Arial" w:cs="Arial"/>
-                <w:sz w:val="16"/>
-                <w:szCs w:val="16"/>
-              </w:rPr>
-            </w:pPr>
-            <w:r>
-              <w:rPr>
-                <w:rFonts w:ascii="Arial" w:hAnsi="Arial" w:cs="Arial"/>
-                <w:sz w:val="16"/>
-                <w:szCs w:val="16"/>
+            <w:tcW w:w="1026" w:type="dxa"/>
+            <w:shd w:val="clear" w:color="auto" w:fill="auto"/>
+            <w:vAlign w:val="center"/>
+          </w:tcPr>
+          <w:p>
+            <w:pPr>
+              <w:jc w:val="center"/>
+              <w:rPr>
+                <w:rFonts w:ascii="Arial" w:hAnsi="Arial" w:cs="Arial"/>
+                <w:sz w:val="18"/>
+                <w:szCs w:val="18"/>
+              </w:rPr>
+            </w:pPr>
+            <w:r>
+              <w:rPr>
+                <w:rFonts w:ascii="Arial" w:hAnsi="Arial" w:cs="Arial"/>
+                <w:sz w:val="18"/>
+                <w:szCs w:val="18"/>
               </w:rPr>
               <w:t>YES</w:t>
             </w:r>
@@ -5014,43 +5742,23 @@
         </w:tc>
         <w:tc>
           <w:tcPr>
-            <w:tcW w:w="1827" w:type="dxa"/>
-            <w:shd w:val="clear" w:color="auto" w:fill="auto"/>
-            <w:vAlign w:val="center"/>
-          </w:tcPr>
-          <w:p>
-            <w:pPr>
-              <w:jc w:val="center"/>
-              <w:rPr>
-                <w:rFonts w:ascii="Arial" w:hAnsi="Arial" w:cs="Arial"/>
-                <w:sz w:val="16"/>
-                <w:szCs w:val="16"/>
+            <w:tcW w:w="1133" w:type="dxa"/>
+            <w:shd w:val="clear" w:color="auto" w:fill="auto"/>
+            <w:vAlign w:val="center"/>
+          </w:tcPr>
+          <w:p>
+            <w:pPr>
+              <w:jc w:val="center"/>
+              <w:rPr>
+                <w:rFonts w:ascii="Arial" w:hAnsi="Arial" w:cs="Arial"/>
+                <w:sz w:val="18"/>
+                <w:szCs w:val="18"/>
               </w:rPr>
             </w:pPr>
           </w:p>
         </w:tc>
       </w:tr>
     </w:tbl>
-    <w:p>
-      <w:pPr>
-        <w:jc w:val="center"/>
-        <w:rPr>
-          <w:rFonts w:ascii="Arial" w:hAnsi="Arial" w:cs="Arial"/>
-          <w:b/>
-          <w:bCs/>
-        </w:rPr>
-      </w:pPr>
-    </w:p>
-    <w:p>
-      <w:pPr>
-        <w:jc w:val="center"/>
-        <w:rPr>
-          <w:rFonts w:ascii="Arial" w:hAnsi="Arial" w:cs="Arial"/>
-          <w:b/>
-          <w:bCs/>
-        </w:rPr>
-      </w:pPr>
-    </w:p>
     <w:p>
       <w:pPr>
         <w:spacing w:after="0" w:line="240" w:lineRule="auto"/>
@@ -5142,6 +5850,51 @@
     </w:p>
     <w:p>
       <w:pPr>
+        <w:pStyle w:val="ListParagraph"/>
+        <w:numPr>
+          <w:ilvl w:val="0"/>
+          <w:numId w:val="19"/>
+        </w:numPr>
+        <w:spacing w:after="0" w:line="240" w:lineRule="auto"/>
+        <w:rPr>
+          <w:rFonts w:ascii="Arial" w:hAnsi="Arial" w:cs="Arial"/>
+          <w:sz w:val="18"/>
+          <w:szCs w:val="18"/>
+        </w:rPr>
+      </w:pPr>
+      <w:r>
+        <w:rPr>
+          <w:rFonts w:ascii="Arial" w:hAnsi="Arial" w:cs="Arial"/>
+          <w:sz w:val="18"/>
+          <w:szCs w:val="18"/>
+        </w:rPr>
+        <w:t xml:space="preserve">For full BUM traffic support - Multicast support </w:t>
+      </w:r>
+      <w:r>
+        <w:rPr>
+          <w:rFonts w:ascii="Arial" w:hAnsi="Arial" w:cs="Arial"/>
+          <w:sz w:val="18"/>
+          <w:szCs w:val="18"/>
+        </w:rPr>
+        <w:t>for VXLAN</w:t>
+      </w:r>
+    </w:p>
+    <w:p>
+      <w:pPr>
+        <w:pStyle w:val="ListParagraph"/>
+        <w:numPr>
+          <w:ilvl w:val="0"/>
+          <w:numId w:val="19"/>
+        </w:numPr>
+        <w:rPr>
+          <w:rFonts w:ascii="Arial" w:hAnsi="Arial" w:cs="Arial"/>
+          <w:sz w:val="18"/>
+          <w:szCs w:val="18"/>
+        </w:rPr>
+      </w:pPr>
+    </w:p>
+    <w:p>
+      <w:pPr>
         <w:spacing w:after="0" w:line="240" w:lineRule="auto"/>
         <w:rPr>
           <w:rFonts w:ascii="Arial" w:hAnsi="Arial" w:cs="Arial"/>
@@ -5182,8 +5935,135 @@
           <w:sz w:val="18"/>
           <w:szCs w:val="18"/>
         </w:rPr>
-        <w:t>For full BUM traffic support - Multicast support needed</w:t>
+        <w:t>Fragment detection</w:t>
       </w:r>
+    </w:p>
+    <w:p>
+      <w:pPr>
+        <w:pStyle w:val="ListParagraph"/>
+        <w:numPr>
+          <w:ilvl w:val="0"/>
+          <w:numId w:val="19"/>
+        </w:numPr>
+        <w:spacing w:after="0" w:line="240" w:lineRule="auto"/>
+        <w:rPr>
+          <w:rFonts w:ascii="Arial" w:hAnsi="Arial" w:cs="Arial"/>
+          <w:sz w:val="18"/>
+          <w:szCs w:val="18"/>
+        </w:rPr>
+      </w:pPr>
+      <w:r>
+        <w:rPr>
+          <w:rFonts w:ascii="Arial" w:hAnsi="Arial" w:cs="Arial"/>
+          <w:sz w:val="18"/>
+          <w:szCs w:val="18"/>
+        </w:rPr>
+        <w:t>Path MTU discovery</w:t>
+      </w:r>
+    </w:p>
+    <w:p>
+      <w:pPr>
+        <w:pStyle w:val="ListParagraph"/>
+        <w:numPr>
+          <w:ilvl w:val="0"/>
+          <w:numId w:val="19"/>
+        </w:numPr>
+        <w:spacing w:after="0" w:line="240" w:lineRule="auto"/>
+        <w:rPr>
+          <w:rFonts w:ascii="Arial" w:hAnsi="Arial" w:cs="Arial"/>
+          <w:sz w:val="18"/>
+          <w:szCs w:val="18"/>
+        </w:rPr>
+      </w:pPr>
+      <w:r>
+        <w:rPr>
+          <w:rFonts w:ascii="Arial" w:hAnsi="Arial" w:cs="Arial"/>
+          <w:sz w:val="18"/>
+          <w:szCs w:val="18"/>
+        </w:rPr>
+        <w:t>IPv6 Support (?)</w:t>
+      </w:r>
+    </w:p>
+    <w:p>
+      <w:pPr>
+        <w:pStyle w:val="ListParagraph"/>
+        <w:numPr>
+          <w:ilvl w:val="0"/>
+          <w:numId w:val="19"/>
+        </w:numPr>
+        <w:spacing w:after="0" w:line="240" w:lineRule="auto"/>
+        <w:rPr>
+          <w:rFonts w:ascii="Arial" w:hAnsi="Arial" w:cs="Arial"/>
+          <w:sz w:val="18"/>
+          <w:szCs w:val="18"/>
+        </w:rPr>
+      </w:pPr>
+      <w:r>
+        <w:rPr>
+          <w:rFonts w:ascii="Arial" w:hAnsi="Arial" w:cs="Arial"/>
+          <w:sz w:val="18"/>
+          <w:szCs w:val="18"/>
+        </w:rPr>
+        <w:t>Hardware Offload hooks (?)</w:t>
+      </w:r>
+    </w:p>
+    <w:p>
+      <w:pPr>
+        <w:pStyle w:val="ListParagraph"/>
+        <w:numPr>
+          <w:ilvl w:val="0"/>
+          <w:numId w:val="19"/>
+        </w:numPr>
+        <w:spacing w:after="0" w:line="240" w:lineRule="auto"/>
+        <w:rPr>
+          <w:rFonts w:ascii="Arial" w:hAnsi="Arial" w:cs="Arial"/>
+          <w:sz w:val="18"/>
+          <w:szCs w:val="18"/>
+        </w:rPr>
+      </w:pPr>
+      <w:r>
+        <w:rPr>
+          <w:rFonts w:ascii="Arial" w:hAnsi="Arial" w:cs="Arial"/>
+          <w:sz w:val="18"/>
+          <w:szCs w:val="18"/>
+        </w:rPr>
+        <w:t>VXLAN GPE (?)</w:t>
+      </w:r>
+    </w:p>
+    <w:p>
+      <w:pPr>
+        <w:pStyle w:val="ListParagraph"/>
+        <w:numPr>
+          <w:ilvl w:val="0"/>
+          <w:numId w:val="19"/>
+        </w:numPr>
+        <w:spacing w:after="0" w:line="240" w:lineRule="auto"/>
+        <w:rPr>
+          <w:rFonts w:ascii="Arial" w:hAnsi="Arial" w:cs="Arial"/>
+          <w:sz w:val="18"/>
+          <w:szCs w:val="18"/>
+        </w:rPr>
+      </w:pPr>
+      <w:r>
+        <w:rPr>
+          <w:rFonts w:ascii="Arial" w:hAnsi="Arial" w:cs="Arial"/>
+          <w:sz w:val="18"/>
+          <w:szCs w:val="18"/>
+        </w:rPr>
+        <w:t>Network service header</w:t>
+      </w:r>
+    </w:p>
+    <w:p>
+      <w:pPr>
+        <w:spacing w:after="0" w:line="240" w:lineRule="auto"/>
+        <w:rPr>
+          <w:rFonts w:ascii="Arial" w:hAnsi="Arial" w:cs="Arial"/>
+          <w:b/>
+          <w:bCs/>
+          <w:sz w:val="22"/>
+          <w:szCs w:val="22"/>
+        </w:rPr>
+      </w:pPr>
     </w:p>
     <w:p>
       <w:pPr>
@@ -5349,7 +6229,39 @@
           <w:sz w:val="22"/>
           <w:szCs w:val="22"/>
         </w:rPr>
-        <w:t xml:space="preserve"> 13 (10 implemented, 3 not implemented)</w:t>
+        <w:t xml:space="preserve"> 13 (1</w:t>
+      </w:r>
+      <w:r>
+        <w:rPr>
+          <w:rFonts w:ascii="Arial" w:hAnsi="Arial" w:cs="Arial"/>
+          <w:sz w:val="22"/>
+          <w:szCs w:val="22"/>
+        </w:rPr>
+        <w:t>3</w:t>
+      </w:r>
+      <w:r>
+        <w:rPr>
+          <w:rFonts w:ascii="Arial" w:hAnsi="Arial" w:cs="Arial"/>
+          <w:sz w:val="22"/>
+          <w:szCs w:val="22"/>
+        </w:rPr>
+        <w:t xml:space="preserve"> implemented, </w:t>
+      </w:r>
+      <w:r>
+        <w:rPr>
+          <w:rFonts w:ascii="Arial" w:hAnsi="Arial" w:cs="Arial"/>
+          <w:sz w:val="22"/>
+          <w:szCs w:val="22"/>
+        </w:rPr>
+        <w:t>0</w:t>
+      </w:r>
+      <w:r>
+        <w:rPr>
+          <w:rFonts w:ascii="Arial" w:hAnsi="Arial" w:cs="Arial"/>
+          <w:sz w:val="22"/>
+          <w:szCs w:val="22"/>
+        </w:rPr>
+        <w:t xml:space="preserve"> not implemented)</w:t>
       </w:r>
     </w:p>
     <w:p>
@@ -5423,15 +6335,7 @@
           <w:sz w:val="20"/>
           <w:szCs w:val="20"/>
         </w:rPr>
-        <w:t>8</w:t>
-      </w:r>
-      <w:r>
-        <w:rPr>
-          <w:rFonts w:ascii="Arial" w:hAnsi="Arial" w:cs="Arial"/>
-          <w:sz w:val="20"/>
-          <w:szCs w:val="20"/>
-        </w:rPr>
-        <w:t>6</w:t>
+        <w:t>90</w:t>
       </w:r>
       <w:r>
         <w:rPr>
@@ -5447,7 +6351,7 @@
           <w:sz w:val="20"/>
           <w:szCs w:val="20"/>
         </w:rPr>
-        <w:t>5</w:t>
+        <w:t>6</w:t>
       </w:r>
       <w:r>
         <w:rPr>
